--- a/test_output/docx_package_complete.docx
+++ b/test_output/docx_package_complete.docx
@@ -3739,7 +3739,7 @@
         <w:top w:val="dotted" w:sz="2" w:space="1" w:color="134163"/>
         <w:bottom w:val="dotted" w:sz="2" w:space="6" w:color="134163"/>
       </w:pBdr>
-      <w:spacing w:before="500" w:after="300" w:line="240.0" w:lineRule="auto"/>
+      <w:spacing w:before="500" w:after="300" w:line="240" w:lineRule="auto"/>
       <w:jc w:val="center"/>
     </w:pPr>
     <w:rPr>
@@ -3771,7 +3771,7 @@
     <w:uiPriority w:val="11"/>
     <w:qFormat/>
     <w:pPr>
-      <w:spacing w:after="560" w:line="240.0" w:lineRule="auto"/>
+      <w:spacing w:after="560" w:line="240" w:lineRule="auto"/>
       <w:jc w:val="center"/>
     </w:pPr>
     <w:rPr>
@@ -3849,7 +3849,7 @@
         <w:top w:val="dotted" w:sz="2" w:space="10" w:color="134163"/>
         <w:bottom w:val="dotted" w:sz="2" w:space="4" w:color="134163"/>
       </w:pBdr>
-      <w:spacing w:before="160" w:line="300.0" w:lineRule="auto"/>
+      <w:spacing w:before="160" w:line="300" w:lineRule="auto"/>
       <w:ind w:left="1440" w:right="1440"/>
     </w:pPr>
     <w:rPr>
@@ -3928,7 +3928,7 @@
     <w:uiPriority w:val="1"/>
     <w:qFormat/>
     <w:pPr>
-      <w:spacing w:after="0" w:line="240.0" w:lineRule="auto"/>
+      <w:spacing w:after="0" w:line="240" w:lineRule="auto"/>
     </w:pPr>
   </w:style>
   <w:style w:type="character" w:styleId="NoSpacingChar" w:customStyle="true">

--- a/test_output/docx_package_complete.docx
+++ b/test_output/docx_package_complete.docx
@@ -1,6 +1,6 @@
 
 <file path=word/document.xml><?xml version="1.0" encoding="utf-8"?>
-<w:document xmlns:w="http://schemas.openxmlformats.org/wordprocessingml/2006/main">
+<w:document xmlns:w="http://schemas.openxmlformats.org/wordprocessingml/2006/main" xmlns:r="http://schemas.openxmlformats.org/officeDocument/2006/relationships" xmlns:w14="http://schemas.microsoft.com/office/word/2010/wordml">
   <w:body>
     <w:p>
       <w:pPr>
@@ -19,7 +19,11 @@
       </w:r>
     </w:p>
     <w:p>
-      <w:pPr/>
+      <w:pPr>
+        <w:rPr>
+          <w:rStyle w:val="Emphasis"/>
+        </w:rPr>
+      </w:pPr>
       <w:r>
         <w:rPr>
           <w:rStyle w:val="Emphasis"/>
@@ -46,207 +50,271 @@
     </w:p>
     <w:p>
       <w:r>
-        <w:t>Lorem ipsum dolor </w:t>
-      </w:r>
+        <w:t xml:space="preserve">Lorem ipsum dolor </w:t>
+      </w:r>
+      <w:proofErr w:type="gramStart"/>
       <w:r>
         <w:t>sit</w:t>
       </w:r>
-      <w:r>
-        <w:t> </w:t>
-      </w:r>
+      <w:proofErr w:type="gramEnd"/>
+      <w:r>
+        <w:t xml:space="preserve"> </w:t>
+      </w:r>
+      <w:proofErr w:type="spellStart"/>
       <w:r>
         <w:t>amet</w:t>
       </w:r>
-      <w:r>
-        <w:t>, </w:t>
-      </w:r>
+      <w:proofErr w:type="spellEnd"/>
+      <w:r>
+        <w:t xml:space="preserve">, </w:t>
+      </w:r>
+      <w:proofErr w:type="spellStart"/>
       <w:r>
         <w:t>consectetur</w:t>
       </w:r>
-      <w:r>
-        <w:t> </w:t>
-      </w:r>
+      <w:proofErr w:type="spellEnd"/>
+      <w:r>
+        <w:t xml:space="preserve"> </w:t>
+      </w:r>
+      <w:proofErr w:type="spellStart"/>
       <w:r>
         <w:t>adipiscing</w:t>
       </w:r>
-      <w:r>
-        <w:t> </w:t>
-      </w:r>
+      <w:proofErr w:type="spellEnd"/>
+      <w:r>
+        <w:t xml:space="preserve"> </w:t>
+      </w:r>
+      <w:proofErr w:type="spellStart"/>
       <w:r>
         <w:t>elit</w:t>
       </w:r>
-      <w:r>
-        <w:t>. Sed do </w:t>
-      </w:r>
+      <w:proofErr w:type="spellEnd"/>
+      <w:r>
+        <w:t xml:space="preserve">. Sed do </w:t>
+      </w:r>
+      <w:proofErr w:type="spellStart"/>
       <w:r>
         <w:t>eiusmod</w:t>
       </w:r>
-      <w:r>
-        <w:t> </w:t>
-      </w:r>
+      <w:proofErr w:type="spellEnd"/>
+      <w:r>
+        <w:t xml:space="preserve"> </w:t>
+      </w:r>
+      <w:proofErr w:type="spellStart"/>
       <w:r>
         <w:t>tempor</w:t>
       </w:r>
-      <w:r>
-        <w:t> </w:t>
-      </w:r>
+      <w:proofErr w:type="spellEnd"/>
+      <w:r>
+        <w:t xml:space="preserve"> </w:t>
+      </w:r>
+      <w:proofErr w:type="spellStart"/>
       <w:r>
         <w:t>incididunt</w:t>
       </w:r>
-      <w:r>
-        <w:t> </w:t>
-      </w:r>
+      <w:proofErr w:type="spellEnd"/>
+      <w:r>
+        <w:t xml:space="preserve"> </w:t>
+      </w:r>
+      <w:proofErr w:type="spellStart"/>
       <w:r>
         <w:t>ut</w:t>
       </w:r>
-      <w:r>
-        <w:t> labore et dolore magna </w:t>
-      </w:r>
+      <w:proofErr w:type="spellEnd"/>
+      <w:r>
+        <w:t xml:space="preserve"> labore et dolore magna </w:t>
+      </w:r>
+      <w:proofErr w:type="spellStart"/>
       <w:r>
         <w:t>aliqua</w:t>
       </w:r>
+      <w:proofErr w:type="spellEnd"/>
       <w:r>
         <w:t>. This comprehensive analysis examines key performance indicators, strategic initiatives, and organizational outcomes for the fourth quarter of 2024.</w:t>
       </w:r>
     </w:p>
     <w:p>
       <w:r>
-        <w:t>Ut </w:t>
-      </w:r>
+        <w:t xml:space="preserve">Ut </w:t>
+      </w:r>
+      <w:proofErr w:type="spellStart"/>
       <w:r>
         <w:t>enim</w:t>
       </w:r>
-      <w:r>
-        <w:t> ad minim </w:t>
-      </w:r>
+      <w:proofErr w:type="spellEnd"/>
+      <w:r>
+        <w:t xml:space="preserve"> ad minim </w:t>
+      </w:r>
+      <w:proofErr w:type="spellStart"/>
       <w:r>
         <w:t>veniam</w:t>
       </w:r>
-      <w:r>
-        <w:t>, </w:t>
-      </w:r>
+      <w:proofErr w:type="spellEnd"/>
+      <w:r>
+        <w:t xml:space="preserve">, </w:t>
+      </w:r>
+      <w:proofErr w:type="spellStart"/>
       <w:r>
         <w:t>quis</w:t>
       </w:r>
-      <w:r>
-        <w:t> </w:t>
-      </w:r>
+      <w:proofErr w:type="spellEnd"/>
+      <w:r>
+        <w:t xml:space="preserve"> </w:t>
+      </w:r>
+      <w:proofErr w:type="spellStart"/>
       <w:r>
         <w:t>nostrud</w:t>
       </w:r>
-      <w:r>
-        <w:t> exercitation </w:t>
-      </w:r>
+      <w:proofErr w:type="spellEnd"/>
+      <w:r>
+        <w:t xml:space="preserve"> exercitation </w:t>
+      </w:r>
+      <w:proofErr w:type="spellStart"/>
       <w:r>
         <w:t>ullamco</w:t>
       </w:r>
-      <w:r>
-        <w:t> </w:t>
-      </w:r>
+      <w:proofErr w:type="spellEnd"/>
+      <w:r>
+        <w:t xml:space="preserve"> </w:t>
+      </w:r>
+      <w:proofErr w:type="spellStart"/>
       <w:r>
         <w:t>laboris</w:t>
       </w:r>
-      <w:r>
-        <w:t> nisi </w:t>
-      </w:r>
+      <w:proofErr w:type="spellEnd"/>
+      <w:r>
+        <w:t xml:space="preserve"> nisi </w:t>
+      </w:r>
+      <w:proofErr w:type="spellStart"/>
       <w:r>
         <w:t>ut</w:t>
       </w:r>
-      <w:r>
-        <w:t> </w:t>
-      </w:r>
+      <w:proofErr w:type="spellEnd"/>
+      <w:r>
+        <w:t xml:space="preserve"> </w:t>
+      </w:r>
+      <w:proofErr w:type="spellStart"/>
       <w:r>
         <w:t>aliquip</w:t>
       </w:r>
-      <w:r>
-        <w:t> ex </w:t>
-      </w:r>
+      <w:proofErr w:type="spellEnd"/>
+      <w:r>
+        <w:t xml:space="preserve"> ex </w:t>
+      </w:r>
+      <w:proofErr w:type="spellStart"/>
       <w:r>
         <w:t>ea</w:t>
       </w:r>
-      <w:r>
-        <w:t> </w:t>
-      </w:r>
+      <w:proofErr w:type="spellEnd"/>
+      <w:r>
+        <w:t xml:space="preserve"> </w:t>
+      </w:r>
+      <w:proofErr w:type="spellStart"/>
       <w:r>
         <w:t>commodo</w:t>
       </w:r>
-      <w:r>
-        <w:t> </w:t>
-      </w:r>
+      <w:proofErr w:type="spellEnd"/>
+      <w:r>
+        <w:t xml:space="preserve"> </w:t>
+      </w:r>
+      <w:proofErr w:type="spellStart"/>
       <w:r>
         <w:t>consequat</w:t>
       </w:r>
-      <w:r>
-        <w:t>. The findings demonstrate significant progress across multiple operational dimensions, with </w:t>
-      </w:r>
+      <w:proofErr w:type="spellEnd"/>
+      <w:r>
+        <w:t xml:space="preserve">. The findings demonstrate significant progress across multiple operational dimensions, with </w:t>
+      </w:r>
+      <w:proofErr w:type="gramStart"/>
       <w:r>
         <w:t>particular strengths</w:t>
       </w:r>
-      <w:r>
-        <w:t> in innovation metrics and customer satisfaction indices.</w:t>
+      <w:proofErr w:type="gramEnd"/>
+      <w:r>
+        <w:t xml:space="preserve"> in innovation metrics and customer satisfaction indices.</w:t>
       </w:r>
     </w:p>
     <w:p>
       <w:r>
-        <w:t>Duis </w:t>
-      </w:r>
+        <w:t xml:space="preserve">Duis </w:t>
+      </w:r>
+      <w:proofErr w:type="spellStart"/>
       <w:r>
         <w:t>aute</w:t>
       </w:r>
-      <w:r>
-        <w:t> </w:t>
-      </w:r>
+      <w:proofErr w:type="spellEnd"/>
+      <w:r>
+        <w:t xml:space="preserve"> </w:t>
+      </w:r>
+      <w:proofErr w:type="spellStart"/>
       <w:r>
         <w:t>irure</w:t>
       </w:r>
-      <w:r>
-        <w:t> dolor in </w:t>
-      </w:r>
+      <w:proofErr w:type="spellEnd"/>
+      <w:r>
+        <w:t xml:space="preserve"> dolor in </w:t>
+      </w:r>
+      <w:proofErr w:type="spellStart"/>
       <w:r>
         <w:t>reprehenderit</w:t>
       </w:r>
-      <w:r>
-        <w:t> in </w:t>
-      </w:r>
+      <w:proofErr w:type="spellEnd"/>
+      <w:r>
+        <w:t xml:space="preserve"> in </w:t>
+      </w:r>
+      <w:proofErr w:type="spellStart"/>
       <w:r>
         <w:t>voluptate</w:t>
       </w:r>
-      <w:r>
-        <w:t> </w:t>
-      </w:r>
+      <w:proofErr w:type="spellEnd"/>
+      <w:r>
+        <w:t xml:space="preserve"> </w:t>
+      </w:r>
+      <w:proofErr w:type="spellStart"/>
       <w:r>
         <w:t>velit</w:t>
       </w:r>
-      <w:r>
-        <w:t> esse </w:t>
-      </w:r>
+      <w:proofErr w:type="spellEnd"/>
+      <w:r>
+        <w:t xml:space="preserve"> esse </w:t>
+      </w:r>
+      <w:proofErr w:type="spellStart"/>
       <w:r>
         <w:t>cillum</w:t>
       </w:r>
-      <w:r>
-        <w:t> dolore </w:t>
-      </w:r>
+      <w:proofErr w:type="spellEnd"/>
+      <w:r>
+        <w:t xml:space="preserve"> dolore </w:t>
+      </w:r>
+      <w:proofErr w:type="spellStart"/>
       <w:r>
         <w:t>eu</w:t>
       </w:r>
-      <w:r>
-        <w:t> </w:t>
-      </w:r>
+      <w:proofErr w:type="spellEnd"/>
+      <w:r>
+        <w:t xml:space="preserve"> </w:t>
+      </w:r>
+      <w:proofErr w:type="spellStart"/>
       <w:r>
         <w:t>fugiat</w:t>
       </w:r>
-      <w:r>
-        <w:t> </w:t>
-      </w:r>
+      <w:proofErr w:type="spellEnd"/>
+      <w:r>
+        <w:t xml:space="preserve"> </w:t>
+      </w:r>
+      <w:proofErr w:type="spellStart"/>
       <w:r>
         <w:t>nulla</w:t>
       </w:r>
-      <w:r>
-        <w:t> </w:t>
-      </w:r>
+      <w:proofErr w:type="spellEnd"/>
+      <w:r>
+        <w:t xml:space="preserve"> </w:t>
+      </w:r>
+      <w:proofErr w:type="spellStart"/>
       <w:r>
         <w:t>pariatur</w:t>
       </w:r>
+      <w:proofErr w:type="spellEnd"/>
       <w:r>
         <w:t>. Strategic recommendations focus on leveraging current momentum while addressing identified areas for improvement in operational efficiency and market penetration.</w:t>
       </w:r>
@@ -270,235 +338,311 @@
     </w:p>
     <w:p>
       <w:r>
-        <w:t>Lorem ipsum dolor </w:t>
-      </w:r>
+        <w:t xml:space="preserve">Lorem ipsum dolor </w:t>
+      </w:r>
+      <w:proofErr w:type="gramStart"/>
       <w:r>
         <w:t>sit</w:t>
       </w:r>
-      <w:r>
-        <w:t> </w:t>
-      </w:r>
+      <w:proofErr w:type="gramEnd"/>
+      <w:r>
+        <w:t xml:space="preserve"> </w:t>
+      </w:r>
+      <w:proofErr w:type="spellStart"/>
       <w:r>
         <w:t>amet</w:t>
       </w:r>
-      <w:r>
-        <w:t>, </w:t>
-      </w:r>
+      <w:proofErr w:type="spellEnd"/>
+      <w:r>
+        <w:t xml:space="preserve">, </w:t>
+      </w:r>
+      <w:proofErr w:type="spellStart"/>
       <w:r>
         <w:t>consectetur</w:t>
       </w:r>
-      <w:r>
-        <w:t> </w:t>
-      </w:r>
+      <w:proofErr w:type="spellEnd"/>
+      <w:r>
+        <w:t xml:space="preserve"> </w:t>
+      </w:r>
+      <w:proofErr w:type="spellStart"/>
       <w:r>
         <w:t>adipiscing</w:t>
       </w:r>
-      <w:r>
-        <w:t> </w:t>
-      </w:r>
+      <w:proofErr w:type="spellEnd"/>
+      <w:r>
+        <w:t xml:space="preserve"> </w:t>
+      </w:r>
+      <w:proofErr w:type="spellStart"/>
       <w:r>
         <w:t>elit</w:t>
       </w:r>
-      <w:r>
-        <w:t>. Integer nec </w:t>
-      </w:r>
+      <w:proofErr w:type="spellEnd"/>
+      <w:r>
+        <w:t xml:space="preserve">. Integer nec </w:t>
+      </w:r>
+      <w:proofErr w:type="spellStart"/>
       <w:r>
         <w:t>odio</w:t>
       </w:r>
-      <w:r>
-        <w:t> </w:t>
-      </w:r>
+      <w:proofErr w:type="spellEnd"/>
+      <w:r>
+        <w:t xml:space="preserve"> </w:t>
+      </w:r>
+      <w:proofErr w:type="spellStart"/>
       <w:r>
         <w:t>praesent</w:t>
       </w:r>
-      <w:r>
-        <w:t> libero sed cursus ante </w:t>
-      </w:r>
+      <w:proofErr w:type="spellEnd"/>
+      <w:r>
+        <w:t xml:space="preserve"> libero sed cursus ante </w:t>
+      </w:r>
+      <w:proofErr w:type="spellStart"/>
       <w:r>
         <w:t>dapibus</w:t>
       </w:r>
-      <w:r>
-        <w:t> diam. Sed nisi </w:t>
-      </w:r>
+      <w:proofErr w:type="spellEnd"/>
+      <w:r>
+        <w:t xml:space="preserve"> diam. Sed nisi </w:t>
+      </w:r>
+      <w:proofErr w:type="spellStart"/>
       <w:r>
         <w:t>etiam</w:t>
       </w:r>
-      <w:r>
-        <w:t> </w:t>
-      </w:r>
+      <w:proofErr w:type="spellEnd"/>
+      <w:r>
+        <w:t xml:space="preserve"> </w:t>
+      </w:r>
+      <w:proofErr w:type="spellStart"/>
       <w:r>
         <w:t>rhoncus</w:t>
       </w:r>
-      <w:r>
-        <w:t> </w:t>
-      </w:r>
+      <w:proofErr w:type="spellEnd"/>
+      <w:r>
+        <w:t xml:space="preserve"> </w:t>
+      </w:r>
+      <w:proofErr w:type="spellStart"/>
       <w:r>
         <w:t>maecenas</w:t>
       </w:r>
-      <w:r>
-        <w:t> tempus </w:t>
-      </w:r>
+      <w:proofErr w:type="spellEnd"/>
+      <w:r>
+        <w:t xml:space="preserve"> tempus </w:t>
+      </w:r>
+      <w:proofErr w:type="spellStart"/>
       <w:r>
         <w:t>tellus</w:t>
       </w:r>
-      <w:r>
-        <w:t> </w:t>
-      </w:r>
+      <w:proofErr w:type="spellEnd"/>
+      <w:r>
+        <w:t xml:space="preserve"> </w:t>
+      </w:r>
+      <w:proofErr w:type="spellStart"/>
       <w:r>
         <w:t>eget</w:t>
       </w:r>
-      <w:r>
-        <w:t> </w:t>
-      </w:r>
+      <w:proofErr w:type="spellEnd"/>
+      <w:r>
+        <w:t xml:space="preserve"> </w:t>
+      </w:r>
+      <w:proofErr w:type="spellStart"/>
       <w:r>
         <w:t>condimentum</w:t>
       </w:r>
-      <w:r>
-        <w:t> </w:t>
-      </w:r>
+      <w:proofErr w:type="spellEnd"/>
+      <w:r>
+        <w:t xml:space="preserve"> </w:t>
+      </w:r>
+      <w:proofErr w:type="spellStart"/>
       <w:r>
         <w:t>rhoncus</w:t>
       </w:r>
+      <w:proofErr w:type="spellEnd"/>
       <w:r>
         <w:t>.</w:t>
       </w:r>
     </w:p>
     <w:p>
+      <w:proofErr w:type="spellStart"/>
       <w:r>
         <w:t>Pellentesque</w:t>
       </w:r>
-      <w:r>
-        <w:t> diam </w:t>
-      </w:r>
+      <w:proofErr w:type="spellEnd"/>
+      <w:r>
+        <w:t xml:space="preserve"> diam </w:t>
+      </w:r>
+      <w:proofErr w:type="spellStart"/>
       <w:r>
         <w:t>volutpat</w:t>
       </w:r>
-      <w:r>
-        <w:t> </w:t>
-      </w:r>
+      <w:proofErr w:type="spellEnd"/>
+      <w:r>
+        <w:t xml:space="preserve"> </w:t>
+      </w:r>
+      <w:proofErr w:type="spellStart"/>
       <w:r>
         <w:t>commodo</w:t>
       </w:r>
-      <w:r>
-        <w:t> sed </w:t>
-      </w:r>
+      <w:proofErr w:type="spellEnd"/>
+      <w:r>
+        <w:t xml:space="preserve"> sed </w:t>
+      </w:r>
+      <w:proofErr w:type="spellStart"/>
       <w:r>
         <w:t>egestas</w:t>
       </w:r>
-      <w:r>
-        <w:t> </w:t>
-      </w:r>
+      <w:proofErr w:type="spellEnd"/>
+      <w:r>
+        <w:t xml:space="preserve"> </w:t>
+      </w:r>
+      <w:proofErr w:type="spellStart"/>
       <w:r>
         <w:t>egestas</w:t>
       </w:r>
-      <w:r>
-        <w:t> </w:t>
-      </w:r>
+      <w:proofErr w:type="spellEnd"/>
+      <w:r>
+        <w:t xml:space="preserve"> </w:t>
+      </w:r>
+      <w:proofErr w:type="spellStart"/>
       <w:r>
         <w:t>fringilla</w:t>
       </w:r>
-      <w:r>
-        <w:t> </w:t>
-      </w:r>
+      <w:proofErr w:type="spellEnd"/>
+      <w:r>
+        <w:t xml:space="preserve"> </w:t>
+      </w:r>
+      <w:proofErr w:type="spellStart"/>
       <w:r>
         <w:t>phasellus</w:t>
       </w:r>
-      <w:r>
-        <w:t> </w:t>
-      </w:r>
+      <w:proofErr w:type="spellEnd"/>
+      <w:r>
+        <w:t xml:space="preserve"> </w:t>
+      </w:r>
+      <w:proofErr w:type="spellStart"/>
       <w:r>
         <w:t>faucibus</w:t>
       </w:r>
-      <w:r>
-        <w:t>. </w:t>
-      </w:r>
+      <w:proofErr w:type="spellEnd"/>
+      <w:r>
+        <w:t xml:space="preserve">. </w:t>
+      </w:r>
+      <w:proofErr w:type="spellStart"/>
       <w:r>
         <w:t>Scelerisque</w:t>
       </w:r>
-      <w:r>
-        <w:t> </w:t>
-      </w:r>
+      <w:proofErr w:type="spellEnd"/>
+      <w:r>
+        <w:t xml:space="preserve"> </w:t>
+      </w:r>
+      <w:proofErr w:type="spellStart"/>
       <w:r>
         <w:t>eleifend</w:t>
       </w:r>
-      <w:r>
-        <w:t> </w:t>
-      </w:r>
+      <w:proofErr w:type="spellEnd"/>
+      <w:r>
+        <w:t xml:space="preserve"> </w:t>
+      </w:r>
+      <w:proofErr w:type="spellStart"/>
       <w:r>
         <w:t>donec</w:t>
       </w:r>
-      <w:r>
-        <w:t> </w:t>
-      </w:r>
+      <w:proofErr w:type="spellEnd"/>
+      <w:r>
+        <w:t xml:space="preserve"> </w:t>
+      </w:r>
+      <w:proofErr w:type="spellStart"/>
       <w:r>
         <w:t>pretium</w:t>
       </w:r>
-      <w:r>
-        <w:t> </w:t>
-      </w:r>
+      <w:proofErr w:type="spellEnd"/>
+      <w:r>
+        <w:t xml:space="preserve"> </w:t>
+      </w:r>
+      <w:proofErr w:type="spellStart"/>
       <w:r>
         <w:t>vulputate</w:t>
       </w:r>
-      <w:r>
-        <w:t> </w:t>
-      </w:r>
+      <w:proofErr w:type="spellEnd"/>
+      <w:r>
+        <w:t xml:space="preserve"> </w:t>
+      </w:r>
+      <w:proofErr w:type="spellStart"/>
       <w:r>
         <w:t>sapien</w:t>
       </w:r>
-      <w:r>
-        <w:t> nec </w:t>
-      </w:r>
+      <w:proofErr w:type="spellEnd"/>
+      <w:r>
+        <w:t xml:space="preserve"> nec </w:t>
+      </w:r>
+      <w:proofErr w:type="spellStart"/>
       <w:r>
         <w:t>sagittis</w:t>
       </w:r>
-      <w:r>
-        <w:t> </w:t>
-      </w:r>
+      <w:proofErr w:type="spellEnd"/>
+      <w:r>
+        <w:t xml:space="preserve"> </w:t>
+      </w:r>
+      <w:proofErr w:type="spellStart"/>
       <w:r>
         <w:t>aliquam</w:t>
       </w:r>
-      <w:r>
-        <w:t> </w:t>
-      </w:r>
+      <w:proofErr w:type="spellEnd"/>
+      <w:r>
+        <w:t xml:space="preserve"> </w:t>
+      </w:r>
+      <w:proofErr w:type="spellStart"/>
       <w:r>
         <w:t>malesuada</w:t>
       </w:r>
-      <w:r>
-        <w:t> </w:t>
-      </w:r>
+      <w:proofErr w:type="spellEnd"/>
+      <w:r>
+        <w:t xml:space="preserve"> </w:t>
+      </w:r>
+      <w:proofErr w:type="spellStart"/>
       <w:r>
         <w:t>bibendum</w:t>
       </w:r>
-      <w:r>
-        <w:t> </w:t>
-      </w:r>
+      <w:proofErr w:type="spellEnd"/>
+      <w:r>
+        <w:t xml:space="preserve"> </w:t>
+      </w:r>
+      <w:proofErr w:type="spellStart"/>
       <w:r>
         <w:t>arcu</w:t>
       </w:r>
-      <w:r>
-        <w:t> vitae </w:t>
-      </w:r>
+      <w:proofErr w:type="spellEnd"/>
+      <w:r>
+        <w:t xml:space="preserve"> vitae </w:t>
+      </w:r>
+      <w:proofErr w:type="spellStart"/>
       <w:r>
         <w:t>elementum</w:t>
       </w:r>
-      <w:r>
-        <w:t> </w:t>
-      </w:r>
+      <w:proofErr w:type="spellEnd"/>
+      <w:r>
+        <w:t xml:space="preserve"> </w:t>
+      </w:r>
+      <w:proofErr w:type="spellStart"/>
       <w:r>
         <w:t>curabitur</w:t>
       </w:r>
-      <w:r>
-        <w:t> vitae nunc sed </w:t>
-      </w:r>
+      <w:proofErr w:type="spellEnd"/>
+      <w:r>
+        <w:t xml:space="preserve"> vitae nunc sed </w:t>
+      </w:r>
+      <w:proofErr w:type="spellStart"/>
       <w:r>
         <w:t>velit</w:t>
       </w:r>
-      <w:r>
-        <w:t> </w:t>
-      </w:r>
+      <w:proofErr w:type="spellEnd"/>
+      <w:r>
+        <w:t xml:space="preserve"> </w:t>
+      </w:r>
+      <w:proofErr w:type="spellStart"/>
       <w:r>
         <w:t>dignissim</w:t>
       </w:r>
+      <w:proofErr w:type="spellEnd"/>
       <w:r>
         <w:t>.</w:t>
       </w:r>
@@ -513,298 +657,394 @@
     </w:p>
     <w:p>
       <w:r>
-        <w:t>Mauris </w:t>
-      </w:r>
+        <w:t xml:space="preserve">Mauris </w:t>
+      </w:r>
+      <w:proofErr w:type="spellStart"/>
       <w:r>
         <w:t>commodo</w:t>
       </w:r>
-      <w:r>
-        <w:t> </w:t>
-      </w:r>
+      <w:proofErr w:type="spellEnd"/>
+      <w:r>
+        <w:t xml:space="preserve"> </w:t>
+      </w:r>
+      <w:proofErr w:type="spellStart"/>
       <w:r>
         <w:t>quis</w:t>
       </w:r>
-      <w:r>
-        <w:t> </w:t>
-      </w:r>
+      <w:proofErr w:type="spellEnd"/>
+      <w:r>
+        <w:t xml:space="preserve"> </w:t>
+      </w:r>
+      <w:proofErr w:type="spellStart"/>
       <w:r>
         <w:t>imperdiet</w:t>
       </w:r>
-      <w:r>
-        <w:t> </w:t>
-      </w:r>
+      <w:proofErr w:type="spellEnd"/>
+      <w:r>
+        <w:t xml:space="preserve"> </w:t>
+      </w:r>
+      <w:proofErr w:type="spellStart"/>
       <w:r>
         <w:t>massa</w:t>
       </w:r>
-      <w:r>
-        <w:t> </w:t>
-      </w:r>
+      <w:proofErr w:type="spellEnd"/>
+      <w:r>
+        <w:t xml:space="preserve"> </w:t>
+      </w:r>
+      <w:proofErr w:type="spellStart"/>
       <w:r>
         <w:t>tincidunt</w:t>
       </w:r>
-      <w:r>
-        <w:t> nunc pulvinar </w:t>
-      </w:r>
+      <w:proofErr w:type="spellEnd"/>
+      <w:r>
+        <w:t xml:space="preserve"> nunc pulvinar </w:t>
+      </w:r>
+      <w:proofErr w:type="spellStart"/>
       <w:r>
         <w:t>sapien</w:t>
       </w:r>
-      <w:r>
-        <w:t> et ligula </w:t>
-      </w:r>
+      <w:proofErr w:type="spellEnd"/>
+      <w:r>
+        <w:t xml:space="preserve"> et ligula </w:t>
+      </w:r>
+      <w:proofErr w:type="spellStart"/>
       <w:r>
         <w:t>ullamcorper</w:t>
       </w:r>
-      <w:r>
-        <w:t> </w:t>
-      </w:r>
+      <w:proofErr w:type="spellEnd"/>
+      <w:r>
+        <w:t xml:space="preserve"> </w:t>
+      </w:r>
+      <w:proofErr w:type="spellStart"/>
       <w:r>
         <w:t>malesuada</w:t>
       </w:r>
-      <w:r>
-        <w:t> </w:t>
-      </w:r>
+      <w:proofErr w:type="spellEnd"/>
+      <w:r>
+        <w:t xml:space="preserve"> </w:t>
+      </w:r>
+      <w:proofErr w:type="spellStart"/>
       <w:r>
         <w:t>proin</w:t>
       </w:r>
-      <w:r>
-        <w:t> libero nunc </w:t>
-      </w:r>
+      <w:proofErr w:type="spellEnd"/>
+      <w:r>
+        <w:t xml:space="preserve"> libero nunc </w:t>
+      </w:r>
+      <w:proofErr w:type="spellStart"/>
       <w:r>
         <w:t>consequat</w:t>
       </w:r>
-      <w:r>
-        <w:t> </w:t>
-      </w:r>
+      <w:proofErr w:type="spellEnd"/>
+      <w:r>
+        <w:t xml:space="preserve"> </w:t>
+      </w:r>
+      <w:proofErr w:type="spellStart"/>
       <w:r>
         <w:t>interdum</w:t>
       </w:r>
-      <w:r>
-        <w:t> </w:t>
-      </w:r>
+      <w:proofErr w:type="spellEnd"/>
+      <w:r>
+        <w:t xml:space="preserve"> </w:t>
+      </w:r>
+      <w:proofErr w:type="spellStart"/>
       <w:r>
         <w:t>varius</w:t>
       </w:r>
-      <w:r>
-        <w:t> sit </w:t>
-      </w:r>
+      <w:proofErr w:type="spellEnd"/>
+      <w:r>
+        <w:t xml:space="preserve"> sit </w:t>
+      </w:r>
+      <w:proofErr w:type="spellStart"/>
       <w:r>
         <w:t>amet</w:t>
       </w:r>
-      <w:r>
-        <w:t> </w:t>
-      </w:r>
+      <w:proofErr w:type="spellEnd"/>
+      <w:r>
+        <w:t xml:space="preserve"> </w:t>
+      </w:r>
+      <w:proofErr w:type="spellStart"/>
       <w:r>
         <w:t>mattis</w:t>
       </w:r>
-      <w:r>
-        <w:t> </w:t>
-      </w:r>
+      <w:proofErr w:type="spellEnd"/>
+      <w:r>
+        <w:t xml:space="preserve"> </w:t>
+      </w:r>
+      <w:proofErr w:type="spellStart"/>
       <w:r>
         <w:t>vulputate</w:t>
       </w:r>
-      <w:r>
-        <w:t> </w:t>
-      </w:r>
+      <w:proofErr w:type="spellEnd"/>
+      <w:r>
+        <w:t xml:space="preserve"> </w:t>
+      </w:r>
+      <w:proofErr w:type="spellStart"/>
       <w:r>
         <w:t>enim</w:t>
       </w:r>
-      <w:r>
-        <w:t> </w:t>
-      </w:r>
+      <w:proofErr w:type="spellEnd"/>
+      <w:r>
+        <w:t xml:space="preserve"> </w:t>
+      </w:r>
+      <w:proofErr w:type="spellStart"/>
       <w:r>
         <w:t>nulla</w:t>
       </w:r>
-      <w:r>
-        <w:t> </w:t>
-      </w:r>
+      <w:proofErr w:type="spellEnd"/>
+      <w:r>
+        <w:t xml:space="preserve"> </w:t>
+      </w:r>
+      <w:proofErr w:type="spellStart"/>
       <w:r>
         <w:t>aliquet</w:t>
       </w:r>
-      <w:r>
-        <w:t> </w:t>
-      </w:r>
+      <w:proofErr w:type="spellEnd"/>
+      <w:r>
+        <w:t xml:space="preserve"> </w:t>
+      </w:r>
+      <w:proofErr w:type="spellStart"/>
       <w:r>
         <w:t>porttitor</w:t>
       </w:r>
-      <w:r>
-        <w:t> </w:t>
-      </w:r>
+      <w:proofErr w:type="spellEnd"/>
+      <w:r>
+        <w:t xml:space="preserve"> </w:t>
+      </w:r>
+      <w:proofErr w:type="spellStart"/>
       <w:r>
         <w:t>lacus</w:t>
       </w:r>
-      <w:r>
-        <w:t> </w:t>
-      </w:r>
+      <w:proofErr w:type="spellEnd"/>
+      <w:r>
+        <w:t xml:space="preserve"> </w:t>
+      </w:r>
+      <w:proofErr w:type="spellStart"/>
       <w:r>
         <w:t>luctus</w:t>
       </w:r>
-      <w:r>
-        <w:t> </w:t>
-      </w:r>
+      <w:proofErr w:type="spellEnd"/>
+      <w:r>
+        <w:t xml:space="preserve"> </w:t>
+      </w:r>
+      <w:proofErr w:type="spellStart"/>
       <w:r>
         <w:t>accumsan</w:t>
       </w:r>
-      <w:r>
-        <w:t> </w:t>
-      </w:r>
+      <w:proofErr w:type="spellEnd"/>
+      <w:r>
+        <w:t xml:space="preserve"> </w:t>
+      </w:r>
+      <w:proofErr w:type="spellStart"/>
       <w:r>
         <w:t>tortor</w:t>
       </w:r>
-      <w:r>
-        <w:t> </w:t>
-      </w:r>
+      <w:proofErr w:type="spellEnd"/>
+      <w:r>
+        <w:t xml:space="preserve"> </w:t>
+      </w:r>
+      <w:proofErr w:type="spellStart"/>
       <w:r>
         <w:t>posuere</w:t>
       </w:r>
+      <w:proofErr w:type="spellEnd"/>
       <w:r>
         <w:t>.</w:t>
       </w:r>
     </w:p>
     <w:p>
       <w:r>
-        <w:t>Ac </w:t>
-      </w:r>
+        <w:t xml:space="preserve">Ac </w:t>
+      </w:r>
+      <w:proofErr w:type="spellStart"/>
       <w:r>
         <w:t>turpis</w:t>
       </w:r>
-      <w:r>
-        <w:t> </w:t>
-      </w:r>
+      <w:proofErr w:type="spellEnd"/>
+      <w:r>
+        <w:t xml:space="preserve"> </w:t>
+      </w:r>
+      <w:proofErr w:type="spellStart"/>
       <w:r>
         <w:t>egestas</w:t>
       </w:r>
-      <w:r>
-        <w:t> integer </w:t>
-      </w:r>
+      <w:proofErr w:type="spellEnd"/>
+      <w:r>
+        <w:t xml:space="preserve"> integer </w:t>
+      </w:r>
+      <w:proofErr w:type="spellStart"/>
       <w:r>
         <w:t>eget</w:t>
       </w:r>
-      <w:r>
-        <w:t> </w:t>
-      </w:r>
+      <w:proofErr w:type="spellEnd"/>
+      <w:r>
+        <w:t xml:space="preserve"> </w:t>
+      </w:r>
+      <w:proofErr w:type="spellStart"/>
       <w:r>
         <w:t>aliquet</w:t>
       </w:r>
-      <w:r>
-        <w:t> </w:t>
-      </w:r>
+      <w:proofErr w:type="spellEnd"/>
+      <w:r>
+        <w:t xml:space="preserve"> </w:t>
+      </w:r>
+      <w:proofErr w:type="spellStart"/>
       <w:r>
         <w:t>nibh</w:t>
       </w:r>
-      <w:r>
-        <w:t> </w:t>
-      </w:r>
+      <w:proofErr w:type="spellEnd"/>
+      <w:r>
+        <w:t xml:space="preserve"> </w:t>
+      </w:r>
+      <w:proofErr w:type="spellStart"/>
       <w:r>
         <w:t>praesent</w:t>
       </w:r>
-      <w:r>
-        <w:t> </w:t>
-      </w:r>
+      <w:proofErr w:type="spellEnd"/>
+      <w:r>
+        <w:t xml:space="preserve"> </w:t>
+      </w:r>
+      <w:proofErr w:type="spellStart"/>
       <w:r>
         <w:t>tristique</w:t>
       </w:r>
-      <w:r>
-        <w:t> magna sit </w:t>
-      </w:r>
+      <w:proofErr w:type="spellEnd"/>
+      <w:r>
+        <w:t xml:space="preserve"> magna sit </w:t>
+      </w:r>
+      <w:proofErr w:type="spellStart"/>
       <w:r>
         <w:t>amet</w:t>
       </w:r>
-      <w:r>
-        <w:t> </w:t>
-      </w:r>
+      <w:proofErr w:type="spellEnd"/>
+      <w:r>
+        <w:t xml:space="preserve"> </w:t>
+      </w:r>
+      <w:proofErr w:type="spellStart"/>
       <w:r>
         <w:t>purus</w:t>
       </w:r>
-      <w:r>
-        <w:t> gravida </w:t>
-      </w:r>
+      <w:proofErr w:type="spellEnd"/>
+      <w:r>
+        <w:t xml:space="preserve"> gravida </w:t>
+      </w:r>
+      <w:proofErr w:type="spellStart"/>
       <w:r>
         <w:t>quis</w:t>
       </w:r>
-      <w:r>
-        <w:t> </w:t>
-      </w:r>
+      <w:proofErr w:type="spellEnd"/>
+      <w:r>
+        <w:t xml:space="preserve"> </w:t>
+      </w:r>
+      <w:proofErr w:type="spellStart"/>
       <w:r>
         <w:t>blandit</w:t>
       </w:r>
-      <w:r>
-        <w:t> </w:t>
-      </w:r>
+      <w:proofErr w:type="spellEnd"/>
+      <w:r>
+        <w:t xml:space="preserve"> </w:t>
+      </w:r>
+      <w:proofErr w:type="spellStart"/>
       <w:r>
         <w:t>turpis</w:t>
       </w:r>
-      <w:r>
-        <w:t> cursus in hac </w:t>
-      </w:r>
+      <w:proofErr w:type="spellEnd"/>
+      <w:r>
+        <w:t xml:space="preserve"> cursus in hac </w:t>
+      </w:r>
+      <w:proofErr w:type="spellStart"/>
       <w:r>
         <w:t>habitasse</w:t>
       </w:r>
-      <w:r>
-        <w:t> </w:t>
-      </w:r>
+      <w:proofErr w:type="spellEnd"/>
+      <w:r>
+        <w:t xml:space="preserve"> </w:t>
+      </w:r>
+      <w:proofErr w:type="spellStart"/>
       <w:r>
         <w:t>platea</w:t>
       </w:r>
-      <w:r>
-        <w:t> </w:t>
-      </w:r>
+      <w:proofErr w:type="spellEnd"/>
+      <w:r>
+        <w:t xml:space="preserve"> </w:t>
+      </w:r>
+      <w:proofErr w:type="spellStart"/>
       <w:r>
         <w:t>dictumst</w:t>
       </w:r>
-      <w:r>
-        <w:t> </w:t>
-      </w:r>
+      <w:proofErr w:type="spellEnd"/>
+      <w:r>
+        <w:t xml:space="preserve"> </w:t>
+      </w:r>
+      <w:proofErr w:type="spellStart"/>
       <w:r>
         <w:t>quisque</w:t>
       </w:r>
-      <w:r>
-        <w:t> </w:t>
-      </w:r>
+      <w:proofErr w:type="spellEnd"/>
+      <w:r>
+        <w:t xml:space="preserve"> </w:t>
+      </w:r>
+      <w:proofErr w:type="spellStart"/>
       <w:r>
         <w:t>sagittis</w:t>
       </w:r>
-      <w:r>
-        <w:t> </w:t>
-      </w:r>
+      <w:proofErr w:type="spellEnd"/>
+      <w:r>
+        <w:t xml:space="preserve"> </w:t>
+      </w:r>
+      <w:proofErr w:type="spellStart"/>
       <w:r>
         <w:t>purus</w:t>
       </w:r>
-      <w:r>
-        <w:t> sit </w:t>
-      </w:r>
+      <w:proofErr w:type="spellEnd"/>
+      <w:r>
+        <w:t xml:space="preserve"> sit </w:t>
+      </w:r>
+      <w:proofErr w:type="spellStart"/>
       <w:r>
         <w:t>amet</w:t>
       </w:r>
-      <w:r>
-        <w:t> </w:t>
-      </w:r>
+      <w:proofErr w:type="spellEnd"/>
+      <w:r>
+        <w:t xml:space="preserve"> </w:t>
+      </w:r>
+      <w:proofErr w:type="spellStart"/>
       <w:r>
         <w:t>volutpat</w:t>
       </w:r>
-      <w:r>
-        <w:t> </w:t>
-      </w:r>
+      <w:proofErr w:type="spellEnd"/>
+      <w:r>
+        <w:t xml:space="preserve"> </w:t>
+      </w:r>
+      <w:proofErr w:type="spellStart"/>
       <w:r>
         <w:t>consequat</w:t>
       </w:r>
-      <w:r>
-        <w:t> </w:t>
-      </w:r>
+      <w:proofErr w:type="spellEnd"/>
+      <w:r>
+        <w:t xml:space="preserve"> </w:t>
+      </w:r>
+      <w:proofErr w:type="spellStart"/>
       <w:r>
         <w:t>mauris</w:t>
       </w:r>
-      <w:r>
-        <w:t> nunc </w:t>
-      </w:r>
+      <w:proofErr w:type="spellEnd"/>
+      <w:r>
+        <w:t xml:space="preserve"> nunc </w:t>
+      </w:r>
+      <w:proofErr w:type="spellStart"/>
       <w:r>
         <w:t>congue</w:t>
       </w:r>
-      <w:r>
-        <w:t> nisi vitae </w:t>
-      </w:r>
+      <w:proofErr w:type="spellEnd"/>
+      <w:r>
+        <w:t xml:space="preserve"> nisi vitae </w:t>
+      </w:r>
+      <w:proofErr w:type="spellStart"/>
       <w:r>
         <w:t>suscipit</w:t>
       </w:r>
+      <w:proofErr w:type="spellEnd"/>
       <w:r>
         <w:t>.</w:t>
       </w:r>
@@ -838,13 +1078,13 @@
         <w:t>t is a continuous journey that never ends.</w:t>
       </w:r>
       <w:r>
-        <w:t> (Intense quotation style)</w:t>
+        <w:t xml:space="preserve"> (Intense quotation style)</w:t>
       </w:r>
       <w:r>
         <w:t>"</w:t>
       </w:r>
       <w:r>
-        <w:t> </w:t>
+        <w:t xml:space="preserve"> </w:t>
       </w:r>
     </w:p>
     <w:p/>
@@ -866,309 +1106,409 @@
     </w:p>
     <w:p>
       <w:r>
-        <w:t>Tellus integer </w:t>
-      </w:r>
+        <w:t xml:space="preserve">Tellus integer </w:t>
+      </w:r>
+      <w:proofErr w:type="spellStart"/>
       <w:r>
         <w:t>feugiat</w:t>
       </w:r>
-      <w:r>
-        <w:t> </w:t>
-      </w:r>
+      <w:proofErr w:type="spellEnd"/>
+      <w:r>
+        <w:t xml:space="preserve"> </w:t>
+      </w:r>
+      <w:proofErr w:type="spellStart"/>
       <w:r>
         <w:t>scelerisque</w:t>
       </w:r>
-      <w:r>
-        <w:t> </w:t>
-      </w:r>
+      <w:proofErr w:type="spellEnd"/>
+      <w:r>
+        <w:t xml:space="preserve"> </w:t>
+      </w:r>
+      <w:proofErr w:type="spellStart"/>
       <w:r>
         <w:t>varius</w:t>
       </w:r>
-      <w:r>
-        <w:t> </w:t>
-      </w:r>
+      <w:proofErr w:type="spellEnd"/>
+      <w:r>
+        <w:t xml:space="preserve"> </w:t>
+      </w:r>
+      <w:proofErr w:type="spellStart"/>
       <w:r>
         <w:t>morbi</w:t>
       </w:r>
-      <w:r>
-        <w:t> </w:t>
-      </w:r>
+      <w:proofErr w:type="spellEnd"/>
+      <w:r>
+        <w:t xml:space="preserve"> </w:t>
+      </w:r>
+      <w:proofErr w:type="spellStart"/>
       <w:r>
         <w:t>enim</w:t>
       </w:r>
-      <w:r>
-        <w:t> nunc </w:t>
-      </w:r>
+      <w:proofErr w:type="spellEnd"/>
+      <w:r>
+        <w:t xml:space="preserve"> nunc </w:t>
+      </w:r>
+      <w:proofErr w:type="spellStart"/>
       <w:r>
         <w:t>faucibus</w:t>
       </w:r>
-      <w:r>
-        <w:t> a </w:t>
-      </w:r>
+      <w:proofErr w:type="spellEnd"/>
+      <w:r>
+        <w:t xml:space="preserve"> a </w:t>
+      </w:r>
+      <w:proofErr w:type="spellStart"/>
       <w:r>
         <w:t>pellentesque</w:t>
       </w:r>
-      <w:r>
-        <w:t> sit </w:t>
-      </w:r>
+      <w:proofErr w:type="spellEnd"/>
+      <w:r>
+        <w:t xml:space="preserve"> sit </w:t>
+      </w:r>
+      <w:proofErr w:type="spellStart"/>
       <w:r>
         <w:t>amet</w:t>
       </w:r>
-      <w:r>
-        <w:t> </w:t>
-      </w:r>
+      <w:proofErr w:type="spellEnd"/>
+      <w:r>
+        <w:t xml:space="preserve"> </w:t>
+      </w:r>
+      <w:proofErr w:type="spellStart"/>
       <w:r>
         <w:t>porttitor</w:t>
       </w:r>
-      <w:r>
-        <w:t> </w:t>
-      </w:r>
+      <w:proofErr w:type="spellEnd"/>
+      <w:r>
+        <w:t xml:space="preserve"> </w:t>
+      </w:r>
+      <w:proofErr w:type="spellStart"/>
       <w:r>
         <w:t>eget</w:t>
       </w:r>
-      <w:r>
-        <w:t> dolor </w:t>
-      </w:r>
+      <w:proofErr w:type="spellEnd"/>
+      <w:r>
+        <w:t xml:space="preserve"> dolor </w:t>
+      </w:r>
+      <w:proofErr w:type="spellStart"/>
       <w:r>
         <w:t>morbi</w:t>
       </w:r>
-      <w:r>
-        <w:t> non </w:t>
-      </w:r>
+      <w:proofErr w:type="spellEnd"/>
+      <w:r>
+        <w:t xml:space="preserve"> non </w:t>
+      </w:r>
+      <w:proofErr w:type="spellStart"/>
       <w:r>
         <w:t>arcu</w:t>
       </w:r>
-      <w:r>
-        <w:t> </w:t>
-      </w:r>
+      <w:proofErr w:type="spellEnd"/>
+      <w:r>
+        <w:t xml:space="preserve"> </w:t>
+      </w:r>
+      <w:proofErr w:type="spellStart"/>
       <w:r>
         <w:t>risus</w:t>
       </w:r>
-      <w:r>
-        <w:t> </w:t>
-      </w:r>
+      <w:proofErr w:type="spellEnd"/>
+      <w:r>
+        <w:t xml:space="preserve"> </w:t>
+      </w:r>
+      <w:proofErr w:type="spellStart"/>
       <w:r>
         <w:t>quis</w:t>
       </w:r>
-      <w:r>
-        <w:t> </w:t>
-      </w:r>
+      <w:proofErr w:type="spellEnd"/>
+      <w:r>
+        <w:t xml:space="preserve"> </w:t>
+      </w:r>
+      <w:proofErr w:type="spellStart"/>
       <w:r>
         <w:t>varius</w:t>
       </w:r>
-      <w:r>
-        <w:t> </w:t>
-      </w:r>
+      <w:proofErr w:type="spellEnd"/>
+      <w:r>
+        <w:t xml:space="preserve"> </w:t>
+      </w:r>
+      <w:proofErr w:type="spellStart"/>
       <w:r>
         <w:t>quam</w:t>
       </w:r>
-      <w:r>
-        <w:t> </w:t>
-      </w:r>
+      <w:proofErr w:type="spellEnd"/>
+      <w:r>
+        <w:t xml:space="preserve"> </w:t>
+      </w:r>
+      <w:proofErr w:type="spellStart"/>
       <w:r>
         <w:t>quisque</w:t>
       </w:r>
-      <w:r>
-        <w:t> id diam vel </w:t>
-      </w:r>
+      <w:proofErr w:type="spellEnd"/>
+      <w:r>
+        <w:t xml:space="preserve"> id diam vel </w:t>
+      </w:r>
+      <w:proofErr w:type="spellStart"/>
       <w:r>
         <w:t>quam</w:t>
       </w:r>
-      <w:r>
-        <w:t> </w:t>
-      </w:r>
+      <w:proofErr w:type="spellEnd"/>
+      <w:r>
+        <w:t xml:space="preserve"> </w:t>
+      </w:r>
+      <w:proofErr w:type="spellStart"/>
       <w:r>
         <w:t>elementum</w:t>
       </w:r>
-      <w:r>
-        <w:t> pulvinar </w:t>
-      </w:r>
+      <w:proofErr w:type="spellEnd"/>
+      <w:r>
+        <w:t xml:space="preserve"> pulvinar </w:t>
+      </w:r>
+      <w:proofErr w:type="spellStart"/>
       <w:r>
         <w:t>etiam</w:t>
       </w:r>
-      <w:r>
-        <w:t> non </w:t>
-      </w:r>
+      <w:proofErr w:type="spellEnd"/>
+      <w:r>
+        <w:t xml:space="preserve"> non </w:t>
+      </w:r>
+      <w:proofErr w:type="spellStart"/>
       <w:r>
         <w:t>quam</w:t>
       </w:r>
-      <w:r>
-        <w:t> </w:t>
-      </w:r>
+      <w:proofErr w:type="spellEnd"/>
+      <w:r>
+        <w:t xml:space="preserve"> </w:t>
+      </w:r>
+      <w:proofErr w:type="spellStart"/>
       <w:r>
         <w:t>lacus</w:t>
       </w:r>
-      <w:r>
-        <w:t> </w:t>
-      </w:r>
+      <w:proofErr w:type="spellEnd"/>
+      <w:r>
+        <w:t xml:space="preserve"> </w:t>
+      </w:r>
+      <w:proofErr w:type="spellStart"/>
       <w:r>
         <w:t>suspendisse</w:t>
       </w:r>
-      <w:r>
-        <w:t> </w:t>
-      </w:r>
+      <w:proofErr w:type="spellEnd"/>
+      <w:r>
+        <w:t xml:space="preserve"> </w:t>
+      </w:r>
+      <w:proofErr w:type="spellStart"/>
       <w:r>
         <w:t>faucibus</w:t>
       </w:r>
+      <w:proofErr w:type="spellEnd"/>
       <w:r>
         <w:t>.</w:t>
       </w:r>
     </w:p>
     <w:p>
+      <w:proofErr w:type="spellStart"/>
       <w:r>
         <w:t>Interdum</w:t>
       </w:r>
-      <w:r>
-        <w:t> </w:t>
-      </w:r>
+      <w:proofErr w:type="spellEnd"/>
+      <w:r>
+        <w:t xml:space="preserve"> </w:t>
+      </w:r>
+      <w:proofErr w:type="spellStart"/>
       <w:r>
         <w:t>velit</w:t>
       </w:r>
-      <w:r>
-        <w:t> </w:t>
-      </w:r>
+      <w:proofErr w:type="spellEnd"/>
+      <w:r>
+        <w:t xml:space="preserve"> </w:t>
+      </w:r>
+      <w:proofErr w:type="spellStart"/>
       <w:r>
         <w:t>laoreet</w:t>
       </w:r>
-      <w:r>
-        <w:t> id </w:t>
-      </w:r>
+      <w:proofErr w:type="spellEnd"/>
+      <w:r>
+        <w:t xml:space="preserve"> id </w:t>
+      </w:r>
+      <w:proofErr w:type="spellStart"/>
       <w:r>
         <w:t>donec</w:t>
       </w:r>
-      <w:r>
-        <w:t> </w:t>
-      </w:r>
+      <w:proofErr w:type="spellEnd"/>
+      <w:r>
+        <w:t xml:space="preserve"> </w:t>
+      </w:r>
+      <w:proofErr w:type="spellStart"/>
       <w:r>
         <w:t>ultrices</w:t>
       </w:r>
-      <w:r>
-        <w:t> </w:t>
-      </w:r>
+      <w:proofErr w:type="spellEnd"/>
+      <w:r>
+        <w:t xml:space="preserve"> </w:t>
+      </w:r>
+      <w:proofErr w:type="spellStart"/>
       <w:r>
         <w:t>tincidunt</w:t>
       </w:r>
-      <w:r>
-        <w:t> </w:t>
-      </w:r>
+      <w:proofErr w:type="spellEnd"/>
+      <w:r>
+        <w:t xml:space="preserve"> </w:t>
+      </w:r>
+      <w:proofErr w:type="spellStart"/>
       <w:r>
         <w:t>arcu</w:t>
       </w:r>
-      <w:r>
-        <w:t> non </w:t>
-      </w:r>
+      <w:proofErr w:type="spellEnd"/>
+      <w:r>
+        <w:t xml:space="preserve"> non </w:t>
+      </w:r>
+      <w:proofErr w:type="spellStart"/>
       <w:r>
         <w:t>sodales</w:t>
       </w:r>
-      <w:r>
-        <w:t> </w:t>
-      </w:r>
+      <w:proofErr w:type="spellEnd"/>
+      <w:r>
+        <w:t xml:space="preserve"> </w:t>
+      </w:r>
+      <w:proofErr w:type="spellStart"/>
       <w:r>
         <w:t>neque</w:t>
       </w:r>
-      <w:r>
-        <w:t> </w:t>
-      </w:r>
+      <w:proofErr w:type="spellEnd"/>
+      <w:r>
+        <w:t xml:space="preserve"> </w:t>
+      </w:r>
+      <w:proofErr w:type="spellStart"/>
       <w:r>
         <w:t>sodales</w:t>
       </w:r>
-      <w:r>
-        <w:t> </w:t>
-      </w:r>
+      <w:proofErr w:type="spellEnd"/>
+      <w:r>
+        <w:t xml:space="preserve"> </w:t>
+      </w:r>
+      <w:proofErr w:type="spellStart"/>
       <w:r>
         <w:t>ut</w:t>
       </w:r>
-      <w:r>
-        <w:t> </w:t>
-      </w:r>
+      <w:proofErr w:type="spellEnd"/>
+      <w:r>
+        <w:t xml:space="preserve"> </w:t>
+      </w:r>
+      <w:proofErr w:type="spellStart"/>
       <w:r>
         <w:t>etiam</w:t>
       </w:r>
-      <w:r>
-        <w:t> sit </w:t>
-      </w:r>
+      <w:proofErr w:type="spellEnd"/>
+      <w:r>
+        <w:t xml:space="preserve"> sit </w:t>
+      </w:r>
+      <w:proofErr w:type="spellStart"/>
       <w:r>
         <w:t>amet</w:t>
       </w:r>
-      <w:r>
-        <w:t> </w:t>
-      </w:r>
+      <w:proofErr w:type="spellEnd"/>
+      <w:r>
+        <w:t xml:space="preserve"> </w:t>
+      </w:r>
+      <w:proofErr w:type="spellStart"/>
       <w:r>
         <w:t>nisl</w:t>
       </w:r>
-      <w:r>
-        <w:t> </w:t>
-      </w:r>
+      <w:proofErr w:type="spellEnd"/>
+      <w:r>
+        <w:t xml:space="preserve"> </w:t>
+      </w:r>
+      <w:proofErr w:type="spellStart"/>
       <w:r>
         <w:t>purus</w:t>
       </w:r>
-      <w:r>
-        <w:t> in </w:t>
-      </w:r>
+      <w:proofErr w:type="spellEnd"/>
+      <w:r>
+        <w:t xml:space="preserve"> in </w:t>
+      </w:r>
+      <w:proofErr w:type="spellStart"/>
       <w:r>
         <w:t>mollis</w:t>
       </w:r>
-      <w:r>
-        <w:t> nunc sed id semper </w:t>
-      </w:r>
+      <w:proofErr w:type="spellEnd"/>
+      <w:r>
+        <w:t xml:space="preserve"> nunc sed id semper </w:t>
+      </w:r>
+      <w:proofErr w:type="spellStart"/>
       <w:r>
         <w:t>risus</w:t>
       </w:r>
-      <w:r>
-        <w:t> in </w:t>
-      </w:r>
+      <w:proofErr w:type="spellEnd"/>
+      <w:r>
+        <w:t xml:space="preserve"> in </w:t>
+      </w:r>
+      <w:proofErr w:type="spellStart"/>
       <w:r>
         <w:t>hendrerit</w:t>
       </w:r>
-      <w:r>
-        <w:t> gravida </w:t>
-      </w:r>
+      <w:proofErr w:type="spellEnd"/>
+      <w:r>
+        <w:t xml:space="preserve"> gravida </w:t>
+      </w:r>
+      <w:proofErr w:type="spellStart"/>
       <w:r>
         <w:t>rutrum</w:t>
       </w:r>
-      <w:r>
-        <w:t> </w:t>
-      </w:r>
+      <w:proofErr w:type="spellEnd"/>
+      <w:r>
+        <w:t xml:space="preserve"> </w:t>
+      </w:r>
+      <w:proofErr w:type="spellStart"/>
       <w:r>
         <w:t>quisque</w:t>
       </w:r>
-      <w:r>
-        <w:t> non </w:t>
-      </w:r>
+      <w:proofErr w:type="spellEnd"/>
+      <w:r>
+        <w:t xml:space="preserve"> non </w:t>
+      </w:r>
+      <w:proofErr w:type="spellStart"/>
       <w:r>
         <w:t>tellus</w:t>
       </w:r>
-      <w:r>
-        <w:t> </w:t>
-      </w:r>
+      <w:proofErr w:type="spellEnd"/>
+      <w:r>
+        <w:t xml:space="preserve"> </w:t>
+      </w:r>
+      <w:proofErr w:type="spellStart"/>
       <w:r>
         <w:t>orci</w:t>
       </w:r>
-      <w:r>
-        <w:t> ac auctor </w:t>
-      </w:r>
+      <w:proofErr w:type="spellEnd"/>
+      <w:r>
+        <w:t xml:space="preserve"> ac auctor </w:t>
+      </w:r>
+      <w:proofErr w:type="spellStart"/>
       <w:r>
         <w:t>augue</w:t>
       </w:r>
-      <w:r>
-        <w:t> </w:t>
-      </w:r>
+      <w:proofErr w:type="spellEnd"/>
+      <w:r>
+        <w:t xml:space="preserve"> </w:t>
+      </w:r>
+      <w:proofErr w:type="spellStart"/>
       <w:r>
         <w:t>mauris</w:t>
       </w:r>
-      <w:r>
-        <w:t> </w:t>
-      </w:r>
+      <w:proofErr w:type="spellEnd"/>
+      <w:r>
+        <w:t xml:space="preserve"> </w:t>
+      </w:r>
+      <w:proofErr w:type="spellStart"/>
       <w:r>
         <w:t>augue</w:t>
       </w:r>
-      <w:r>
-        <w:t> </w:t>
-      </w:r>
+      <w:proofErr w:type="spellEnd"/>
+      <w:r>
+        <w:t xml:space="preserve"> </w:t>
+      </w:r>
+      <w:proofErr w:type="spellStart"/>
       <w:r>
         <w:t>neque</w:t>
       </w:r>
-      <w:r>
-        <w:t> gravida.</w:t>
+      <w:proofErr w:type="spellEnd"/>
+      <w:r>
+        <w:t xml:space="preserve"> gravida.</w:t>
       </w:r>
     </w:p>
     <w:p>
@@ -1230,127 +1570,167 @@
     <w:p/>
     <w:p>
       <w:r>
-        <w:t>In </w:t>
-      </w:r>
+        <w:t xml:space="preserve">In </w:t>
+      </w:r>
+      <w:proofErr w:type="spellStart"/>
       <w:r>
         <w:t>sagittis</w:t>
       </w:r>
-      <w:r>
-        <w:t> dui vel </w:t>
-      </w:r>
+      <w:proofErr w:type="spellEnd"/>
+      <w:r>
+        <w:t xml:space="preserve"> dui vel </w:t>
+      </w:r>
+      <w:proofErr w:type="spellStart"/>
       <w:r>
         <w:t>nisl</w:t>
       </w:r>
-      <w:r>
-        <w:t> </w:t>
-      </w:r>
+      <w:proofErr w:type="spellEnd"/>
+      <w:r>
+        <w:t xml:space="preserve"> </w:t>
+      </w:r>
+      <w:proofErr w:type="spellStart"/>
       <w:r>
         <w:t>praesent</w:t>
       </w:r>
-      <w:r>
-        <w:t> semper </w:t>
-      </w:r>
+      <w:proofErr w:type="spellEnd"/>
+      <w:r>
+        <w:t xml:space="preserve"> semper </w:t>
+      </w:r>
+      <w:proofErr w:type="spellStart"/>
       <w:r>
         <w:t>feugiat</w:t>
       </w:r>
-      <w:r>
-        <w:t> </w:t>
-      </w:r>
+      <w:proofErr w:type="spellEnd"/>
+      <w:r>
+        <w:t xml:space="preserve"> </w:t>
+      </w:r>
+      <w:proofErr w:type="spellStart"/>
       <w:r>
         <w:t>nibh</w:t>
       </w:r>
-      <w:r>
-        <w:t> sed pulvinar </w:t>
-      </w:r>
+      <w:proofErr w:type="spellEnd"/>
+      <w:r>
+        <w:t xml:space="preserve"> sed pulvinar </w:t>
+      </w:r>
+      <w:proofErr w:type="spellStart"/>
       <w:r>
         <w:t>proin</w:t>
       </w:r>
-      <w:r>
-        <w:t> gravida </w:t>
-      </w:r>
+      <w:proofErr w:type="spellEnd"/>
+      <w:r>
+        <w:t xml:space="preserve"> gravida </w:t>
+      </w:r>
+      <w:proofErr w:type="spellStart"/>
       <w:r>
         <w:t>hendrerit</w:t>
       </w:r>
-      <w:r>
-        <w:t> </w:t>
-      </w:r>
+      <w:proofErr w:type="spellEnd"/>
+      <w:r>
+        <w:t xml:space="preserve"> </w:t>
+      </w:r>
+      <w:proofErr w:type="spellStart"/>
       <w:r>
         <w:t>lectus</w:t>
       </w:r>
-      <w:r>
-        <w:t> a </w:t>
-      </w:r>
+      <w:proofErr w:type="spellEnd"/>
+      <w:r>
+        <w:t xml:space="preserve"> a </w:t>
+      </w:r>
+      <w:proofErr w:type="spellStart"/>
       <w:r>
         <w:t>molestie</w:t>
       </w:r>
-      <w:r>
-        <w:t> lorem </w:t>
-      </w:r>
+      <w:proofErr w:type="spellEnd"/>
+      <w:r>
+        <w:t xml:space="preserve"> lorem </w:t>
+      </w:r>
+      <w:proofErr w:type="spellStart"/>
       <w:r>
         <w:t>quisque</w:t>
       </w:r>
-      <w:r>
-        <w:t> id diam convallis </w:t>
-      </w:r>
+      <w:proofErr w:type="spellEnd"/>
+      <w:r>
+        <w:t xml:space="preserve"> id diam convallis </w:t>
+      </w:r>
+      <w:proofErr w:type="spellStart"/>
       <w:r>
         <w:t>commodo</w:t>
       </w:r>
-      <w:r>
-        <w:t> </w:t>
-      </w:r>
+      <w:proofErr w:type="spellEnd"/>
+      <w:r>
+        <w:t xml:space="preserve"> </w:t>
+      </w:r>
+      <w:proofErr w:type="spellStart"/>
       <w:r>
         <w:t>pellentesque</w:t>
       </w:r>
-      <w:r>
-        <w:t> </w:t>
-      </w:r>
+      <w:proofErr w:type="spellEnd"/>
+      <w:r>
+        <w:t xml:space="preserve"> </w:t>
+      </w:r>
+      <w:proofErr w:type="spellStart"/>
       <w:r>
         <w:t>felis</w:t>
       </w:r>
-      <w:r>
-        <w:t> </w:t>
-      </w:r>
+      <w:proofErr w:type="spellEnd"/>
+      <w:r>
+        <w:t xml:space="preserve"> </w:t>
+      </w:r>
+      <w:proofErr w:type="spellStart"/>
       <w:r>
         <w:t>purus</w:t>
       </w:r>
-      <w:r>
-        <w:t> </w:t>
-      </w:r>
+      <w:proofErr w:type="spellEnd"/>
+      <w:r>
+        <w:t xml:space="preserve"> </w:t>
+      </w:r>
+      <w:proofErr w:type="spellStart"/>
       <w:r>
         <w:t>viverra</w:t>
       </w:r>
-      <w:r>
-        <w:t> </w:t>
-      </w:r>
+      <w:proofErr w:type="spellEnd"/>
+      <w:r>
+        <w:t xml:space="preserve"> </w:t>
+      </w:r>
+      <w:proofErr w:type="spellStart"/>
       <w:r>
         <w:t>accumsan</w:t>
       </w:r>
-      <w:r>
-        <w:t> in </w:t>
-      </w:r>
+      <w:proofErr w:type="spellEnd"/>
+      <w:r>
+        <w:t xml:space="preserve"> in </w:t>
+      </w:r>
+      <w:proofErr w:type="spellStart"/>
       <w:r>
         <w:t>nisl</w:t>
       </w:r>
-      <w:r>
-        <w:t> nisi </w:t>
-      </w:r>
+      <w:proofErr w:type="spellEnd"/>
+      <w:r>
+        <w:t xml:space="preserve"> nisi </w:t>
+      </w:r>
+      <w:proofErr w:type="spellStart"/>
       <w:r>
         <w:t>scelerisque</w:t>
       </w:r>
-      <w:r>
-        <w:t> </w:t>
-      </w:r>
+      <w:proofErr w:type="spellEnd"/>
+      <w:r>
+        <w:t xml:space="preserve"> </w:t>
+      </w:r>
+      <w:proofErr w:type="spellStart"/>
       <w:r>
         <w:t>eu</w:t>
       </w:r>
-      <w:r>
-        <w:t> </w:t>
-      </w:r>
+      <w:proofErr w:type="spellEnd"/>
+      <w:r>
+        <w:t xml:space="preserve"> </w:t>
+      </w:r>
+      <w:proofErr w:type="spellStart"/>
       <w:r>
         <w:t>ultrices</w:t>
       </w:r>
-      <w:r>
-        <w:t> vitae auctor.</w:t>
+      <w:proofErr w:type="spellEnd"/>
+      <w:r>
+        <w:t xml:space="preserve"> vitae auctor.</w:t>
       </w:r>
     </w:p>
     <w:p/>
@@ -1372,155 +1752,205 @@
     </w:p>
     <w:p>
       <w:r>
-        <w:t>Eu </w:t>
-      </w:r>
+        <w:t xml:space="preserve">Eu </w:t>
+      </w:r>
+      <w:proofErr w:type="spellStart"/>
       <w:r>
         <w:t>turpis</w:t>
       </w:r>
-      <w:r>
-        <w:t> </w:t>
-      </w:r>
+      <w:proofErr w:type="spellEnd"/>
+      <w:r>
+        <w:t xml:space="preserve"> </w:t>
+      </w:r>
+      <w:proofErr w:type="spellStart"/>
       <w:r>
         <w:t>egestas</w:t>
       </w:r>
-      <w:r>
-        <w:t> </w:t>
-      </w:r>
+      <w:proofErr w:type="spellEnd"/>
+      <w:r>
+        <w:t xml:space="preserve"> </w:t>
+      </w:r>
+      <w:proofErr w:type="spellStart"/>
       <w:r>
         <w:t>pretium</w:t>
       </w:r>
-      <w:r>
-        <w:t> </w:t>
-      </w:r>
+      <w:proofErr w:type="spellEnd"/>
+      <w:r>
+        <w:t xml:space="preserve"> </w:t>
+      </w:r>
+      <w:proofErr w:type="spellStart"/>
       <w:r>
         <w:t>aenean</w:t>
       </w:r>
-      <w:r>
-        <w:t> pharetra magna ac </w:t>
-      </w:r>
+      <w:proofErr w:type="spellEnd"/>
+      <w:r>
+        <w:t xml:space="preserve"> pharetra magna ac </w:t>
+      </w:r>
+      <w:proofErr w:type="spellStart"/>
       <w:r>
         <w:t>placerat</w:t>
       </w:r>
-      <w:r>
-        <w:t> vestibulum </w:t>
-      </w:r>
+      <w:proofErr w:type="spellEnd"/>
+      <w:r>
+        <w:t xml:space="preserve"> vestibulum </w:t>
+      </w:r>
+      <w:proofErr w:type="spellStart"/>
       <w:r>
         <w:t>lectus</w:t>
       </w:r>
-      <w:r>
-        <w:t> </w:t>
-      </w:r>
+      <w:proofErr w:type="spellEnd"/>
+      <w:r>
+        <w:t xml:space="preserve"> </w:t>
+      </w:r>
+      <w:proofErr w:type="spellStart"/>
       <w:r>
         <w:t>mauris</w:t>
       </w:r>
-      <w:r>
-        <w:t> </w:t>
-      </w:r>
+      <w:proofErr w:type="spellEnd"/>
+      <w:r>
+        <w:t xml:space="preserve"> </w:t>
+      </w:r>
+      <w:proofErr w:type="spellStart"/>
       <w:r>
         <w:t>ultrices</w:t>
       </w:r>
-      <w:r>
-        <w:t> eros in cursus </w:t>
-      </w:r>
+      <w:proofErr w:type="spellEnd"/>
+      <w:r>
+        <w:t xml:space="preserve"> eros in cursus </w:t>
+      </w:r>
+      <w:proofErr w:type="spellStart"/>
       <w:r>
         <w:t>turpis</w:t>
       </w:r>
-      <w:r>
-        <w:t> </w:t>
-      </w:r>
+      <w:proofErr w:type="spellEnd"/>
+      <w:r>
+        <w:t xml:space="preserve"> </w:t>
+      </w:r>
+      <w:proofErr w:type="spellStart"/>
       <w:r>
         <w:t>massa</w:t>
       </w:r>
-      <w:r>
-        <w:t> </w:t>
-      </w:r>
+      <w:proofErr w:type="spellEnd"/>
+      <w:r>
+        <w:t xml:space="preserve"> </w:t>
+      </w:r>
+      <w:proofErr w:type="spellStart"/>
       <w:r>
         <w:t>tincidunt</w:t>
       </w:r>
-      <w:r>
-        <w:t> dui </w:t>
-      </w:r>
+      <w:proofErr w:type="spellEnd"/>
+      <w:r>
+        <w:t xml:space="preserve"> dui </w:t>
+      </w:r>
+      <w:proofErr w:type="spellStart"/>
       <w:r>
         <w:t>ut</w:t>
       </w:r>
-      <w:r>
-        <w:t> </w:t>
-      </w:r>
+      <w:proofErr w:type="spellEnd"/>
+      <w:r>
+        <w:t xml:space="preserve"> </w:t>
+      </w:r>
+      <w:proofErr w:type="spellStart"/>
       <w:r>
         <w:t>ornare</w:t>
       </w:r>
-      <w:r>
-        <w:t> </w:t>
-      </w:r>
+      <w:proofErr w:type="spellEnd"/>
+      <w:r>
+        <w:t xml:space="preserve"> </w:t>
+      </w:r>
+      <w:proofErr w:type="spellStart"/>
       <w:r>
         <w:t>lectus</w:t>
       </w:r>
-      <w:r>
-        <w:t> sit </w:t>
-      </w:r>
+      <w:proofErr w:type="spellEnd"/>
+      <w:r>
+        <w:t xml:space="preserve"> sit </w:t>
+      </w:r>
+      <w:proofErr w:type="spellStart"/>
       <w:r>
         <w:t>amet</w:t>
       </w:r>
-      <w:r>
-        <w:t> est </w:t>
-      </w:r>
+      <w:proofErr w:type="spellEnd"/>
+      <w:r>
+        <w:t xml:space="preserve"> est </w:t>
+      </w:r>
+      <w:proofErr w:type="spellStart"/>
       <w:r>
         <w:t>placerat</w:t>
       </w:r>
-      <w:r>
-        <w:t> in </w:t>
-      </w:r>
+      <w:proofErr w:type="spellEnd"/>
+      <w:r>
+        <w:t xml:space="preserve"> in </w:t>
+      </w:r>
+      <w:proofErr w:type="spellStart"/>
       <w:r>
         <w:t>egestas</w:t>
       </w:r>
-      <w:r>
-        <w:t> </w:t>
-      </w:r>
+      <w:proofErr w:type="spellEnd"/>
+      <w:r>
+        <w:t xml:space="preserve"> </w:t>
+      </w:r>
+      <w:proofErr w:type="spellStart"/>
       <w:r>
         <w:t>erat</w:t>
       </w:r>
-      <w:r>
-        <w:t> </w:t>
-      </w:r>
+      <w:proofErr w:type="spellEnd"/>
+      <w:r>
+        <w:t xml:space="preserve"> </w:t>
+      </w:r>
+      <w:proofErr w:type="spellStart"/>
       <w:r>
         <w:t>imperdiet</w:t>
       </w:r>
-      <w:r>
-        <w:t> sed </w:t>
-      </w:r>
+      <w:proofErr w:type="spellEnd"/>
+      <w:r>
+        <w:t xml:space="preserve"> sed </w:t>
+      </w:r>
+      <w:proofErr w:type="spellStart"/>
       <w:r>
         <w:t>euismod</w:t>
       </w:r>
-      <w:r>
-        <w:t> nisi porta lorem </w:t>
-      </w:r>
+      <w:proofErr w:type="spellEnd"/>
+      <w:r>
+        <w:t xml:space="preserve"> nisi porta lorem </w:t>
+      </w:r>
+      <w:proofErr w:type="spellStart"/>
       <w:r>
         <w:t>mollis</w:t>
       </w:r>
-      <w:r>
-        <w:t> </w:t>
-      </w:r>
+      <w:proofErr w:type="spellEnd"/>
+      <w:r>
+        <w:t xml:space="preserve"> </w:t>
+      </w:r>
+      <w:proofErr w:type="spellStart"/>
       <w:r>
         <w:t>aliquam</w:t>
       </w:r>
-      <w:r>
-        <w:t> </w:t>
-      </w:r>
+      <w:proofErr w:type="spellEnd"/>
+      <w:r>
+        <w:t xml:space="preserve"> </w:t>
+      </w:r>
+      <w:proofErr w:type="spellStart"/>
       <w:r>
         <w:t>ut</w:t>
       </w:r>
-      <w:r>
-        <w:t> </w:t>
-      </w:r>
+      <w:proofErr w:type="spellEnd"/>
+      <w:r>
+        <w:t xml:space="preserve"> </w:t>
+      </w:r>
+      <w:proofErr w:type="spellStart"/>
       <w:r>
         <w:t>porttitor</w:t>
       </w:r>
-      <w:r>
-        <w:t> </w:t>
-      </w:r>
+      <w:proofErr w:type="spellEnd"/>
+      <w:r>
+        <w:t xml:space="preserve"> </w:t>
+      </w:r>
+      <w:proofErr w:type="spellStart"/>
       <w:r>
         <w:t>leo</w:t>
       </w:r>
+      <w:proofErr w:type="spellEnd"/>
       <w:r>
         <w:t>.</w:t>
       </w:r>
@@ -1528,6 +1958,15 @@
     <w:tbl>
       <w:tblPr>
         <w:tblW w:w="0" w:type="auto"/>
+        <w:tblInd w:w="5" w:type="dxa"/>
+        <w:tblBorders>
+          <w:top w:val="single" w:color="auto" w:sz="4" w:space="0"/>
+          <w:left w:val="single" w:color="auto" w:sz="4" w:space="0"/>
+          <w:bottom w:val="single" w:color="auto" w:sz="4" w:space="0"/>
+          <w:right w:val="single" w:color="auto" w:sz="4" w:space="0"/>
+          <w:insideH w:val="single" w:color="auto" w:sz="4" w:space="0"/>
+          <w:insideV w:val="single" w:color="auto" w:sz="4" w:space="0"/>
+        </w:tblBorders>
         <w:tblLook w:val="04A0" w:firstRow="1" w:lastRow="0" w:firstColumn="1" w:lastColumn="0" w:noHBand="0" w:noVBand="1"/>
       </w:tblPr>
       <w:tblGrid>
@@ -1774,157 +2213,207 @@
     <w:p/>
     <w:p>
       <w:r>
-        <w:t>A </w:t>
-      </w:r>
+        <w:t xml:space="preserve">A </w:t>
+      </w:r>
+      <w:proofErr w:type="spellStart"/>
       <w:r>
         <w:t>placerat</w:t>
       </w:r>
-      <w:r>
-        <w:t> vestibulum </w:t>
-      </w:r>
+      <w:proofErr w:type="spellEnd"/>
+      <w:r>
+        <w:t xml:space="preserve"> vestibulum </w:t>
+      </w:r>
+      <w:proofErr w:type="spellStart"/>
       <w:r>
         <w:t>lectus</w:t>
       </w:r>
-      <w:r>
-        <w:t> </w:t>
-      </w:r>
+      <w:proofErr w:type="spellEnd"/>
+      <w:r>
+        <w:t xml:space="preserve"> </w:t>
+      </w:r>
+      <w:proofErr w:type="spellStart"/>
       <w:r>
         <w:t>mauris</w:t>
       </w:r>
-      <w:r>
-        <w:t> </w:t>
-      </w:r>
+      <w:proofErr w:type="spellEnd"/>
+      <w:r>
+        <w:t xml:space="preserve"> </w:t>
+      </w:r>
+      <w:proofErr w:type="spellStart"/>
       <w:r>
         <w:t>ultrices</w:t>
       </w:r>
-      <w:r>
-        <w:t> eros in cursus </w:t>
-      </w:r>
+      <w:proofErr w:type="spellEnd"/>
+      <w:r>
+        <w:t xml:space="preserve"> eros in cursus </w:t>
+      </w:r>
+      <w:proofErr w:type="spellStart"/>
       <w:r>
         <w:t>turpis</w:t>
       </w:r>
-      <w:r>
-        <w:t> </w:t>
-      </w:r>
+      <w:proofErr w:type="spellEnd"/>
+      <w:r>
+        <w:t xml:space="preserve"> </w:t>
+      </w:r>
+      <w:proofErr w:type="spellStart"/>
       <w:r>
         <w:t>massa</w:t>
       </w:r>
-      <w:r>
-        <w:t> </w:t>
-      </w:r>
+      <w:proofErr w:type="spellEnd"/>
+      <w:r>
+        <w:t xml:space="preserve"> </w:t>
+      </w:r>
+      <w:proofErr w:type="spellStart"/>
       <w:r>
         <w:t>tincidunt</w:t>
       </w:r>
-      <w:r>
-        <w:t> dui </w:t>
-      </w:r>
+      <w:proofErr w:type="spellEnd"/>
+      <w:r>
+        <w:t xml:space="preserve"> dui </w:t>
+      </w:r>
+      <w:proofErr w:type="spellStart"/>
       <w:r>
         <w:t>ut</w:t>
       </w:r>
-      <w:r>
-        <w:t> </w:t>
-      </w:r>
+      <w:proofErr w:type="spellEnd"/>
+      <w:r>
+        <w:t xml:space="preserve"> </w:t>
+      </w:r>
+      <w:proofErr w:type="spellStart"/>
       <w:r>
         <w:t>ornare</w:t>
       </w:r>
-      <w:r>
-        <w:t> </w:t>
-      </w:r>
+      <w:proofErr w:type="spellEnd"/>
+      <w:r>
+        <w:t xml:space="preserve"> </w:t>
+      </w:r>
+      <w:proofErr w:type="spellStart"/>
       <w:r>
         <w:t>lectus</w:t>
       </w:r>
-      <w:r>
-        <w:t> sit </w:t>
-      </w:r>
+      <w:proofErr w:type="spellEnd"/>
+      <w:r>
+        <w:t xml:space="preserve"> sit </w:t>
+      </w:r>
+      <w:proofErr w:type="spellStart"/>
       <w:r>
         <w:t>amet</w:t>
       </w:r>
-      <w:r>
-        <w:t> est </w:t>
-      </w:r>
+      <w:proofErr w:type="spellEnd"/>
+      <w:r>
+        <w:t xml:space="preserve"> est </w:t>
+      </w:r>
+      <w:proofErr w:type="spellStart"/>
       <w:r>
         <w:t>placerat</w:t>
       </w:r>
-      <w:r>
-        <w:t> in </w:t>
-      </w:r>
+      <w:proofErr w:type="spellEnd"/>
+      <w:r>
+        <w:t xml:space="preserve"> in </w:t>
+      </w:r>
+      <w:proofErr w:type="spellStart"/>
       <w:r>
         <w:t>egestas</w:t>
       </w:r>
-      <w:r>
-        <w:t> </w:t>
-      </w:r>
+      <w:proofErr w:type="spellEnd"/>
+      <w:r>
+        <w:t xml:space="preserve"> </w:t>
+      </w:r>
+      <w:proofErr w:type="spellStart"/>
       <w:r>
         <w:t>erat</w:t>
       </w:r>
-      <w:r>
-        <w:t> </w:t>
-      </w:r>
+      <w:proofErr w:type="spellEnd"/>
+      <w:r>
+        <w:t xml:space="preserve"> </w:t>
+      </w:r>
+      <w:proofErr w:type="spellStart"/>
       <w:r>
         <w:t>imperdiet</w:t>
       </w:r>
-      <w:r>
-        <w:t> sed </w:t>
-      </w:r>
+      <w:proofErr w:type="spellEnd"/>
+      <w:r>
+        <w:t xml:space="preserve"> sed </w:t>
+      </w:r>
+      <w:proofErr w:type="spellStart"/>
       <w:r>
         <w:t>euismod</w:t>
       </w:r>
-      <w:r>
-        <w:t> nisi porta lorem </w:t>
-      </w:r>
+      <w:proofErr w:type="spellEnd"/>
+      <w:r>
+        <w:t xml:space="preserve"> nisi porta lorem </w:t>
+      </w:r>
+      <w:proofErr w:type="spellStart"/>
       <w:r>
         <w:t>mollis</w:t>
       </w:r>
-      <w:r>
-        <w:t> </w:t>
-      </w:r>
+      <w:proofErr w:type="spellEnd"/>
+      <w:r>
+        <w:t xml:space="preserve"> </w:t>
+      </w:r>
+      <w:proofErr w:type="spellStart"/>
       <w:r>
         <w:t>aliquam</w:t>
       </w:r>
-      <w:r>
-        <w:t> </w:t>
-      </w:r>
+      <w:proofErr w:type="spellEnd"/>
+      <w:r>
+        <w:t xml:space="preserve"> </w:t>
+      </w:r>
+      <w:proofErr w:type="spellStart"/>
       <w:r>
         <w:t>ut</w:t>
       </w:r>
-      <w:r>
-        <w:t> </w:t>
-      </w:r>
+      <w:proofErr w:type="spellEnd"/>
+      <w:r>
+        <w:t xml:space="preserve"> </w:t>
+      </w:r>
+      <w:proofErr w:type="spellStart"/>
       <w:r>
         <w:t>porttitor</w:t>
       </w:r>
-      <w:r>
-        <w:t> </w:t>
-      </w:r>
+      <w:proofErr w:type="spellEnd"/>
+      <w:r>
+        <w:t xml:space="preserve"> </w:t>
+      </w:r>
+      <w:proofErr w:type="spellStart"/>
       <w:r>
         <w:t>leo</w:t>
       </w:r>
-      <w:r>
-        <w:t> a diam </w:t>
-      </w:r>
+      <w:proofErr w:type="spellEnd"/>
+      <w:r>
+        <w:t xml:space="preserve"> a diam </w:t>
+      </w:r>
+      <w:proofErr w:type="spellStart"/>
       <w:r>
         <w:t>sollicitudin</w:t>
       </w:r>
-      <w:r>
-        <w:t> </w:t>
-      </w:r>
+      <w:proofErr w:type="spellEnd"/>
+      <w:r>
+        <w:t xml:space="preserve"> </w:t>
+      </w:r>
+      <w:proofErr w:type="spellStart"/>
       <w:r>
         <w:t>tempor</w:t>
       </w:r>
-      <w:r>
-        <w:t> id </w:t>
-      </w:r>
+      <w:proofErr w:type="spellEnd"/>
+      <w:r>
+        <w:t xml:space="preserve"> id </w:t>
+      </w:r>
+      <w:proofErr w:type="spellStart"/>
       <w:r>
         <w:t>eu</w:t>
       </w:r>
-      <w:r>
-        <w:t> </w:t>
-      </w:r>
+      <w:proofErr w:type="spellEnd"/>
+      <w:r>
+        <w:t xml:space="preserve"> </w:t>
+      </w:r>
+      <w:proofErr w:type="spellStart"/>
       <w:r>
         <w:t>nisl</w:t>
       </w:r>
-      <w:r>
-        <w:t> nunc.</w:t>
+      <w:proofErr w:type="spellEnd"/>
+      <w:r>
+        <w:t xml:space="preserve"> nunc.</w:t>
       </w:r>
     </w:p>
     <w:p>
@@ -1937,519 +2426,689 @@
     </w:p>
     <w:p>
       <w:r>
-        <w:t>Mi sit </w:t>
-      </w:r>
+        <w:t xml:space="preserve">Mi sit </w:t>
+      </w:r>
+      <w:proofErr w:type="spellStart"/>
       <w:r>
         <w:t>amet</w:t>
       </w:r>
-      <w:r>
-        <w:t> </w:t>
-      </w:r>
+      <w:proofErr w:type="spellEnd"/>
+      <w:r>
+        <w:t xml:space="preserve"> </w:t>
+      </w:r>
+      <w:proofErr w:type="spellStart"/>
       <w:r>
         <w:t>mauris</w:t>
       </w:r>
-      <w:r>
-        <w:t> </w:t>
-      </w:r>
+      <w:proofErr w:type="spellEnd"/>
+      <w:r>
+        <w:t xml:space="preserve"> </w:t>
+      </w:r>
+      <w:proofErr w:type="spellStart"/>
       <w:r>
         <w:t>commodo</w:t>
       </w:r>
-      <w:r>
-        <w:t> </w:t>
-      </w:r>
+      <w:proofErr w:type="spellEnd"/>
+      <w:r>
+        <w:t xml:space="preserve"> </w:t>
+      </w:r>
+      <w:proofErr w:type="spellStart"/>
       <w:r>
         <w:t>quis</w:t>
       </w:r>
-      <w:r>
-        <w:t> </w:t>
-      </w:r>
+      <w:proofErr w:type="spellEnd"/>
+      <w:r>
+        <w:t xml:space="preserve"> </w:t>
+      </w:r>
+      <w:proofErr w:type="spellStart"/>
       <w:r>
         <w:t>imperdiet</w:t>
       </w:r>
-      <w:r>
-        <w:t> </w:t>
-      </w:r>
+      <w:proofErr w:type="spellEnd"/>
+      <w:r>
+        <w:t xml:space="preserve"> </w:t>
+      </w:r>
+      <w:proofErr w:type="spellStart"/>
       <w:r>
         <w:t>massa</w:t>
       </w:r>
-      <w:r>
-        <w:t> </w:t>
-      </w:r>
+      <w:proofErr w:type="spellEnd"/>
+      <w:r>
+        <w:t xml:space="preserve"> </w:t>
+      </w:r>
+      <w:proofErr w:type="spellStart"/>
       <w:r>
         <w:t>tincidunt</w:t>
       </w:r>
-      <w:r>
-        <w:t> nunc pulvinar </w:t>
-      </w:r>
+      <w:proofErr w:type="spellEnd"/>
+      <w:r>
+        <w:t xml:space="preserve"> nunc pulvinar </w:t>
+      </w:r>
+      <w:proofErr w:type="spellStart"/>
       <w:r>
         <w:t>sapien</w:t>
       </w:r>
-      <w:r>
-        <w:t> et ligula </w:t>
-      </w:r>
+      <w:proofErr w:type="spellEnd"/>
+      <w:r>
+        <w:t xml:space="preserve"> et ligula </w:t>
+      </w:r>
+      <w:proofErr w:type="spellStart"/>
       <w:r>
         <w:t>ullamcorper</w:t>
       </w:r>
-      <w:r>
-        <w:t> </w:t>
-      </w:r>
+      <w:proofErr w:type="spellEnd"/>
+      <w:r>
+        <w:t xml:space="preserve"> </w:t>
+      </w:r>
+      <w:proofErr w:type="spellStart"/>
       <w:r>
         <w:t>malesuada</w:t>
       </w:r>
-      <w:r>
-        <w:t> </w:t>
-      </w:r>
+      <w:proofErr w:type="spellEnd"/>
+      <w:r>
+        <w:t xml:space="preserve"> </w:t>
+      </w:r>
+      <w:proofErr w:type="spellStart"/>
       <w:r>
         <w:t>proin</w:t>
       </w:r>
-      <w:r>
-        <w:t> libero nunc </w:t>
-      </w:r>
+      <w:proofErr w:type="spellEnd"/>
+      <w:r>
+        <w:t xml:space="preserve"> libero nunc </w:t>
+      </w:r>
+      <w:proofErr w:type="spellStart"/>
       <w:r>
         <w:t>consequat</w:t>
       </w:r>
-      <w:r>
-        <w:t> </w:t>
-      </w:r>
+      <w:proofErr w:type="spellEnd"/>
+      <w:r>
+        <w:t xml:space="preserve"> </w:t>
+      </w:r>
+      <w:proofErr w:type="spellStart"/>
       <w:r>
         <w:t>interdum</w:t>
       </w:r>
-      <w:r>
-        <w:t> </w:t>
-      </w:r>
+      <w:proofErr w:type="spellEnd"/>
+      <w:r>
+        <w:t xml:space="preserve"> </w:t>
+      </w:r>
+      <w:proofErr w:type="spellStart"/>
       <w:r>
         <w:t>varius</w:t>
       </w:r>
-      <w:r>
-        <w:t> sit </w:t>
-      </w:r>
+      <w:proofErr w:type="spellEnd"/>
+      <w:r>
+        <w:t xml:space="preserve"> sit </w:t>
+      </w:r>
+      <w:proofErr w:type="spellStart"/>
       <w:r>
         <w:t>amet</w:t>
       </w:r>
-      <w:r>
-        <w:t> </w:t>
-      </w:r>
+      <w:proofErr w:type="spellEnd"/>
+      <w:r>
+        <w:t xml:space="preserve"> </w:t>
+      </w:r>
+      <w:proofErr w:type="spellStart"/>
       <w:r>
         <w:t>mattis</w:t>
       </w:r>
-      <w:r>
-        <w:t> </w:t>
-      </w:r>
+      <w:proofErr w:type="spellEnd"/>
+      <w:r>
+        <w:t xml:space="preserve"> </w:t>
+      </w:r>
+      <w:proofErr w:type="spellStart"/>
       <w:r>
         <w:t>vulputate</w:t>
       </w:r>
-      <w:r>
-        <w:t> </w:t>
-      </w:r>
+      <w:proofErr w:type="spellEnd"/>
+      <w:r>
+        <w:t xml:space="preserve"> </w:t>
+      </w:r>
+      <w:proofErr w:type="spellStart"/>
       <w:r>
         <w:t>enim</w:t>
       </w:r>
-      <w:r>
-        <w:t> </w:t>
-      </w:r>
+      <w:proofErr w:type="spellEnd"/>
+      <w:r>
+        <w:t xml:space="preserve"> </w:t>
+      </w:r>
+      <w:proofErr w:type="spellStart"/>
       <w:r>
         <w:t>nulla</w:t>
       </w:r>
-      <w:r>
-        <w:t> </w:t>
-      </w:r>
+      <w:proofErr w:type="spellEnd"/>
+      <w:r>
+        <w:t xml:space="preserve"> </w:t>
+      </w:r>
+      <w:proofErr w:type="spellStart"/>
       <w:r>
         <w:t>aliquet</w:t>
       </w:r>
-      <w:r>
-        <w:t> </w:t>
-      </w:r>
+      <w:proofErr w:type="spellEnd"/>
+      <w:r>
+        <w:t xml:space="preserve"> </w:t>
+      </w:r>
+      <w:proofErr w:type="spellStart"/>
       <w:r>
         <w:t>porttitor</w:t>
       </w:r>
-      <w:r>
-        <w:t> </w:t>
-      </w:r>
+      <w:proofErr w:type="spellEnd"/>
+      <w:r>
+        <w:t xml:space="preserve"> </w:t>
+      </w:r>
+      <w:proofErr w:type="spellStart"/>
       <w:r>
         <w:t>lacus</w:t>
       </w:r>
-      <w:r>
-        <w:t> </w:t>
-      </w:r>
+      <w:proofErr w:type="spellEnd"/>
+      <w:r>
+        <w:t xml:space="preserve"> </w:t>
+      </w:r>
+      <w:proofErr w:type="spellStart"/>
       <w:r>
         <w:t>luctus</w:t>
       </w:r>
-      <w:r>
-        <w:t> </w:t>
-      </w:r>
+      <w:proofErr w:type="spellEnd"/>
+      <w:r>
+        <w:t xml:space="preserve"> </w:t>
+      </w:r>
+      <w:proofErr w:type="spellStart"/>
       <w:r>
         <w:t>accumsan</w:t>
       </w:r>
-      <w:r>
-        <w:t> </w:t>
-      </w:r>
+      <w:proofErr w:type="spellEnd"/>
+      <w:r>
+        <w:t xml:space="preserve"> </w:t>
+      </w:r>
+      <w:proofErr w:type="spellStart"/>
       <w:r>
         <w:t>tortor</w:t>
       </w:r>
-      <w:r>
-        <w:t> </w:t>
-      </w:r>
+      <w:proofErr w:type="spellEnd"/>
+      <w:r>
+        <w:t xml:space="preserve"> </w:t>
+      </w:r>
+      <w:proofErr w:type="spellStart"/>
       <w:r>
         <w:t>posuere</w:t>
       </w:r>
-      <w:r>
-        <w:t> ac </w:t>
-      </w:r>
+      <w:proofErr w:type="spellEnd"/>
+      <w:r>
+        <w:t xml:space="preserve"> ac </w:t>
+      </w:r>
+      <w:proofErr w:type="spellStart"/>
       <w:r>
         <w:t>ut</w:t>
       </w:r>
-      <w:r>
-        <w:t> </w:t>
-      </w:r>
+      <w:proofErr w:type="spellEnd"/>
+      <w:r>
+        <w:t xml:space="preserve"> </w:t>
+      </w:r>
+      <w:proofErr w:type="spellStart"/>
       <w:r>
         <w:t>consequat</w:t>
       </w:r>
-      <w:r>
-        <w:t> semper.</w:t>
+      <w:proofErr w:type="spellEnd"/>
+      <w:r>
+        <w:t xml:space="preserve"> semper.</w:t>
       </w:r>
     </w:p>
     <w:p>
+      <w:proofErr w:type="spellStart"/>
       <w:r>
         <w:t>Viverra</w:t>
       </w:r>
-      <w:r>
-        <w:t> </w:t>
-      </w:r>
+      <w:proofErr w:type="spellEnd"/>
+      <w:r>
+        <w:t xml:space="preserve"> </w:t>
+      </w:r>
+      <w:proofErr w:type="spellStart"/>
       <w:r>
         <w:t>aliquet</w:t>
       </w:r>
-      <w:r>
-        <w:t> </w:t>
-      </w:r>
+      <w:proofErr w:type="spellEnd"/>
+      <w:r>
+        <w:t xml:space="preserve"> </w:t>
+      </w:r>
+      <w:proofErr w:type="spellStart"/>
       <w:r>
         <w:t>eget</w:t>
       </w:r>
-      <w:r>
-        <w:t> sit </w:t>
-      </w:r>
+      <w:proofErr w:type="spellEnd"/>
+      <w:r>
+        <w:t xml:space="preserve"> sit </w:t>
+      </w:r>
+      <w:proofErr w:type="spellStart"/>
       <w:r>
         <w:t>amet</w:t>
       </w:r>
-      <w:r>
-        <w:t> </w:t>
-      </w:r>
+      <w:proofErr w:type="spellEnd"/>
+      <w:r>
+        <w:t xml:space="preserve"> </w:t>
+      </w:r>
+      <w:proofErr w:type="spellStart"/>
       <w:r>
         <w:t>tellus</w:t>
       </w:r>
-      <w:r>
-        <w:t> </w:t>
-      </w:r>
+      <w:proofErr w:type="spellEnd"/>
+      <w:r>
+        <w:t xml:space="preserve"> </w:t>
+      </w:r>
+      <w:proofErr w:type="spellStart"/>
       <w:r>
         <w:t>cras</w:t>
       </w:r>
-      <w:r>
-        <w:t> </w:t>
-      </w:r>
+      <w:proofErr w:type="spellEnd"/>
+      <w:r>
+        <w:t xml:space="preserve"> </w:t>
+      </w:r>
+      <w:proofErr w:type="spellStart"/>
       <w:r>
         <w:t>adipiscing</w:t>
       </w:r>
-      <w:r>
-        <w:t> </w:t>
-      </w:r>
+      <w:proofErr w:type="spellEnd"/>
+      <w:r>
+        <w:t xml:space="preserve"> </w:t>
+      </w:r>
+      <w:proofErr w:type="spellStart"/>
       <w:r>
         <w:t>enim</w:t>
       </w:r>
-      <w:r>
-        <w:t> </w:t>
-      </w:r>
+      <w:proofErr w:type="spellEnd"/>
+      <w:r>
+        <w:t xml:space="preserve"> </w:t>
+      </w:r>
+      <w:proofErr w:type="spellStart"/>
       <w:r>
         <w:t>eu</w:t>
       </w:r>
-      <w:r>
-        <w:t> </w:t>
-      </w:r>
+      <w:proofErr w:type="spellEnd"/>
+      <w:r>
+        <w:t xml:space="preserve"> </w:t>
+      </w:r>
+      <w:proofErr w:type="spellStart"/>
       <w:r>
         <w:t>turpis</w:t>
       </w:r>
-      <w:r>
-        <w:t> </w:t>
-      </w:r>
+      <w:proofErr w:type="spellEnd"/>
+      <w:r>
+        <w:t xml:space="preserve"> </w:t>
+      </w:r>
+      <w:proofErr w:type="spellStart"/>
       <w:r>
         <w:t>egestas</w:t>
       </w:r>
-      <w:r>
-        <w:t> </w:t>
-      </w:r>
+      <w:proofErr w:type="spellEnd"/>
+      <w:r>
+        <w:t xml:space="preserve"> </w:t>
+      </w:r>
+      <w:proofErr w:type="spellStart"/>
       <w:r>
         <w:t>pretium</w:t>
       </w:r>
-      <w:r>
-        <w:t> </w:t>
-      </w:r>
+      <w:proofErr w:type="spellEnd"/>
+      <w:r>
+        <w:t xml:space="preserve"> </w:t>
+      </w:r>
+      <w:proofErr w:type="spellStart"/>
       <w:r>
         <w:t>aenean</w:t>
       </w:r>
-      <w:r>
-        <w:t> pharetra magna ac </w:t>
-      </w:r>
+      <w:proofErr w:type="spellEnd"/>
+      <w:r>
+        <w:t xml:space="preserve"> pharetra magna ac </w:t>
+      </w:r>
+      <w:proofErr w:type="spellStart"/>
       <w:r>
         <w:t>placerat</w:t>
       </w:r>
-      <w:r>
-        <w:t> vestibulum </w:t>
-      </w:r>
+      <w:proofErr w:type="spellEnd"/>
+      <w:r>
+        <w:t xml:space="preserve"> vestibulum </w:t>
+      </w:r>
+      <w:proofErr w:type="spellStart"/>
       <w:r>
         <w:t>lectus</w:t>
       </w:r>
-      <w:r>
-        <w:t> </w:t>
-      </w:r>
+      <w:proofErr w:type="spellEnd"/>
+      <w:r>
+        <w:t xml:space="preserve"> </w:t>
+      </w:r>
+      <w:proofErr w:type="spellStart"/>
       <w:r>
         <w:t>mauris</w:t>
       </w:r>
-      <w:r>
-        <w:t> </w:t>
-      </w:r>
+      <w:proofErr w:type="spellEnd"/>
+      <w:r>
+        <w:t xml:space="preserve"> </w:t>
+      </w:r>
+      <w:proofErr w:type="spellStart"/>
       <w:r>
         <w:t>ultrices</w:t>
       </w:r>
-      <w:r>
-        <w:t> eros in cursus </w:t>
-      </w:r>
+      <w:proofErr w:type="spellEnd"/>
+      <w:r>
+        <w:t xml:space="preserve"> eros in cursus </w:t>
+      </w:r>
+      <w:proofErr w:type="spellStart"/>
       <w:r>
         <w:t>turpis</w:t>
       </w:r>
-      <w:r>
-        <w:t> </w:t>
-      </w:r>
+      <w:proofErr w:type="spellEnd"/>
+      <w:r>
+        <w:t xml:space="preserve"> </w:t>
+      </w:r>
+      <w:proofErr w:type="spellStart"/>
       <w:r>
         <w:t>massa</w:t>
       </w:r>
-      <w:r>
-        <w:t> </w:t>
-      </w:r>
+      <w:proofErr w:type="spellEnd"/>
+      <w:r>
+        <w:t xml:space="preserve"> </w:t>
+      </w:r>
+      <w:proofErr w:type="spellStart"/>
       <w:r>
         <w:t>tincidunt</w:t>
       </w:r>
-      <w:r>
-        <w:t> dui </w:t>
-      </w:r>
+      <w:proofErr w:type="spellEnd"/>
+      <w:r>
+        <w:t xml:space="preserve"> dui </w:t>
+      </w:r>
+      <w:proofErr w:type="spellStart"/>
       <w:r>
         <w:t>ut</w:t>
       </w:r>
-      <w:r>
-        <w:t> </w:t>
-      </w:r>
+      <w:proofErr w:type="spellEnd"/>
+      <w:r>
+        <w:t xml:space="preserve"> </w:t>
+      </w:r>
+      <w:proofErr w:type="spellStart"/>
       <w:r>
         <w:t>ornare</w:t>
       </w:r>
-      <w:r>
-        <w:t> </w:t>
-      </w:r>
+      <w:proofErr w:type="spellEnd"/>
+      <w:r>
+        <w:t xml:space="preserve"> </w:t>
+      </w:r>
+      <w:proofErr w:type="spellStart"/>
       <w:r>
         <w:t>lectus</w:t>
       </w:r>
-      <w:r>
-        <w:t> sit </w:t>
-      </w:r>
+      <w:proofErr w:type="spellEnd"/>
+      <w:r>
+        <w:t xml:space="preserve"> sit </w:t>
+      </w:r>
+      <w:proofErr w:type="spellStart"/>
       <w:r>
         <w:t>amet</w:t>
       </w:r>
-      <w:r>
-        <w:t> est </w:t>
-      </w:r>
+      <w:proofErr w:type="spellEnd"/>
+      <w:r>
+        <w:t xml:space="preserve"> est </w:t>
+      </w:r>
+      <w:proofErr w:type="spellStart"/>
       <w:r>
         <w:t>placerat</w:t>
       </w:r>
-      <w:r>
-        <w:t> in </w:t>
-      </w:r>
+      <w:proofErr w:type="spellEnd"/>
+      <w:r>
+        <w:t xml:space="preserve"> in </w:t>
+      </w:r>
+      <w:proofErr w:type="spellStart"/>
       <w:r>
         <w:t>egestas</w:t>
       </w:r>
-      <w:r>
-        <w:t> </w:t>
-      </w:r>
+      <w:proofErr w:type="spellEnd"/>
+      <w:r>
+        <w:t xml:space="preserve"> </w:t>
+      </w:r>
+      <w:proofErr w:type="spellStart"/>
       <w:r>
         <w:t>erat</w:t>
       </w:r>
-      <w:r>
-        <w:t> </w:t>
-      </w:r>
+      <w:proofErr w:type="spellEnd"/>
+      <w:r>
+        <w:t xml:space="preserve"> </w:t>
+      </w:r>
+      <w:proofErr w:type="spellStart"/>
       <w:r>
         <w:t>imperdiet</w:t>
       </w:r>
-      <w:r>
-        <w:t> sed.</w:t>
+      <w:proofErr w:type="spellEnd"/>
+      <w:r>
+        <w:t xml:space="preserve"> sed.</w:t>
       </w:r>
     </w:p>
     <w:p>
+      <w:proofErr w:type="spellStart"/>
       <w:r>
         <w:t>Euismod</w:t>
       </w:r>
-      <w:r>
-        <w:t> nisi porta lorem </w:t>
-      </w:r>
+      <w:proofErr w:type="spellEnd"/>
+      <w:r>
+        <w:t xml:space="preserve"> nisi porta lorem </w:t>
+      </w:r>
+      <w:proofErr w:type="spellStart"/>
       <w:r>
         <w:t>mollis</w:t>
       </w:r>
-      <w:r>
-        <w:t> </w:t>
-      </w:r>
+      <w:proofErr w:type="spellEnd"/>
+      <w:r>
+        <w:t xml:space="preserve"> </w:t>
+      </w:r>
+      <w:proofErr w:type="spellStart"/>
       <w:r>
         <w:t>aliquam</w:t>
       </w:r>
-      <w:r>
-        <w:t> </w:t>
-      </w:r>
+      <w:proofErr w:type="spellEnd"/>
+      <w:r>
+        <w:t xml:space="preserve"> </w:t>
+      </w:r>
+      <w:proofErr w:type="spellStart"/>
       <w:r>
         <w:t>ut</w:t>
       </w:r>
-      <w:r>
-        <w:t> </w:t>
-      </w:r>
+      <w:proofErr w:type="spellEnd"/>
+      <w:r>
+        <w:t xml:space="preserve"> </w:t>
+      </w:r>
+      <w:proofErr w:type="spellStart"/>
       <w:r>
         <w:t>porttitor</w:t>
       </w:r>
-      <w:r>
-        <w:t> </w:t>
-      </w:r>
+      <w:proofErr w:type="spellEnd"/>
+      <w:r>
+        <w:t xml:space="preserve"> </w:t>
+      </w:r>
+      <w:proofErr w:type="spellStart"/>
       <w:r>
         <w:t>leo</w:t>
       </w:r>
-      <w:r>
-        <w:t> a diam </w:t>
-      </w:r>
+      <w:proofErr w:type="spellEnd"/>
+      <w:r>
+        <w:t xml:space="preserve"> a diam </w:t>
+      </w:r>
+      <w:proofErr w:type="spellStart"/>
       <w:r>
         <w:t>sollicitudin</w:t>
       </w:r>
-      <w:r>
-        <w:t> </w:t>
-      </w:r>
+      <w:proofErr w:type="spellEnd"/>
+      <w:r>
+        <w:t xml:space="preserve"> </w:t>
+      </w:r>
+      <w:proofErr w:type="spellStart"/>
       <w:r>
         <w:t>tempor</w:t>
       </w:r>
-      <w:r>
-        <w:t> id </w:t>
-      </w:r>
+      <w:proofErr w:type="spellEnd"/>
+      <w:r>
+        <w:t xml:space="preserve"> id </w:t>
+      </w:r>
+      <w:proofErr w:type="spellStart"/>
       <w:r>
         <w:t>eu</w:t>
       </w:r>
-      <w:r>
-        <w:t> </w:t>
-      </w:r>
+      <w:proofErr w:type="spellEnd"/>
+      <w:r>
+        <w:t xml:space="preserve"> </w:t>
+      </w:r>
+      <w:proofErr w:type="spellStart"/>
       <w:r>
         <w:t>nisl</w:t>
       </w:r>
-      <w:r>
-        <w:t> nunc mi ipsum </w:t>
-      </w:r>
+      <w:proofErr w:type="spellEnd"/>
+      <w:r>
+        <w:t xml:space="preserve"> nunc mi ipsum </w:t>
+      </w:r>
+      <w:proofErr w:type="spellStart"/>
       <w:r>
         <w:t>faucibus</w:t>
       </w:r>
-      <w:r>
-        <w:t> vitae </w:t>
-      </w:r>
+      <w:proofErr w:type="spellEnd"/>
+      <w:r>
+        <w:t xml:space="preserve"> vitae </w:t>
+      </w:r>
+      <w:proofErr w:type="spellStart"/>
       <w:r>
         <w:t>aliquet</w:t>
       </w:r>
-      <w:r>
-        <w:t> nec </w:t>
-      </w:r>
+      <w:proofErr w:type="spellEnd"/>
+      <w:r>
+        <w:t xml:space="preserve"> nec </w:t>
+      </w:r>
+      <w:proofErr w:type="spellStart"/>
       <w:r>
         <w:t>ullamcorper</w:t>
       </w:r>
-      <w:r>
-        <w:t> sit </w:t>
-      </w:r>
+      <w:proofErr w:type="spellEnd"/>
+      <w:r>
+        <w:t xml:space="preserve"> sit </w:t>
+      </w:r>
+      <w:proofErr w:type="spellStart"/>
       <w:r>
         <w:t>amet</w:t>
       </w:r>
-      <w:r>
-        <w:t> </w:t>
-      </w:r>
+      <w:proofErr w:type="spellEnd"/>
+      <w:r>
+        <w:t xml:space="preserve"> </w:t>
+      </w:r>
+      <w:proofErr w:type="spellStart"/>
       <w:r>
         <w:t>risus</w:t>
       </w:r>
-      <w:r>
-        <w:t> </w:t>
-      </w:r>
+      <w:proofErr w:type="spellEnd"/>
+      <w:r>
+        <w:t xml:space="preserve"> </w:t>
+      </w:r>
+      <w:proofErr w:type="spellStart"/>
       <w:r>
         <w:t>nullam</w:t>
       </w:r>
-      <w:r>
-        <w:t> </w:t>
-      </w:r>
+      <w:proofErr w:type="spellEnd"/>
+      <w:r>
+        <w:t xml:space="preserve"> </w:t>
+      </w:r>
+      <w:proofErr w:type="spellStart"/>
       <w:r>
         <w:t>eget</w:t>
       </w:r>
-      <w:r>
-        <w:t> </w:t>
-      </w:r>
+      <w:proofErr w:type="spellEnd"/>
+      <w:r>
+        <w:t xml:space="preserve"> </w:t>
+      </w:r>
+      <w:proofErr w:type="spellStart"/>
       <w:r>
         <w:t>felis</w:t>
       </w:r>
-      <w:r>
-        <w:t> </w:t>
-      </w:r>
+      <w:proofErr w:type="spellEnd"/>
+      <w:r>
+        <w:t xml:space="preserve"> </w:t>
+      </w:r>
+      <w:proofErr w:type="spellStart"/>
       <w:r>
         <w:t>eget</w:t>
       </w:r>
-      <w:r>
-        <w:t> nunc </w:t>
-      </w:r>
+      <w:proofErr w:type="spellEnd"/>
+      <w:r>
+        <w:t xml:space="preserve"> nunc </w:t>
+      </w:r>
+      <w:proofErr w:type="spellStart"/>
       <w:r>
         <w:t>lobortis</w:t>
       </w:r>
-      <w:r>
-        <w:t> </w:t>
-      </w:r>
+      <w:proofErr w:type="spellEnd"/>
+      <w:r>
+        <w:t xml:space="preserve"> </w:t>
+      </w:r>
+      <w:proofErr w:type="spellStart"/>
       <w:r>
         <w:t>mattis</w:t>
       </w:r>
-      <w:r>
-        <w:t> </w:t>
-      </w:r>
+      <w:proofErr w:type="spellEnd"/>
+      <w:r>
+        <w:t xml:space="preserve"> </w:t>
+      </w:r>
+      <w:proofErr w:type="spellStart"/>
       <w:r>
         <w:t>aliquam</w:t>
       </w:r>
-      <w:r>
-        <w:t> </w:t>
-      </w:r>
+      <w:proofErr w:type="spellEnd"/>
+      <w:r>
+        <w:t xml:space="preserve"> </w:t>
+      </w:r>
+      <w:proofErr w:type="spellStart"/>
       <w:r>
         <w:t>faucibus</w:t>
       </w:r>
-      <w:r>
-        <w:t> </w:t>
-      </w:r>
+      <w:proofErr w:type="spellEnd"/>
+      <w:r>
+        <w:t xml:space="preserve"> </w:t>
+      </w:r>
+      <w:proofErr w:type="spellStart"/>
       <w:r>
         <w:t>purus</w:t>
       </w:r>
-      <w:r>
-        <w:t> in </w:t>
-      </w:r>
+      <w:proofErr w:type="spellEnd"/>
+      <w:r>
+        <w:t xml:space="preserve"> in </w:t>
+      </w:r>
+      <w:proofErr w:type="spellStart"/>
       <w:r>
         <w:t>massa</w:t>
       </w:r>
-      <w:r>
-        <w:t> </w:t>
-      </w:r>
+      <w:proofErr w:type="spellEnd"/>
+      <w:r>
+        <w:t xml:space="preserve"> </w:t>
+      </w:r>
+      <w:proofErr w:type="spellStart"/>
       <w:r>
         <w:t>tempor</w:t>
       </w:r>
-      <w:r>
-        <w:t> nec </w:t>
-      </w:r>
+      <w:proofErr w:type="spellEnd"/>
+      <w:r>
+        <w:t xml:space="preserve"> nec </w:t>
+      </w:r>
+      <w:proofErr w:type="spellStart"/>
       <w:r>
         <w:t>feugiat</w:t>
       </w:r>
-      <w:r>
-        <w:t> </w:t>
-      </w:r>
+      <w:proofErr w:type="spellEnd"/>
+      <w:r>
+        <w:t xml:space="preserve"> </w:t>
+      </w:r>
+      <w:proofErr w:type="spellStart"/>
       <w:r>
         <w:t>nisl</w:t>
       </w:r>
-      <w:r>
-        <w:t> </w:t>
-      </w:r>
+      <w:proofErr w:type="spellEnd"/>
+      <w:r>
+        <w:t xml:space="preserve"> </w:t>
+      </w:r>
+      <w:proofErr w:type="spellStart"/>
       <w:r>
         <w:t>pretium</w:t>
       </w:r>
+      <w:proofErr w:type="spellEnd"/>
       <w:r>
         <w:t>.</w:t>
       </w:r>
@@ -2472,377 +3131,501 @@
       </w:r>
     </w:p>
     <w:p>
+      <w:proofErr w:type="spellStart"/>
       <w:r>
         <w:t>Fusce</w:t>
       </w:r>
-      <w:r>
-        <w:t> </w:t>
-      </w:r>
+      <w:proofErr w:type="spellEnd"/>
+      <w:r>
+        <w:t xml:space="preserve"> </w:t>
+      </w:r>
+      <w:proofErr w:type="spellStart"/>
       <w:r>
         <w:t>ut</w:t>
       </w:r>
-      <w:r>
-        <w:t> </w:t>
-      </w:r>
+      <w:proofErr w:type="spellEnd"/>
+      <w:r>
+        <w:t xml:space="preserve"> </w:t>
+      </w:r>
+      <w:proofErr w:type="spellStart"/>
       <w:r>
         <w:t>placerat</w:t>
       </w:r>
-      <w:r>
-        <w:t> </w:t>
-      </w:r>
+      <w:proofErr w:type="spellEnd"/>
+      <w:r>
+        <w:t xml:space="preserve"> </w:t>
+      </w:r>
+      <w:proofErr w:type="spellStart"/>
       <w:r>
         <w:t>orci</w:t>
       </w:r>
-      <w:r>
-        <w:t> </w:t>
-      </w:r>
+      <w:proofErr w:type="spellEnd"/>
+      <w:r>
+        <w:t xml:space="preserve"> </w:t>
+      </w:r>
+      <w:proofErr w:type="spellStart"/>
       <w:r>
         <w:t>nulla</w:t>
       </w:r>
-      <w:r>
-        <w:t> </w:t>
-      </w:r>
+      <w:proofErr w:type="spellEnd"/>
+      <w:r>
+        <w:t xml:space="preserve"> </w:t>
+      </w:r>
+      <w:proofErr w:type="spellStart"/>
       <w:r>
         <w:t>pellentesque</w:t>
       </w:r>
-      <w:r>
-        <w:t> </w:t>
-      </w:r>
+      <w:proofErr w:type="spellEnd"/>
+      <w:r>
+        <w:t xml:space="preserve"> </w:t>
+      </w:r>
+      <w:proofErr w:type="spellStart"/>
       <w:r>
         <w:t>dignissim</w:t>
       </w:r>
-      <w:r>
-        <w:t> </w:t>
-      </w:r>
+      <w:proofErr w:type="spellEnd"/>
+      <w:r>
+        <w:t xml:space="preserve"> </w:t>
+      </w:r>
+      <w:proofErr w:type="spellStart"/>
       <w:r>
         <w:t>enim</w:t>
       </w:r>
-      <w:r>
-        <w:t> sit </w:t>
-      </w:r>
+      <w:proofErr w:type="spellEnd"/>
+      <w:r>
+        <w:t xml:space="preserve"> sit </w:t>
+      </w:r>
+      <w:proofErr w:type="spellStart"/>
       <w:r>
         <w:t>amet</w:t>
       </w:r>
-      <w:r>
-        <w:t> </w:t>
-      </w:r>
+      <w:proofErr w:type="spellEnd"/>
+      <w:r>
+        <w:t xml:space="preserve"> </w:t>
+      </w:r>
+      <w:proofErr w:type="spellStart"/>
       <w:r>
         <w:t>venenatis</w:t>
       </w:r>
-      <w:r>
-        <w:t> </w:t>
-      </w:r>
+      <w:proofErr w:type="spellEnd"/>
+      <w:r>
+        <w:t xml:space="preserve"> </w:t>
+      </w:r>
+      <w:proofErr w:type="spellStart"/>
       <w:r>
         <w:t>urna</w:t>
       </w:r>
-      <w:r>
-        <w:t> cursus </w:t>
-      </w:r>
+      <w:proofErr w:type="spellEnd"/>
+      <w:r>
+        <w:t xml:space="preserve"> cursus </w:t>
+      </w:r>
+      <w:proofErr w:type="spellStart"/>
       <w:r>
         <w:t>eget</w:t>
       </w:r>
-      <w:r>
-        <w:t> nunc </w:t>
-      </w:r>
+      <w:proofErr w:type="spellEnd"/>
+      <w:r>
+        <w:t xml:space="preserve"> nunc </w:t>
+      </w:r>
+      <w:proofErr w:type="spellStart"/>
       <w:r>
         <w:t>scelerisque</w:t>
       </w:r>
-      <w:r>
-        <w:t> </w:t>
-      </w:r>
+      <w:proofErr w:type="spellEnd"/>
+      <w:r>
+        <w:t xml:space="preserve"> </w:t>
+      </w:r>
+      <w:proofErr w:type="spellStart"/>
       <w:r>
         <w:t>viverra</w:t>
       </w:r>
-      <w:r>
-        <w:t> </w:t>
-      </w:r>
+      <w:proofErr w:type="spellEnd"/>
+      <w:r>
+        <w:t xml:space="preserve"> </w:t>
+      </w:r>
+      <w:proofErr w:type="spellStart"/>
       <w:r>
         <w:t>mauris</w:t>
       </w:r>
-      <w:r>
-        <w:t> in </w:t>
-      </w:r>
+      <w:proofErr w:type="spellEnd"/>
+      <w:r>
+        <w:t xml:space="preserve"> in </w:t>
+      </w:r>
+      <w:proofErr w:type="spellStart"/>
       <w:r>
         <w:t>aliquam</w:t>
       </w:r>
-      <w:r>
-        <w:t> </w:t>
-      </w:r>
+      <w:proofErr w:type="spellEnd"/>
+      <w:r>
+        <w:t xml:space="preserve"> </w:t>
+      </w:r>
+      <w:proofErr w:type="spellStart"/>
       <w:r>
         <w:t>sem</w:t>
       </w:r>
-      <w:r>
-        <w:t> </w:t>
-      </w:r>
+      <w:proofErr w:type="spellEnd"/>
+      <w:r>
+        <w:t xml:space="preserve"> </w:t>
+      </w:r>
+      <w:proofErr w:type="spellStart"/>
       <w:r>
         <w:t>fringilla</w:t>
       </w:r>
-      <w:r>
-        <w:t> </w:t>
-      </w:r>
+      <w:proofErr w:type="spellEnd"/>
+      <w:r>
+        <w:t xml:space="preserve"> </w:t>
+      </w:r>
+      <w:proofErr w:type="spellStart"/>
       <w:r>
         <w:t>ut</w:t>
       </w:r>
-      <w:r>
-        <w:t> </w:t>
-      </w:r>
+      <w:proofErr w:type="spellEnd"/>
+      <w:r>
+        <w:t xml:space="preserve"> </w:t>
+      </w:r>
+      <w:proofErr w:type="spellStart"/>
       <w:r>
         <w:t>morbi</w:t>
       </w:r>
-      <w:r>
-        <w:t> </w:t>
-      </w:r>
+      <w:proofErr w:type="spellEnd"/>
+      <w:r>
+        <w:t xml:space="preserve"> </w:t>
+      </w:r>
+      <w:proofErr w:type="spellStart"/>
       <w:r>
         <w:t>tincidunt</w:t>
       </w:r>
-      <w:r>
-        <w:t> </w:t>
-      </w:r>
+      <w:proofErr w:type="spellEnd"/>
+      <w:r>
+        <w:t xml:space="preserve"> </w:t>
+      </w:r>
+      <w:proofErr w:type="spellStart"/>
       <w:r>
         <w:t>augue</w:t>
       </w:r>
-      <w:r>
-        <w:t> </w:t>
-      </w:r>
+      <w:proofErr w:type="spellEnd"/>
+      <w:r>
+        <w:t xml:space="preserve"> </w:t>
+      </w:r>
+      <w:proofErr w:type="spellStart"/>
       <w:r>
         <w:t>interdum</w:t>
       </w:r>
-      <w:r>
-        <w:t> </w:t>
-      </w:r>
+      <w:proofErr w:type="spellEnd"/>
+      <w:r>
+        <w:t xml:space="preserve"> </w:t>
+      </w:r>
+      <w:proofErr w:type="spellStart"/>
       <w:r>
         <w:t>velit</w:t>
       </w:r>
-      <w:r>
-        <w:t> </w:t>
-      </w:r>
+      <w:proofErr w:type="spellEnd"/>
+      <w:r>
+        <w:t xml:space="preserve"> </w:t>
+      </w:r>
+      <w:proofErr w:type="spellStart"/>
       <w:r>
         <w:t>euismod</w:t>
       </w:r>
-      <w:r>
-        <w:t> in </w:t>
-      </w:r>
+      <w:proofErr w:type="spellEnd"/>
+      <w:r>
+        <w:t xml:space="preserve"> in </w:t>
+      </w:r>
+      <w:proofErr w:type="spellStart"/>
       <w:r>
         <w:t>pellentesque</w:t>
       </w:r>
-      <w:r>
-        <w:t> </w:t>
-      </w:r>
+      <w:proofErr w:type="spellEnd"/>
+      <w:r>
+        <w:t xml:space="preserve"> </w:t>
+      </w:r>
+      <w:proofErr w:type="spellStart"/>
       <w:r>
         <w:t>massa</w:t>
       </w:r>
-      <w:r>
-        <w:t> </w:t>
-      </w:r>
+      <w:proofErr w:type="spellEnd"/>
+      <w:r>
+        <w:t xml:space="preserve"> </w:t>
+      </w:r>
+      <w:proofErr w:type="spellStart"/>
       <w:r>
         <w:t>placerat</w:t>
       </w:r>
-      <w:r>
-        <w:t> </w:t>
-      </w:r>
+      <w:proofErr w:type="spellEnd"/>
+      <w:r>
+        <w:t xml:space="preserve"> </w:t>
+      </w:r>
+      <w:proofErr w:type="spellStart"/>
       <w:r>
         <w:t>duis</w:t>
       </w:r>
-      <w:r>
-        <w:t> </w:t>
-      </w:r>
+      <w:proofErr w:type="spellEnd"/>
+      <w:r>
+        <w:t xml:space="preserve"> </w:t>
+      </w:r>
+      <w:proofErr w:type="spellStart"/>
       <w:r>
         <w:t>ultricies</w:t>
       </w:r>
-      <w:r>
-        <w:t> </w:t>
-      </w:r>
+      <w:proofErr w:type="spellEnd"/>
+      <w:r>
+        <w:t xml:space="preserve"> </w:t>
+      </w:r>
+      <w:proofErr w:type="spellStart"/>
       <w:r>
         <w:t>lacus</w:t>
       </w:r>
-      <w:r>
-        <w:t> sed </w:t>
-      </w:r>
+      <w:proofErr w:type="spellEnd"/>
+      <w:r>
+        <w:t xml:space="preserve"> sed </w:t>
+      </w:r>
+      <w:proofErr w:type="spellStart"/>
       <w:r>
         <w:t>turpis</w:t>
       </w:r>
-      <w:r>
-        <w:t> </w:t>
-      </w:r>
+      <w:proofErr w:type="spellEnd"/>
+      <w:r>
+        <w:t xml:space="preserve"> </w:t>
+      </w:r>
+      <w:proofErr w:type="spellStart"/>
       <w:r>
         <w:t>tincidunt</w:t>
       </w:r>
-      <w:r>
-        <w:t> id </w:t>
-      </w:r>
+      <w:proofErr w:type="spellEnd"/>
+      <w:r>
+        <w:t xml:space="preserve"> id </w:t>
+      </w:r>
+      <w:proofErr w:type="spellStart"/>
       <w:r>
         <w:t>aliquet</w:t>
       </w:r>
+      <w:proofErr w:type="spellEnd"/>
       <w:r>
         <w:t>.</w:t>
       </w:r>
     </w:p>
     <w:p>
+      <w:proofErr w:type="spellStart"/>
       <w:r>
         <w:t>Risus</w:t>
       </w:r>
-      <w:r>
-        <w:t> </w:t>
-      </w:r>
+      <w:proofErr w:type="spellEnd"/>
+      <w:r>
+        <w:t xml:space="preserve"> </w:t>
+      </w:r>
+      <w:proofErr w:type="spellStart"/>
       <w:r>
         <w:t>commodo</w:t>
       </w:r>
-      <w:r>
-        <w:t> </w:t>
-      </w:r>
+      <w:proofErr w:type="spellEnd"/>
+      <w:r>
+        <w:t xml:space="preserve"> </w:t>
+      </w:r>
+      <w:proofErr w:type="spellStart"/>
       <w:r>
         <w:t>viverra</w:t>
       </w:r>
-      <w:r>
-        <w:t> </w:t>
-      </w:r>
+      <w:proofErr w:type="spellEnd"/>
+      <w:r>
+        <w:t xml:space="preserve"> </w:t>
+      </w:r>
+      <w:proofErr w:type="spellStart"/>
       <w:r>
         <w:t>maecenas</w:t>
       </w:r>
-      <w:r>
-        <w:t> </w:t>
-      </w:r>
+      <w:proofErr w:type="spellEnd"/>
+      <w:r>
+        <w:t xml:space="preserve"> </w:t>
+      </w:r>
+      <w:proofErr w:type="spellStart"/>
       <w:r>
         <w:t>accumsan</w:t>
       </w:r>
-      <w:r>
-        <w:t> </w:t>
-      </w:r>
+      <w:proofErr w:type="spellEnd"/>
+      <w:r>
+        <w:t xml:space="preserve"> </w:t>
+      </w:r>
+      <w:proofErr w:type="spellStart"/>
       <w:r>
         <w:t>lacus</w:t>
       </w:r>
-      <w:r>
-        <w:t> vel </w:t>
-      </w:r>
+      <w:proofErr w:type="spellEnd"/>
+      <w:r>
+        <w:t xml:space="preserve"> vel </w:t>
+      </w:r>
+      <w:proofErr w:type="spellStart"/>
       <w:r>
         <w:t>facilisis</w:t>
       </w:r>
-      <w:r>
-        <w:t> </w:t>
-      </w:r>
+      <w:proofErr w:type="spellEnd"/>
+      <w:r>
+        <w:t xml:space="preserve"> </w:t>
+      </w:r>
+      <w:proofErr w:type="spellStart"/>
       <w:r>
         <w:t>volutpat</w:t>
       </w:r>
-      <w:r>
-        <w:t> est </w:t>
-      </w:r>
+      <w:proofErr w:type="spellEnd"/>
+      <w:r>
+        <w:t xml:space="preserve"> est </w:t>
+      </w:r>
+      <w:proofErr w:type="spellStart"/>
       <w:r>
         <w:t>velit</w:t>
       </w:r>
-      <w:r>
-        <w:t> </w:t>
-      </w:r>
+      <w:proofErr w:type="spellEnd"/>
+      <w:r>
+        <w:t xml:space="preserve"> </w:t>
+      </w:r>
+      <w:proofErr w:type="spellStart"/>
       <w:r>
         <w:t>egestas</w:t>
       </w:r>
-      <w:r>
-        <w:t> dui id </w:t>
-      </w:r>
+      <w:proofErr w:type="spellEnd"/>
+      <w:r>
+        <w:t xml:space="preserve"> dui id </w:t>
+      </w:r>
+      <w:proofErr w:type="spellStart"/>
       <w:r>
         <w:t>ornare</w:t>
       </w:r>
-      <w:r>
-        <w:t> </w:t>
-      </w:r>
+      <w:proofErr w:type="spellEnd"/>
+      <w:r>
+        <w:t xml:space="preserve"> </w:t>
+      </w:r>
+      <w:proofErr w:type="spellStart"/>
       <w:r>
         <w:t>arcu</w:t>
       </w:r>
-      <w:r>
-        <w:t> </w:t>
-      </w:r>
+      <w:proofErr w:type="spellEnd"/>
+      <w:r>
+        <w:t xml:space="preserve"> </w:t>
+      </w:r>
+      <w:proofErr w:type="spellStart"/>
       <w:r>
         <w:t>odio</w:t>
       </w:r>
-      <w:r>
-        <w:t> </w:t>
-      </w:r>
+      <w:proofErr w:type="spellEnd"/>
+      <w:r>
+        <w:t xml:space="preserve"> </w:t>
+      </w:r>
+      <w:proofErr w:type="spellStart"/>
       <w:r>
         <w:t>ut</w:t>
       </w:r>
-      <w:r>
-        <w:t> </w:t>
-      </w:r>
+      <w:proofErr w:type="spellEnd"/>
+      <w:r>
+        <w:t xml:space="preserve"> </w:t>
+      </w:r>
+      <w:proofErr w:type="spellStart"/>
       <w:r>
         <w:t>sem</w:t>
       </w:r>
-      <w:r>
-        <w:t> </w:t>
-      </w:r>
+      <w:proofErr w:type="spellEnd"/>
+      <w:r>
+        <w:t xml:space="preserve"> </w:t>
+      </w:r>
+      <w:proofErr w:type="spellStart"/>
       <w:r>
         <w:t>nulla</w:t>
       </w:r>
-      <w:r>
-        <w:t> pharetra diam sit </w:t>
-      </w:r>
+      <w:proofErr w:type="spellEnd"/>
+      <w:r>
+        <w:t xml:space="preserve"> pharetra diam sit </w:t>
+      </w:r>
+      <w:proofErr w:type="spellStart"/>
       <w:r>
         <w:t>amet</w:t>
       </w:r>
-      <w:r>
-        <w:t> </w:t>
-      </w:r>
+      <w:proofErr w:type="spellEnd"/>
+      <w:r>
+        <w:t xml:space="preserve"> </w:t>
+      </w:r>
+      <w:proofErr w:type="spellStart"/>
       <w:r>
         <w:t>nisl</w:t>
       </w:r>
-      <w:r>
-        <w:t> </w:t>
-      </w:r>
+      <w:proofErr w:type="spellEnd"/>
+      <w:r>
+        <w:t xml:space="preserve"> </w:t>
+      </w:r>
+      <w:proofErr w:type="spellStart"/>
       <w:r>
         <w:t>suscipit</w:t>
       </w:r>
-      <w:r>
-        <w:t> </w:t>
-      </w:r>
+      <w:proofErr w:type="spellEnd"/>
+      <w:r>
+        <w:t xml:space="preserve"> </w:t>
+      </w:r>
+      <w:proofErr w:type="spellStart"/>
       <w:r>
         <w:t>adipiscing</w:t>
       </w:r>
-      <w:r>
-        <w:t> </w:t>
-      </w:r>
+      <w:proofErr w:type="spellEnd"/>
+      <w:r>
+        <w:t xml:space="preserve"> </w:t>
+      </w:r>
+      <w:proofErr w:type="spellStart"/>
       <w:r>
         <w:t>bibendum</w:t>
       </w:r>
-      <w:r>
-        <w:t> est </w:t>
-      </w:r>
+      <w:proofErr w:type="spellEnd"/>
+      <w:r>
+        <w:t xml:space="preserve"> est </w:t>
+      </w:r>
+      <w:proofErr w:type="spellStart"/>
       <w:r>
         <w:t>ultricies</w:t>
       </w:r>
-      <w:r>
-        <w:t> integer </w:t>
-      </w:r>
+      <w:proofErr w:type="spellEnd"/>
+      <w:r>
+        <w:t xml:space="preserve"> integer </w:t>
+      </w:r>
+      <w:proofErr w:type="spellStart"/>
       <w:r>
         <w:t>quis</w:t>
       </w:r>
-      <w:r>
-        <w:t> auctor </w:t>
-      </w:r>
+      <w:proofErr w:type="spellEnd"/>
+      <w:r>
+        <w:t xml:space="preserve"> auctor </w:t>
+      </w:r>
+      <w:proofErr w:type="spellStart"/>
       <w:r>
         <w:t>elit</w:t>
       </w:r>
-      <w:r>
-        <w:t> sed </w:t>
-      </w:r>
+      <w:proofErr w:type="spellEnd"/>
+      <w:r>
+        <w:t xml:space="preserve"> sed </w:t>
+      </w:r>
+      <w:proofErr w:type="spellStart"/>
       <w:r>
         <w:t>vulputate</w:t>
       </w:r>
-      <w:r>
-        <w:t> mi sit </w:t>
-      </w:r>
+      <w:proofErr w:type="spellEnd"/>
+      <w:r>
+        <w:t xml:space="preserve"> mi sit </w:t>
+      </w:r>
+      <w:proofErr w:type="spellStart"/>
       <w:r>
         <w:t>amet</w:t>
       </w:r>
-      <w:r>
-        <w:t> </w:t>
-      </w:r>
+      <w:proofErr w:type="spellEnd"/>
+      <w:r>
+        <w:t xml:space="preserve"> </w:t>
+      </w:r>
+      <w:proofErr w:type="spellStart"/>
       <w:r>
         <w:t>mauris</w:t>
       </w:r>
-      <w:r>
-        <w:t> </w:t>
-      </w:r>
+      <w:proofErr w:type="spellEnd"/>
+      <w:r>
+        <w:t xml:space="preserve"> </w:t>
+      </w:r>
+      <w:proofErr w:type="spellStart"/>
       <w:r>
         <w:t>commodo</w:t>
       </w:r>
+      <w:proofErr w:type="spellEnd"/>
       <w:r>
         <w:t>.</w:t>
       </w:r>
@@ -2857,559 +3640,1154 @@
     </w:p>
     <w:p>
       <w:r>
-        <w:t>Quis </w:t>
-      </w:r>
+        <w:t xml:space="preserve">Quis </w:t>
+      </w:r>
+      <w:proofErr w:type="spellStart"/>
       <w:r>
         <w:t>imperdiet</w:t>
       </w:r>
-      <w:r>
-        <w:t> </w:t>
-      </w:r>
+      <w:proofErr w:type="spellEnd"/>
+      <w:r>
+        <w:t xml:space="preserve"> </w:t>
+      </w:r>
+      <w:proofErr w:type="spellStart"/>
       <w:r>
         <w:t>massa</w:t>
       </w:r>
-      <w:r>
-        <w:t> </w:t>
-      </w:r>
+      <w:proofErr w:type="spellEnd"/>
+      <w:r>
+        <w:t xml:space="preserve"> </w:t>
+      </w:r>
+      <w:proofErr w:type="spellStart"/>
       <w:r>
         <w:t>tincidunt</w:t>
       </w:r>
-      <w:r>
-        <w:t> nunc pulvinar </w:t>
-      </w:r>
+      <w:proofErr w:type="spellEnd"/>
+      <w:r>
+        <w:t xml:space="preserve"> nunc pulvinar </w:t>
+      </w:r>
+      <w:proofErr w:type="spellStart"/>
       <w:r>
         <w:t>sapien</w:t>
       </w:r>
-      <w:r>
-        <w:t> et ligula </w:t>
-      </w:r>
+      <w:proofErr w:type="spellEnd"/>
+      <w:r>
+        <w:t xml:space="preserve"> et ligula </w:t>
+      </w:r>
+      <w:proofErr w:type="spellStart"/>
       <w:r>
         <w:t>ullamcorper</w:t>
       </w:r>
-      <w:r>
-        <w:t> </w:t>
-      </w:r>
+      <w:proofErr w:type="spellEnd"/>
+      <w:r>
+        <w:t xml:space="preserve"> </w:t>
+      </w:r>
+      <w:proofErr w:type="spellStart"/>
       <w:r>
         <w:t>malesuada</w:t>
       </w:r>
-      <w:r>
-        <w:t> </w:t>
-      </w:r>
+      <w:proofErr w:type="spellEnd"/>
+      <w:r>
+        <w:t xml:space="preserve"> </w:t>
+      </w:r>
+      <w:proofErr w:type="spellStart"/>
       <w:r>
         <w:t>proin</w:t>
       </w:r>
-      <w:r>
-        <w:t> libero nunc </w:t>
-      </w:r>
+      <w:proofErr w:type="spellEnd"/>
+      <w:r>
+        <w:t xml:space="preserve"> libero nunc </w:t>
+      </w:r>
+      <w:proofErr w:type="spellStart"/>
       <w:r>
         <w:t>consequat</w:t>
       </w:r>
-      <w:r>
-        <w:t> </w:t>
-      </w:r>
+      <w:proofErr w:type="spellEnd"/>
+      <w:r>
+        <w:t xml:space="preserve"> </w:t>
+      </w:r>
+      <w:proofErr w:type="spellStart"/>
       <w:r>
         <w:t>interdum</w:t>
       </w:r>
-      <w:r>
-        <w:t> </w:t>
-      </w:r>
+      <w:proofErr w:type="spellEnd"/>
+      <w:r>
+        <w:t xml:space="preserve"> </w:t>
+      </w:r>
+      <w:proofErr w:type="spellStart"/>
       <w:r>
         <w:t>varius</w:t>
       </w:r>
-      <w:r>
-        <w:t> sit </w:t>
-      </w:r>
+      <w:proofErr w:type="spellEnd"/>
+      <w:r>
+        <w:t xml:space="preserve"> sit </w:t>
+      </w:r>
+      <w:proofErr w:type="spellStart"/>
       <w:r>
         <w:t>amet</w:t>
       </w:r>
-      <w:r>
-        <w:t> </w:t>
-      </w:r>
+      <w:proofErr w:type="spellEnd"/>
+      <w:r>
+        <w:t xml:space="preserve"> </w:t>
+      </w:r>
+      <w:proofErr w:type="spellStart"/>
       <w:r>
         <w:t>mattis</w:t>
       </w:r>
-      <w:r>
-        <w:t> </w:t>
-      </w:r>
+      <w:proofErr w:type="spellEnd"/>
+      <w:r>
+        <w:t xml:space="preserve"> </w:t>
+      </w:r>
+      <w:proofErr w:type="spellStart"/>
       <w:r>
         <w:t>vulputate</w:t>
       </w:r>
-      <w:r>
-        <w:t> </w:t>
-      </w:r>
+      <w:proofErr w:type="spellEnd"/>
+      <w:r>
+        <w:t xml:space="preserve"> </w:t>
+      </w:r>
+      <w:proofErr w:type="spellStart"/>
       <w:r>
         <w:t>enim</w:t>
       </w:r>
-      <w:r>
-        <w:t> </w:t>
-      </w:r>
+      <w:proofErr w:type="spellEnd"/>
+      <w:r>
+        <w:t xml:space="preserve"> </w:t>
+      </w:r>
+      <w:proofErr w:type="spellStart"/>
       <w:r>
         <w:t>nulla</w:t>
       </w:r>
-      <w:r>
-        <w:t> </w:t>
-      </w:r>
+      <w:proofErr w:type="spellEnd"/>
+      <w:r>
+        <w:t xml:space="preserve"> </w:t>
+      </w:r>
+      <w:proofErr w:type="spellStart"/>
       <w:r>
         <w:t>aliquet</w:t>
       </w:r>
-      <w:r>
-        <w:t> </w:t>
-      </w:r>
+      <w:proofErr w:type="spellEnd"/>
+      <w:r>
+        <w:t xml:space="preserve"> </w:t>
+      </w:r>
+      <w:proofErr w:type="spellStart"/>
       <w:r>
         <w:t>porttitor</w:t>
       </w:r>
-      <w:r>
-        <w:t> </w:t>
-      </w:r>
+      <w:proofErr w:type="spellEnd"/>
+      <w:r>
+        <w:t xml:space="preserve"> </w:t>
+      </w:r>
+      <w:proofErr w:type="spellStart"/>
       <w:r>
         <w:t>lacus</w:t>
       </w:r>
-      <w:r>
-        <w:t> </w:t>
-      </w:r>
+      <w:proofErr w:type="spellEnd"/>
+      <w:r>
+        <w:t xml:space="preserve"> </w:t>
+      </w:r>
+      <w:proofErr w:type="spellStart"/>
       <w:r>
         <w:t>luctus</w:t>
       </w:r>
-      <w:r>
-        <w:t> </w:t>
-      </w:r>
+      <w:proofErr w:type="spellEnd"/>
+      <w:r>
+        <w:t xml:space="preserve"> </w:t>
+      </w:r>
+      <w:proofErr w:type="spellStart"/>
       <w:r>
         <w:t>accumsan</w:t>
       </w:r>
-      <w:r>
-        <w:t> </w:t>
-      </w:r>
+      <w:proofErr w:type="spellEnd"/>
+      <w:r>
+        <w:t xml:space="preserve"> </w:t>
+      </w:r>
+      <w:proofErr w:type="spellStart"/>
       <w:r>
         <w:t>tortor</w:t>
       </w:r>
-      <w:r>
-        <w:t> </w:t>
-      </w:r>
+      <w:proofErr w:type="spellEnd"/>
+      <w:r>
+        <w:t xml:space="preserve"> </w:t>
+      </w:r>
+      <w:proofErr w:type="spellStart"/>
       <w:r>
         <w:t>posuere</w:t>
       </w:r>
-      <w:r>
-        <w:t> ac </w:t>
-      </w:r>
+      <w:proofErr w:type="spellEnd"/>
+      <w:r>
+        <w:t xml:space="preserve"> ac </w:t>
+      </w:r>
+      <w:proofErr w:type="spellStart"/>
       <w:r>
         <w:t>ut</w:t>
       </w:r>
-      <w:r>
-        <w:t> </w:t>
-      </w:r>
+      <w:proofErr w:type="spellEnd"/>
+      <w:r>
+        <w:t xml:space="preserve"> </w:t>
+      </w:r>
+      <w:proofErr w:type="spellStart"/>
       <w:r>
         <w:t>consequat</w:t>
       </w:r>
-      <w:r>
-        <w:t> semper </w:t>
-      </w:r>
+      <w:proofErr w:type="spellEnd"/>
+      <w:r>
+        <w:t xml:space="preserve"> semper </w:t>
+      </w:r>
+      <w:proofErr w:type="spellStart"/>
       <w:r>
         <w:t>viverra</w:t>
       </w:r>
-      <w:r>
-        <w:t> </w:t>
-      </w:r>
+      <w:proofErr w:type="spellEnd"/>
+      <w:r>
+        <w:t xml:space="preserve"> </w:t>
+      </w:r>
+      <w:proofErr w:type="spellStart"/>
       <w:r>
         <w:t>nam</w:t>
       </w:r>
-      <w:r>
-        <w:t> libero </w:t>
-      </w:r>
+      <w:proofErr w:type="spellEnd"/>
+      <w:r>
+        <w:t xml:space="preserve"> libero </w:t>
+      </w:r>
+      <w:proofErr w:type="spellStart"/>
       <w:r>
         <w:t>justo</w:t>
       </w:r>
-      <w:r>
-        <w:t> </w:t>
-      </w:r>
+      <w:proofErr w:type="spellEnd"/>
+      <w:r>
+        <w:t xml:space="preserve"> </w:t>
+      </w:r>
+      <w:proofErr w:type="spellStart"/>
       <w:r>
         <w:t>laoreet</w:t>
       </w:r>
-      <w:r>
-        <w:t> sit.</w:t>
+      <w:proofErr w:type="spellEnd"/>
+      <w:r>
+        <w:t xml:space="preserve"> sit.</w:t>
       </w:r>
     </w:p>
     <w:p>
       <w:r>
-        <w:t>Amet </w:t>
-      </w:r>
+        <w:t xml:space="preserve">Amet </w:t>
+      </w:r>
+      <w:proofErr w:type="gramStart"/>
       <w:r>
         <w:t>cursus</w:t>
       </w:r>
-      <w:r>
-        <w:t> sit </w:t>
-      </w:r>
+      <w:proofErr w:type="gramEnd"/>
+      <w:r>
+        <w:t xml:space="preserve"> sit </w:t>
+      </w:r>
+      <w:proofErr w:type="spellStart"/>
       <w:r>
         <w:t>amet</w:t>
       </w:r>
-      <w:r>
-        <w:t> dictum sit </w:t>
-      </w:r>
+      <w:proofErr w:type="spellEnd"/>
+      <w:r>
+        <w:t xml:space="preserve"> dictum sit </w:t>
+      </w:r>
+      <w:proofErr w:type="spellStart"/>
       <w:r>
         <w:t>amet</w:t>
       </w:r>
-      <w:r>
-        <w:t> </w:t>
-      </w:r>
+      <w:proofErr w:type="spellEnd"/>
+      <w:r>
+        <w:t xml:space="preserve"> </w:t>
+      </w:r>
+      <w:proofErr w:type="spellStart"/>
       <w:r>
         <w:t>justo</w:t>
       </w:r>
-      <w:r>
-        <w:t> </w:t>
-      </w:r>
+      <w:proofErr w:type="spellEnd"/>
+      <w:r>
+        <w:t xml:space="preserve"> </w:t>
+      </w:r>
+      <w:proofErr w:type="spellStart"/>
       <w:r>
         <w:t>donec</w:t>
       </w:r>
-      <w:r>
-        <w:t> </w:t>
-      </w:r>
+      <w:proofErr w:type="spellEnd"/>
+      <w:r>
+        <w:t xml:space="preserve"> </w:t>
+      </w:r>
+      <w:proofErr w:type="spellStart"/>
       <w:r>
         <w:t>enim</w:t>
       </w:r>
-      <w:r>
-        <w:t> diam </w:t>
-      </w:r>
+      <w:proofErr w:type="spellEnd"/>
+      <w:r>
+        <w:t xml:space="preserve"> diam </w:t>
+      </w:r>
+      <w:proofErr w:type="spellStart"/>
       <w:r>
         <w:t>vulputate</w:t>
       </w:r>
-      <w:r>
-        <w:t> </w:t>
-      </w:r>
+      <w:proofErr w:type="spellEnd"/>
+      <w:r>
+        <w:t xml:space="preserve"> </w:t>
+      </w:r>
+      <w:proofErr w:type="spellStart"/>
       <w:r>
         <w:t>ut</w:t>
       </w:r>
-      <w:r>
-        <w:t> pharetra sit </w:t>
-      </w:r>
+      <w:proofErr w:type="spellEnd"/>
+      <w:r>
+        <w:t xml:space="preserve"> pharetra sit </w:t>
+      </w:r>
+      <w:proofErr w:type="spellStart"/>
       <w:r>
         <w:t>amet</w:t>
       </w:r>
-      <w:r>
-        <w:t> </w:t>
-      </w:r>
+      <w:proofErr w:type="spellEnd"/>
+      <w:r>
+        <w:t xml:space="preserve"> </w:t>
+      </w:r>
+      <w:proofErr w:type="spellStart"/>
       <w:r>
         <w:t>aliquam</w:t>
       </w:r>
-      <w:r>
-        <w:t> id diam </w:t>
-      </w:r>
+      <w:proofErr w:type="spellEnd"/>
+      <w:r>
+        <w:t xml:space="preserve"> id diam </w:t>
+      </w:r>
+      <w:proofErr w:type="spellStart"/>
       <w:r>
         <w:t>maecenas</w:t>
       </w:r>
-      <w:r>
-        <w:t> </w:t>
-      </w:r>
+      <w:proofErr w:type="spellEnd"/>
+      <w:r>
+        <w:t xml:space="preserve"> </w:t>
+      </w:r>
+      <w:proofErr w:type="spellStart"/>
       <w:r>
         <w:t>ultricies</w:t>
       </w:r>
-      <w:r>
-        <w:t> mi </w:t>
-      </w:r>
+      <w:proofErr w:type="spellEnd"/>
+      <w:r>
+        <w:t xml:space="preserve"> mi </w:t>
+      </w:r>
+      <w:proofErr w:type="spellStart"/>
       <w:r>
         <w:t>eget</w:t>
       </w:r>
-      <w:r>
-        <w:t> </w:t>
-      </w:r>
+      <w:proofErr w:type="spellEnd"/>
+      <w:r>
+        <w:t xml:space="preserve"> </w:t>
+      </w:r>
+      <w:proofErr w:type="spellStart"/>
       <w:r>
         <w:t>mauris</w:t>
       </w:r>
-      <w:r>
-        <w:t> pharetra et </w:t>
-      </w:r>
+      <w:proofErr w:type="spellEnd"/>
+      <w:r>
+        <w:t xml:space="preserve"> pharetra et </w:t>
+      </w:r>
+      <w:proofErr w:type="spellStart"/>
       <w:r>
         <w:t>ultrices</w:t>
       </w:r>
-      <w:r>
-        <w:t> </w:t>
-      </w:r>
+      <w:proofErr w:type="spellEnd"/>
+      <w:r>
+        <w:t xml:space="preserve"> </w:t>
+      </w:r>
+      <w:proofErr w:type="spellStart"/>
       <w:r>
         <w:t>neque</w:t>
       </w:r>
-      <w:r>
-        <w:t> </w:t>
-      </w:r>
+      <w:proofErr w:type="spellEnd"/>
+      <w:r>
+        <w:t xml:space="preserve"> </w:t>
+      </w:r>
+      <w:proofErr w:type="spellStart"/>
       <w:r>
         <w:t>ornare</w:t>
       </w:r>
-      <w:r>
-        <w:t> </w:t>
-      </w:r>
+      <w:proofErr w:type="spellEnd"/>
+      <w:r>
+        <w:t xml:space="preserve"> </w:t>
+      </w:r>
+      <w:proofErr w:type="spellStart"/>
       <w:r>
         <w:t>aenean</w:t>
       </w:r>
-      <w:r>
-        <w:t> </w:t>
-      </w:r>
+      <w:proofErr w:type="spellEnd"/>
+      <w:r>
+        <w:t xml:space="preserve"> </w:t>
+      </w:r>
+      <w:proofErr w:type="spellStart"/>
       <w:r>
         <w:t>euismod</w:t>
       </w:r>
-      <w:r>
-        <w:t> </w:t>
-      </w:r>
+      <w:proofErr w:type="spellEnd"/>
+      <w:r>
+        <w:t xml:space="preserve"> </w:t>
+      </w:r>
+      <w:proofErr w:type="spellStart"/>
       <w:r>
         <w:t>elementum</w:t>
       </w:r>
-      <w:r>
-        <w:t> nisi </w:t>
-      </w:r>
+      <w:proofErr w:type="spellEnd"/>
+      <w:r>
+        <w:t xml:space="preserve"> nisi </w:t>
+      </w:r>
+      <w:proofErr w:type="spellStart"/>
       <w:r>
         <w:t>quis</w:t>
       </w:r>
-      <w:r>
-        <w:t> </w:t>
-      </w:r>
+      <w:proofErr w:type="spellEnd"/>
+      <w:r>
+        <w:t xml:space="preserve"> </w:t>
+      </w:r>
+      <w:proofErr w:type="spellStart"/>
       <w:r>
         <w:t>eleifend</w:t>
       </w:r>
-      <w:r>
-        <w:t> </w:t>
-      </w:r>
+      <w:proofErr w:type="spellEnd"/>
+      <w:r>
+        <w:t xml:space="preserve"> </w:t>
+      </w:r>
+      <w:proofErr w:type="spellStart"/>
       <w:r>
         <w:t>quam</w:t>
       </w:r>
-      <w:r>
-        <w:t> </w:t>
-      </w:r>
+      <w:proofErr w:type="spellEnd"/>
+      <w:r>
+        <w:t xml:space="preserve"> </w:t>
+      </w:r>
+      <w:proofErr w:type="spellStart"/>
       <w:r>
         <w:t>adipiscing</w:t>
       </w:r>
-      <w:r>
-        <w:t> vitae </w:t>
-      </w:r>
+      <w:proofErr w:type="spellEnd"/>
+      <w:r>
+        <w:t xml:space="preserve"> vitae </w:t>
+      </w:r>
+      <w:proofErr w:type="spellStart"/>
       <w:r>
         <w:t>proin</w:t>
       </w:r>
-      <w:r>
-        <w:t> </w:t>
-      </w:r>
+      <w:proofErr w:type="spellEnd"/>
+      <w:r>
+        <w:t xml:space="preserve"> </w:t>
+      </w:r>
+      <w:proofErr w:type="spellStart"/>
       <w:r>
         <w:t>sagittis</w:t>
       </w:r>
-      <w:r>
-        <w:t> </w:t>
-      </w:r>
+      <w:proofErr w:type="spellEnd"/>
+      <w:r>
+        <w:t xml:space="preserve"> </w:t>
+      </w:r>
+      <w:proofErr w:type="spellStart"/>
       <w:r>
         <w:t>nisl</w:t>
       </w:r>
-      <w:r>
-        <w:t> </w:t>
-      </w:r>
+      <w:proofErr w:type="spellEnd"/>
+      <w:r>
+        <w:t xml:space="preserve"> </w:t>
+      </w:r>
+      <w:proofErr w:type="spellStart"/>
       <w:r>
         <w:t>rhoncus</w:t>
       </w:r>
-      <w:r>
-        <w:t> </w:t>
-      </w:r>
+      <w:proofErr w:type="spellEnd"/>
+      <w:r>
+        <w:t xml:space="preserve"> </w:t>
+      </w:r>
+      <w:proofErr w:type="spellStart"/>
       <w:r>
         <w:t>mattis</w:t>
       </w:r>
-      <w:r>
-        <w:t> </w:t>
-      </w:r>
+      <w:proofErr w:type="spellEnd"/>
+      <w:r>
+        <w:t xml:space="preserve"> </w:t>
+      </w:r>
+      <w:proofErr w:type="spellStart"/>
       <w:r>
         <w:t>rhoncus</w:t>
       </w:r>
+      <w:proofErr w:type="spellEnd"/>
       <w:r>
         <w:t>.</w:t>
       </w:r>
     </w:p>
     <w:p>
       <w:r>
-        <w:t>Urna </w:t>
-      </w:r>
+        <w:t xml:space="preserve">Urna </w:t>
+      </w:r>
+      <w:proofErr w:type="spellStart"/>
       <w:r>
         <w:t>neque</w:t>
       </w:r>
-      <w:r>
-        <w:t> </w:t>
-      </w:r>
+      <w:proofErr w:type="spellEnd"/>
+      <w:r>
+        <w:t xml:space="preserve"> </w:t>
+      </w:r>
+      <w:proofErr w:type="spellStart"/>
       <w:r>
         <w:t>viverra</w:t>
       </w:r>
-      <w:r>
-        <w:t> </w:t>
-      </w:r>
+      <w:proofErr w:type="spellEnd"/>
+      <w:r>
+        <w:t xml:space="preserve"> </w:t>
+      </w:r>
+      <w:proofErr w:type="spellStart"/>
       <w:r>
         <w:t>justo</w:t>
       </w:r>
-      <w:r>
-        <w:t> nec </w:t>
-      </w:r>
+      <w:proofErr w:type="spellEnd"/>
+      <w:r>
+        <w:t xml:space="preserve"> nec </w:t>
+      </w:r>
+      <w:proofErr w:type="spellStart"/>
       <w:r>
         <w:t>ultrices</w:t>
       </w:r>
-      <w:r>
-        <w:t> dui </w:t>
-      </w:r>
+      <w:proofErr w:type="spellEnd"/>
+      <w:r>
+        <w:t xml:space="preserve"> dui </w:t>
+      </w:r>
+      <w:proofErr w:type="spellStart"/>
       <w:r>
         <w:t>sapien</w:t>
       </w:r>
-      <w:r>
-        <w:t> </w:t>
-      </w:r>
+      <w:proofErr w:type="spellEnd"/>
+      <w:r>
+        <w:t xml:space="preserve"> </w:t>
+      </w:r>
+      <w:proofErr w:type="spellStart"/>
       <w:r>
         <w:t>eget</w:t>
       </w:r>
-      <w:r>
-        <w:t> mi </w:t>
-      </w:r>
+      <w:proofErr w:type="spellEnd"/>
+      <w:r>
+        <w:t xml:space="preserve"> mi </w:t>
+      </w:r>
+      <w:proofErr w:type="spellStart"/>
       <w:r>
         <w:t>proin</w:t>
       </w:r>
-      <w:r>
-        <w:t> sed libero </w:t>
-      </w:r>
+      <w:proofErr w:type="spellEnd"/>
+      <w:r>
+        <w:t xml:space="preserve"> sed libero </w:t>
+      </w:r>
+      <w:proofErr w:type="spellStart"/>
       <w:r>
         <w:t>enim</w:t>
       </w:r>
-      <w:r>
-        <w:t> sed </w:t>
-      </w:r>
+      <w:proofErr w:type="spellEnd"/>
+      <w:r>
+        <w:t xml:space="preserve"> sed </w:t>
+      </w:r>
+      <w:proofErr w:type="spellStart"/>
       <w:r>
         <w:t>faucibus</w:t>
       </w:r>
-      <w:r>
-        <w:t> </w:t>
-      </w:r>
+      <w:proofErr w:type="spellEnd"/>
+      <w:r>
+        <w:t xml:space="preserve"> </w:t>
+      </w:r>
+      <w:proofErr w:type="spellStart"/>
       <w:r>
         <w:t>turpis</w:t>
       </w:r>
-      <w:r>
-        <w:t> in </w:t>
-      </w:r>
+      <w:proofErr w:type="spellEnd"/>
+      <w:r>
+        <w:t xml:space="preserve"> in </w:t>
+      </w:r>
+      <w:proofErr w:type="spellStart"/>
       <w:r>
         <w:t>eu</w:t>
       </w:r>
-      <w:r>
-        <w:t> mi </w:t>
-      </w:r>
+      <w:proofErr w:type="spellEnd"/>
+      <w:r>
+        <w:t xml:space="preserve"> mi </w:t>
+      </w:r>
+      <w:proofErr w:type="spellStart"/>
       <w:r>
         <w:t>bibendum</w:t>
       </w:r>
-      <w:r>
-        <w:t> </w:t>
-      </w:r>
+      <w:proofErr w:type="spellEnd"/>
+      <w:r>
+        <w:t xml:space="preserve"> </w:t>
+      </w:r>
+      <w:proofErr w:type="spellStart"/>
       <w:r>
         <w:t>neque</w:t>
       </w:r>
-      <w:r>
-        <w:t> </w:t>
-      </w:r>
+      <w:proofErr w:type="spellEnd"/>
+      <w:r>
+        <w:t xml:space="preserve"> </w:t>
+      </w:r>
+      <w:proofErr w:type="spellStart"/>
       <w:r>
         <w:t>egestas</w:t>
       </w:r>
-      <w:r>
-        <w:t> </w:t>
-      </w:r>
+      <w:proofErr w:type="spellEnd"/>
+      <w:r>
+        <w:t xml:space="preserve"> </w:t>
+      </w:r>
+      <w:proofErr w:type="spellStart"/>
       <w:r>
         <w:t>congue</w:t>
       </w:r>
-      <w:r>
-        <w:t> </w:t>
-      </w:r>
+      <w:proofErr w:type="spellEnd"/>
+      <w:r>
+        <w:t xml:space="preserve"> </w:t>
+      </w:r>
+      <w:proofErr w:type="spellStart"/>
       <w:r>
         <w:t>quisque</w:t>
       </w:r>
-      <w:r>
-        <w:t> </w:t>
-      </w:r>
+      <w:proofErr w:type="spellEnd"/>
+      <w:r>
+        <w:t xml:space="preserve"> </w:t>
+      </w:r>
+      <w:proofErr w:type="spellStart"/>
       <w:r>
         <w:t>egestas</w:t>
       </w:r>
-      <w:r>
-        <w:t> diam in </w:t>
-      </w:r>
+      <w:proofErr w:type="spellEnd"/>
+      <w:r>
+        <w:t xml:space="preserve"> diam in </w:t>
+      </w:r>
+      <w:proofErr w:type="spellStart"/>
       <w:r>
         <w:t>arcu</w:t>
       </w:r>
-      <w:r>
-        <w:t> cursus </w:t>
-      </w:r>
+      <w:proofErr w:type="spellEnd"/>
+      <w:r>
+        <w:t xml:space="preserve"> cursus </w:t>
+      </w:r>
+      <w:proofErr w:type="spellStart"/>
       <w:r>
         <w:t>euismod</w:t>
       </w:r>
-      <w:r>
-        <w:t> </w:t>
-      </w:r>
+      <w:proofErr w:type="spellEnd"/>
+      <w:r>
+        <w:t xml:space="preserve"> </w:t>
+      </w:r>
+      <w:proofErr w:type="spellStart"/>
       <w:r>
         <w:t>quis</w:t>
       </w:r>
-      <w:r>
-        <w:t> </w:t>
-      </w:r>
+      <w:proofErr w:type="spellEnd"/>
+      <w:r>
+        <w:t xml:space="preserve"> </w:t>
+      </w:r>
+      <w:proofErr w:type="spellStart"/>
       <w:r>
         <w:t>viverra</w:t>
       </w:r>
-      <w:r>
-        <w:t> </w:t>
-      </w:r>
+      <w:proofErr w:type="spellEnd"/>
+      <w:r>
+        <w:t xml:space="preserve"> </w:t>
+      </w:r>
+      <w:proofErr w:type="spellStart"/>
       <w:r>
         <w:t>nibh</w:t>
       </w:r>
-      <w:r>
-        <w:t> </w:t>
-      </w:r>
+      <w:proofErr w:type="spellEnd"/>
+      <w:r>
+        <w:t xml:space="preserve"> </w:t>
+      </w:r>
+      <w:proofErr w:type="spellStart"/>
       <w:r>
         <w:t>cras</w:t>
       </w:r>
-      <w:r>
-        <w:t> pulvinar </w:t>
-      </w:r>
+      <w:proofErr w:type="spellEnd"/>
+      <w:r>
+        <w:t xml:space="preserve"> pulvinar </w:t>
+      </w:r>
+      <w:proofErr w:type="spellStart"/>
       <w:r>
         <w:t>mattis</w:t>
       </w:r>
-      <w:r>
-        <w:t> nunc sed </w:t>
-      </w:r>
+      <w:proofErr w:type="spellEnd"/>
+      <w:r>
+        <w:t xml:space="preserve"> nunc sed </w:t>
+      </w:r>
+      <w:proofErr w:type="spellStart"/>
       <w:r>
         <w:t>blandit</w:t>
       </w:r>
-      <w:r>
-        <w:t> libero </w:t>
-      </w:r>
+      <w:proofErr w:type="spellEnd"/>
+      <w:r>
+        <w:t xml:space="preserve"> libero </w:t>
+      </w:r>
+      <w:proofErr w:type="spellStart"/>
       <w:r>
         <w:t>volutpat</w:t>
       </w:r>
-      <w:r>
-        <w:t> sed </w:t>
-      </w:r>
+      <w:proofErr w:type="spellEnd"/>
+      <w:r>
+        <w:t xml:space="preserve"> sed </w:t>
+      </w:r>
+      <w:proofErr w:type="spellStart"/>
       <w:r>
         <w:t>cras</w:t>
       </w:r>
-      <w:r>
-        <w:t> </w:t>
-      </w:r>
+      <w:proofErr w:type="spellEnd"/>
+      <w:r>
+        <w:t xml:space="preserve"> </w:t>
+      </w:r>
+      <w:proofErr w:type="spellStart"/>
       <w:r>
         <w:t>ornare</w:t>
       </w:r>
+      <w:proofErr w:type="spellEnd"/>
       <w:r>
         <w:t>.</w:t>
       </w:r>
     </w:p>
     <w:p/>
     <w:sectPr>
-      <w:pgSz/>
+      <w:pgSz w:w="12240" w:h="15840"/>
       <w:pgMar w:top="1440" w:bottom="1440" w:left="1440" w:right="1440" w:header="720" w:footer="720" w:gutter="0"/>
       <w:cols w:space="720"/>
+      <w:docGrid w:linePitch="360"/>
     </w:sectPr>
   </w:body>
 </w:document>
 </file>
 
+<file path=word/endnotes.xml><?xml version="1.0" encoding="utf-8"?>
+<w:endnotes xmlns:w="http://schemas.openxmlformats.org/wordprocessingml/2006/main"/>
+</file>
+
+<file path=word/footnotes.xml><?xml version="1.0" encoding="utf-8"?>
+<w:footnotes xmlns:w="http://schemas.openxmlformats.org/wordprocessingml/2006/main"/>
+</file>
+
 <file path=word/numbering.xml><?xml version="1.0" encoding="utf-8"?>
-<w:numbering xmlns:w="http://schemas.openxmlformats.org/wordprocessingml/2006/main">
-  <w:abstractNum w:abstractNumId="0">
-    <lvl/>
+<w:numbering xmlns:w="http://schemas.openxmlformats.org/wordprocessingml/2006/main" xmlns:mc="http://schemas.openxmlformats.org/markup-compatibility/2006" mc:Ignorable="w14 w15 w16se w16cid w16 w16cex w16sdtdh w16sdtfl w16du wp14">
+  <w:abstractNum xmlns:w15="http://schemas.microsoft.com/office/word/2012/wordml" w:abstractNumId="0" w15:restartNumberingAfterBreak="0">
+    <w:nsid w:val="FFFFFF89"/>
+    <w:multiLevelType w:val="singleLevel"/>
+    <w:tmpl w:val="E4EEF97C"/>
+    <w:lvl w:ilvl="0">
+      <w:start w:val="1"/>
+      <w:numFmt w:val="bullet"/>
+      <w:pStyle w:val="ListBullet"/>
+      <w:lvlText w:val=""/>
+      <w:lvlJc w:val="left"/>
+      <w:pPr>
+        <w:tabs>
+          <w:tab w:val="num" w:pos="360"/>
+        </w:tabs>
+        <w:ind w:left="360" w:hanging="360"/>
+      </w:pPr>
+      <w:rPr>
+        <w:rFonts w:ascii="Symbol" w:hAnsi="Symbol" w:hint="default"/>
+      </w:rPr>
+    </w:lvl>
   </w:abstractNum>
-  <w:num w:numId="1"/>
+  <w:num xmlns:w16cid="http://schemas.microsoft.com/office/word/2016/wordml/cid" w:numId="1" w16cid:durableId="453983992">
+    <w:abstractNumId w:val="0"/>
+  </w:num>
 </w:numbering>
 </file>
 
 <file path=word/styles.xml><?xml version="1.0" encoding="utf-8"?>
-<w:styles xmlns:w="http://schemas.openxmlformats.org/wordprocessingml/2006/main">
-  <w:style w:type="paragraph" w:styleId="Normal" w:default="true">
+<w:styles xmlns:w="http://schemas.openxmlformats.org/wordprocessingml/2006/main" xmlns:mc="http://schemas.openxmlformats.org/markup-compatibility/2006" mc:Ignorable="w14 w15 w16se w16cid w16 w16cex w16sdtdh w16sdtfl w16du">
+  <w:docDefaults>
+    <w:rPrDefault>
+      <w:rPr>
+        <w:rFonts w:asciiTheme="majorHAnsi" w:eastAsiaTheme="majorEastAsia" w:hAnsiTheme="majorHAnsi" w:cstheme="majorBidi"/>
+        <w:sz w:val="22"/>
+        <w:szCs w:val="22"/>
+        <w:lang w:val="en-US" w:eastAsia="zh-CN" w:bidi="ar-SA"/>
+      </w:rPr>
+    </w:rPrDefault>
+    <w:pPrDefault>
+      <w:pPr>
+        <w:spacing w:after="200" w:line="252" w:lineRule="auto"/>
+      </w:pPr>
+    </w:pPrDefault>
+  </w:docDefaults>
+  <w:latentStyles w:defLockedState="0" w:defUIPriority="99" w:defSemiHidden="0" w:defUnhideWhenUsed="0" w:defQFormat="0" w:count="376">
+    <w:lsdException w:name="Normal" w:uiPriority="0" w:qFormat="1"/>
+    <w:lsdException w:name="heading 1" w:uiPriority="9" w:qFormat="1"/>
+    <w:lsdException w:name="heading 2" w:uiPriority="9" w:qFormat="1" w:semiHidden="1" w:unhideWhenUsed="1"/>
+    <w:lsdException w:name="heading 3" w:uiPriority="9" w:qFormat="1" w:semiHidden="1" w:unhideWhenUsed="1"/>
+    <w:lsdException w:name="heading 4" w:uiPriority="9" w:qFormat="1" w:semiHidden="1" w:unhideWhenUsed="1"/>
+    <w:lsdException w:name="heading 5" w:uiPriority="9" w:qFormat="1" w:semiHidden="1" w:unhideWhenUsed="1"/>
+    <w:lsdException w:name="heading 6" w:uiPriority="9" w:qFormat="1" w:semiHidden="1" w:unhideWhenUsed="1"/>
+    <w:lsdException w:name="heading 7" w:uiPriority="9" w:qFormat="1" w:semiHidden="1" w:unhideWhenUsed="1"/>
+    <w:lsdException w:name="heading 8" w:uiPriority="9" w:qFormat="1" w:semiHidden="1" w:unhideWhenUsed="1"/>
+    <w:lsdException w:name="heading 9" w:uiPriority="9" w:qFormat="1" w:semiHidden="1" w:unhideWhenUsed="1"/>
+    <w:lsdException w:name="index 1" w:semiHidden="1" w:unhideWhenUsed="1"/>
+    <w:lsdException w:name="index 2" w:semiHidden="1" w:unhideWhenUsed="1"/>
+    <w:lsdException w:name="index 3" w:semiHidden="1" w:unhideWhenUsed="1"/>
+    <w:lsdException w:name="index 4" w:semiHidden="1" w:unhideWhenUsed="1"/>
+    <w:lsdException w:name="index 5" w:semiHidden="1" w:unhideWhenUsed="1"/>
+    <w:lsdException w:name="index 6" w:semiHidden="1" w:unhideWhenUsed="1"/>
+    <w:lsdException w:name="index 7" w:semiHidden="1" w:unhideWhenUsed="1"/>
+    <w:lsdException w:name="index 8" w:semiHidden="1" w:unhideWhenUsed="1"/>
+    <w:lsdException w:name="index 9" w:semiHidden="1" w:unhideWhenUsed="1"/>
+    <w:lsdException w:name="toc 1" w:uiPriority="39" w:semiHidden="1" w:unhideWhenUsed="1"/>
+    <w:lsdException w:name="toc 2" w:uiPriority="39" w:semiHidden="1" w:unhideWhenUsed="1"/>
+    <w:lsdException w:name="toc 3" w:uiPriority="39" w:semiHidden="1" w:unhideWhenUsed="1"/>
+    <w:lsdException w:name="toc 4" w:uiPriority="39" w:semiHidden="1" w:unhideWhenUsed="1"/>
+    <w:lsdException w:name="toc 5" w:uiPriority="39" w:semiHidden="1" w:unhideWhenUsed="1"/>
+    <w:lsdException w:name="toc 6" w:uiPriority="39" w:semiHidden="1" w:unhideWhenUsed="1"/>
+    <w:lsdException w:name="toc 7" w:uiPriority="39" w:semiHidden="1" w:unhideWhenUsed="1"/>
+    <w:lsdException w:name="toc 8" w:uiPriority="39" w:semiHidden="1" w:unhideWhenUsed="1"/>
+    <w:lsdException w:name="toc 9" w:uiPriority="39" w:semiHidden="1" w:unhideWhenUsed="1"/>
+    <w:lsdException w:name="Normal Indent" w:semiHidden="1" w:unhideWhenUsed="1"/>
+    <w:lsdException w:name="footnote text" w:semiHidden="1" w:unhideWhenUsed="1"/>
+    <w:lsdException w:name="annotation text" w:semiHidden="1" w:unhideWhenUsed="1"/>
+    <w:lsdException w:name="header" w:semiHidden="1" w:unhideWhenUsed="1"/>
+    <w:lsdException w:name="footer" w:semiHidden="1" w:unhideWhenUsed="1"/>
+    <w:lsdException w:name="index heading" w:semiHidden="1" w:unhideWhenUsed="1"/>
+    <w:lsdException w:name="caption" w:uiPriority="35" w:qFormat="1" w:semiHidden="1" w:unhideWhenUsed="1"/>
+    <w:lsdException w:name="table of figures" w:semiHidden="1" w:unhideWhenUsed="1"/>
+    <w:lsdException w:name="envelope address" w:semiHidden="1" w:unhideWhenUsed="1"/>
+    <w:lsdException w:name="envelope return" w:semiHidden="1" w:unhideWhenUsed="1"/>
+    <w:lsdException w:name="footnote reference" w:semiHidden="1" w:unhideWhenUsed="1"/>
+    <w:lsdException w:name="annotation reference" w:semiHidden="1" w:unhideWhenUsed="1"/>
+    <w:lsdException w:name="line number" w:semiHidden="1" w:unhideWhenUsed="1"/>
+    <w:lsdException w:name="page number" w:semiHidden="1" w:unhideWhenUsed="1"/>
+    <w:lsdException w:name="endnote reference" w:semiHidden="1" w:unhideWhenUsed="1"/>
+    <w:lsdException w:name="endnote text" w:semiHidden="1" w:unhideWhenUsed="1"/>
+    <w:lsdException w:name="table of authorities" w:semiHidden="1" w:unhideWhenUsed="1"/>
+    <w:lsdException w:name="macro" w:semiHidden="1" w:unhideWhenUsed="1"/>
+    <w:lsdException w:name="toa heading" w:semiHidden="1" w:unhideWhenUsed="1"/>
+    <w:lsdException w:name="List" w:semiHidden="1" w:unhideWhenUsed="1"/>
+    <w:lsdException w:name="List Bullet" w:semiHidden="1" w:unhideWhenUsed="1"/>
+    <w:lsdException w:name="List Number" w:semiHidden="1" w:unhideWhenUsed="1"/>
+    <w:lsdException w:name="List 2" w:semiHidden="1" w:unhideWhenUsed="1"/>
+    <w:lsdException w:name="List 3" w:semiHidden="1" w:unhideWhenUsed="1"/>
+    <w:lsdException w:name="List 4" w:semiHidden="1" w:unhideWhenUsed="1"/>
+    <w:lsdException w:name="List 5" w:semiHidden="1" w:unhideWhenUsed="1"/>
+    <w:lsdException w:name="List Bullet 2" w:semiHidden="1" w:unhideWhenUsed="1"/>
+    <w:lsdException w:name="List Bullet 3" w:semiHidden="1" w:unhideWhenUsed="1"/>
+    <w:lsdException w:name="List Bullet 4" w:semiHidden="1" w:unhideWhenUsed="1"/>
+    <w:lsdException w:name="List Bullet 5" w:semiHidden="1" w:unhideWhenUsed="1"/>
+    <w:lsdException w:name="List Number 2" w:semiHidden="1" w:unhideWhenUsed="1"/>
+    <w:lsdException w:name="List Number 3" w:semiHidden="1" w:unhideWhenUsed="1"/>
+    <w:lsdException w:name="List Number 4" w:semiHidden="1" w:unhideWhenUsed="1"/>
+    <w:lsdException w:name="List Number 5" w:semiHidden="1" w:unhideWhenUsed="1"/>
+    <w:lsdException w:name="Title" w:uiPriority="10" w:qFormat="1"/>
+    <w:lsdException w:name="Closing" w:semiHidden="1" w:unhideWhenUsed="1"/>
+    <w:lsdException w:name="Signature" w:semiHidden="1" w:unhideWhenUsed="1"/>
+    <w:lsdException w:name="Default Paragraph Font" w:uiPriority="1" w:semiHidden="1" w:unhideWhenUsed="1"/>
+    <w:lsdException w:name="Body Text" w:semiHidden="1" w:unhideWhenUsed="1"/>
+    <w:lsdException w:name="Body Text Indent" w:semiHidden="1" w:unhideWhenUsed="1"/>
+    <w:lsdException w:name="List Continue" w:semiHidden="1" w:unhideWhenUsed="1"/>
+    <w:lsdException w:name="List Continue 2" w:semiHidden="1" w:unhideWhenUsed="1"/>
+    <w:lsdException w:name="List Continue 3" w:semiHidden="1" w:unhideWhenUsed="1"/>
+    <w:lsdException w:name="List Continue 4" w:semiHidden="1" w:unhideWhenUsed="1"/>
+    <w:lsdException w:name="List Continue 5" w:semiHidden="1" w:unhideWhenUsed="1"/>
+    <w:lsdException w:name="Message Header" w:semiHidden="1" w:unhideWhenUsed="1"/>
+    <w:lsdException w:name="Subtitle" w:uiPriority="11" w:qFormat="1"/>
+    <w:lsdException w:name="Salutation" w:semiHidden="1" w:unhideWhenUsed="1"/>
+    <w:lsdException w:name="Date" w:semiHidden="1" w:unhideWhenUsed="1"/>
+    <w:lsdException w:name="Body Text First Indent" w:semiHidden="1" w:unhideWhenUsed="1"/>
+    <w:lsdException w:name="Body Text First Indent 2" w:semiHidden="1" w:unhideWhenUsed="1"/>
+    <w:lsdException w:name="Note Heading" w:semiHidden="1" w:unhideWhenUsed="1"/>
+    <w:lsdException w:name="Body Text 2" w:semiHidden="1" w:unhideWhenUsed="1"/>
+    <w:lsdException w:name="Body Text 3" w:semiHidden="1" w:unhideWhenUsed="1"/>
+    <w:lsdException w:name="Body Text Indent 2" w:semiHidden="1" w:unhideWhenUsed="1"/>
+    <w:lsdException w:name="Body Text Indent 3" w:semiHidden="1" w:unhideWhenUsed="1"/>
+    <w:lsdException w:name="Block Text" w:semiHidden="1" w:unhideWhenUsed="1"/>
+    <w:lsdException w:name="Hyperlink" w:semiHidden="1" w:unhideWhenUsed="1"/>
+    <w:lsdException w:name="FollowedHyperlink" w:semiHidden="1" w:unhideWhenUsed="1"/>
+    <w:lsdException w:name="Strong" w:uiPriority="22" w:qFormat="1"/>
+    <w:lsdException w:name="Emphasis" w:uiPriority="20" w:qFormat="1"/>
+    <w:lsdException w:name="Document Map" w:semiHidden="1" w:unhideWhenUsed="1"/>
+    <w:lsdException w:name="Plain Text" w:semiHidden="1" w:unhideWhenUsed="1"/>
+    <w:lsdException w:name="E-mail Signature" w:semiHidden="1" w:unhideWhenUsed="1"/>
+    <w:lsdException w:name="HTML Top of Form" w:semiHidden="1" w:unhideWhenUsed="1"/>
+    <w:lsdException w:name="HTML Bottom of Form" w:semiHidden="1" w:unhideWhenUsed="1"/>
+    <w:lsdException w:name="Normal (Web)" w:semiHidden="1" w:unhideWhenUsed="1"/>
+    <w:lsdException w:name="HTML Acronym" w:semiHidden="1" w:unhideWhenUsed="1"/>
+    <w:lsdException w:name="HTML Address" w:semiHidden="1" w:unhideWhenUsed="1"/>
+    <w:lsdException w:name="HTML Cite" w:semiHidden="1" w:unhideWhenUsed="1"/>
+    <w:lsdException w:name="HTML Code" w:semiHidden="1" w:unhideWhenUsed="1"/>
+    <w:lsdException w:name="HTML Definition" w:semiHidden="1" w:unhideWhenUsed="1"/>
+    <w:lsdException w:name="HTML Keyboard" w:semiHidden="1" w:unhideWhenUsed="1"/>
+    <w:lsdException w:name="HTML Preformatted" w:semiHidden="1" w:unhideWhenUsed="1"/>
+    <w:lsdException w:name="HTML Sample" w:semiHidden="1" w:unhideWhenUsed="1"/>
+    <w:lsdException w:name="HTML Typewriter" w:semiHidden="1" w:unhideWhenUsed="1"/>
+    <w:lsdException w:name="HTML Variable" w:semiHidden="1" w:unhideWhenUsed="1"/>
+    <w:lsdException w:name="Normal Table" w:semiHidden="1" w:unhideWhenUsed="1"/>
+    <w:lsdException w:name="annotation subject" w:semiHidden="1" w:unhideWhenUsed="1"/>
+    <w:lsdException w:name="No List" w:semiHidden="1" w:unhideWhenUsed="1"/>
+    <w:lsdException w:name="Outline List 1" w:semiHidden="1" w:unhideWhenUsed="1"/>
+    <w:lsdException w:name="Outline List 2" w:semiHidden="1" w:unhideWhenUsed="1"/>
+    <w:lsdException w:name="Outline List 3" w:semiHidden="1" w:unhideWhenUsed="1"/>
+    <w:lsdException w:name="Table Simple 1" w:semiHidden="1" w:unhideWhenUsed="1"/>
+    <w:lsdException w:name="Table Simple 2" w:semiHidden="1" w:unhideWhenUsed="1"/>
+    <w:lsdException w:name="Table Simple 3" w:semiHidden="1" w:unhideWhenUsed="1"/>
+    <w:lsdException w:name="Table Classic 1" w:semiHidden="1" w:unhideWhenUsed="1"/>
+    <w:lsdException w:name="Table Classic 2" w:semiHidden="1" w:unhideWhenUsed="1"/>
+    <w:lsdException w:name="Table Classic 3" w:semiHidden="1" w:unhideWhenUsed="1"/>
+    <w:lsdException w:name="Table Classic 4" w:semiHidden="1" w:unhideWhenUsed="1"/>
+    <w:lsdException w:name="Table Colorful 1" w:semiHidden="1" w:unhideWhenUsed="1"/>
+    <w:lsdException w:name="Table Colorful 2" w:semiHidden="1" w:unhideWhenUsed="1"/>
+    <w:lsdException w:name="Table Colorful 3" w:semiHidden="1" w:unhideWhenUsed="1"/>
+    <w:lsdException w:name="Table Columns 1" w:semiHidden="1" w:unhideWhenUsed="1"/>
+    <w:lsdException w:name="Table Columns 2" w:semiHidden="1" w:unhideWhenUsed="1"/>
+    <w:lsdException w:name="Table Columns 3" w:semiHidden="1" w:unhideWhenUsed="1"/>
+    <w:lsdException w:name="Table Columns 4" w:semiHidden="1" w:unhideWhenUsed="1"/>
+    <w:lsdException w:name="Table Columns 5" w:semiHidden="1" w:unhideWhenUsed="1"/>
+    <w:lsdException w:name="Table Grid 1" w:semiHidden="1" w:unhideWhenUsed="1"/>
+    <w:lsdException w:name="Table Grid 2" w:semiHidden="1" w:unhideWhenUsed="1"/>
+    <w:lsdException w:name="Table Grid 3" w:semiHidden="1" w:unhideWhenUsed="1"/>
+    <w:lsdException w:name="Table Grid 4" w:semiHidden="1" w:unhideWhenUsed="1"/>
+    <w:lsdException w:name="Table Grid 5" w:semiHidden="1" w:unhideWhenUsed="1"/>
+    <w:lsdException w:name="Table Grid 6" w:semiHidden="1" w:unhideWhenUsed="1"/>
+    <w:lsdException w:name="Table Grid 7" w:semiHidden="1" w:unhideWhenUsed="1"/>
+    <w:lsdException w:name="Table Grid 8" w:semiHidden="1" w:unhideWhenUsed="1"/>
+    <w:lsdException w:name="Table List 1" w:semiHidden="1" w:unhideWhenUsed="1"/>
+    <w:lsdException w:name="Table List 2" w:semiHidden="1" w:unhideWhenUsed="1"/>
+    <w:lsdException w:name="Table List 3" w:semiHidden="1" w:unhideWhenUsed="1"/>
+    <w:lsdException w:name="Table List 4" w:semiHidden="1" w:unhideWhenUsed="1"/>
+    <w:lsdException w:name="Table List 5" w:semiHidden="1" w:unhideWhenUsed="1"/>
+    <w:lsdException w:name="Table List 6" w:semiHidden="1" w:unhideWhenUsed="1"/>
+    <w:lsdException w:name="Table List 7" w:semiHidden="1" w:unhideWhenUsed="1"/>
+    <w:lsdException w:name="Table List 8" w:semiHidden="1" w:unhideWhenUsed="1"/>
+    <w:lsdException w:name="Table 3D effects 1" w:semiHidden="1" w:unhideWhenUsed="1"/>
+    <w:lsdException w:name="Table 3D effects 2" w:semiHidden="1" w:unhideWhenUsed="1"/>
+    <w:lsdException w:name="Table 3D effects 3" w:semiHidden="1" w:unhideWhenUsed="1"/>
+    <w:lsdException w:name="Table Contemporary" w:semiHidden="1" w:unhideWhenUsed="1"/>
+    <w:lsdException w:name="Table Elegant" w:semiHidden="1" w:unhideWhenUsed="1"/>
+    <w:lsdException w:name="Table Professional" w:semiHidden="1" w:unhideWhenUsed="1"/>
+    <w:lsdException w:name="Table Subtle 1" w:semiHidden="1" w:unhideWhenUsed="1"/>
+    <w:lsdException w:name="Table Subtle 2" w:semiHidden="1" w:unhideWhenUsed="1"/>
+    <w:lsdException w:name="Table Web 1" w:semiHidden="1" w:unhideWhenUsed="1"/>
+    <w:lsdException w:name="Table Web 2" w:semiHidden="1" w:unhideWhenUsed="1"/>
+    <w:lsdException w:name="Table Web 3" w:semiHidden="1" w:unhideWhenUsed="1"/>
+    <w:lsdException w:name="Balloon Text" w:semiHidden="1" w:unhideWhenUsed="1"/>
+    <w:lsdException w:name="Table Grid" w:uiPriority="39"/>
+    <w:lsdException w:name="Table Theme" w:semiHidden="1" w:unhideWhenUsed="1"/>
+    <w:lsdException w:name="Placeholder Text" w:semiHidden="1"/>
+    <w:lsdException w:name="No Spacing" w:uiPriority="1" w:qFormat="1"/>
+    <w:lsdException w:name="Light Shading" w:uiPriority="60"/>
+    <w:lsdException w:name="Light List" w:uiPriority="61"/>
+    <w:lsdException w:name="Light Grid" w:uiPriority="62"/>
+    <w:lsdException w:name="Medium Shading 1" w:uiPriority="63"/>
+    <w:lsdException w:name="Medium Shading 2" w:uiPriority="64"/>
+    <w:lsdException w:name="Medium List 1" w:uiPriority="65"/>
+    <w:lsdException w:name="Medium List 2" w:uiPriority="66"/>
+    <w:lsdException w:name="Medium Grid 1" w:uiPriority="67"/>
+    <w:lsdException w:name="Medium Grid 2" w:uiPriority="68"/>
+    <w:lsdException w:name="Medium Grid 3" w:uiPriority="69"/>
+    <w:lsdException w:name="Dark List" w:uiPriority="70"/>
+    <w:lsdException w:name="Colorful Shading" w:uiPriority="71"/>
+    <w:lsdException w:name="Colorful List" w:uiPriority="72"/>
+    <w:lsdException w:name="Colorful Grid" w:uiPriority="73"/>
+    <w:lsdException w:name="Light Shading Accent 1" w:uiPriority="60"/>
+    <w:lsdException w:name="Light List Accent 1" w:uiPriority="61"/>
+    <w:lsdException w:name="Light Grid Accent 1" w:uiPriority="62"/>
+    <w:lsdException w:name="Medium Shading 1 Accent 1" w:uiPriority="63"/>
+    <w:lsdException w:name="Medium Shading 2 Accent 1" w:uiPriority="64"/>
+    <w:lsdException w:name="Medium List 1 Accent 1" w:uiPriority="65"/>
+    <w:lsdException w:name="Revision" w:semiHidden="1"/>
+    <w:lsdException w:name="List Paragraph" w:uiPriority="34" w:qFormat="1"/>
+    <w:lsdException w:name="Quote" w:uiPriority="29" w:qFormat="1"/>
+    <w:lsdException w:name="Intense Quote" w:uiPriority="30" w:qFormat="1"/>
+    <w:lsdException w:name="Medium List 2 Accent 1" w:uiPriority="66"/>
+    <w:lsdException w:name="Medium Grid 1 Accent 1" w:uiPriority="67"/>
+    <w:lsdException w:name="Medium Grid 2 Accent 1" w:uiPriority="68"/>
+    <w:lsdException w:name="Medium Grid 3 Accent 1" w:uiPriority="69"/>
+    <w:lsdException w:name="Dark List Accent 1" w:uiPriority="70"/>
+    <w:lsdException w:name="Colorful Shading Accent 1" w:uiPriority="71"/>
+    <w:lsdException w:name="Colorful List Accent 1" w:uiPriority="72"/>
+    <w:lsdException w:name="Colorful Grid Accent 1" w:uiPriority="73"/>
+    <w:lsdException w:name="Light Shading Accent 2" w:uiPriority="60"/>
+    <w:lsdException w:name="Light List Accent 2" w:uiPriority="61"/>
+    <w:lsdException w:name="Light Grid Accent 2" w:uiPriority="62"/>
+    <w:lsdException w:name="Medium Shading 1 Accent 2" w:uiPriority="63"/>
+    <w:lsdException w:name="Medium Shading 2 Accent 2" w:uiPriority="64"/>
+    <w:lsdException w:name="Medium List 1 Accent 2" w:uiPriority="65"/>
+    <w:lsdException w:name="Medium List 2 Accent 2" w:uiPriority="66"/>
+    <w:lsdException w:name="Medium Grid 1 Accent 2" w:uiPriority="67"/>
+    <w:lsdException w:name="Medium Grid 2 Accent 2" w:uiPriority="68"/>
+    <w:lsdException w:name="Medium Grid 3 Accent 2" w:uiPriority="69"/>
+    <w:lsdException w:name="Dark List Accent 2" w:uiPriority="70"/>
+    <w:lsdException w:name="Colorful Shading Accent 2" w:uiPriority="71"/>
+    <w:lsdException w:name="Colorful List Accent 2" w:uiPriority="72"/>
+    <w:lsdException w:name="Colorful Grid Accent 2" w:uiPriority="73"/>
+    <w:lsdException w:name="Light Shading Accent 3" w:uiPriority="60"/>
+    <w:lsdException w:name="Light List Accent 3" w:uiPriority="61"/>
+    <w:lsdException w:name="Light Grid Accent 3" w:uiPriority="62"/>
+    <w:lsdException w:name="Medium Shading 1 Accent 3" w:uiPriority="63"/>
+    <w:lsdException w:name="Medium Shading 2 Accent 3" w:uiPriority="64"/>
+    <w:lsdException w:name="Medium List 1 Accent 3" w:uiPriority="65"/>
+    <w:lsdException w:name="Medium List 2 Accent 3" w:uiPriority="66"/>
+    <w:lsdException w:name="Medium Grid 1 Accent 3" w:uiPriority="67"/>
+    <w:lsdException w:name="Medium Grid 2 Accent 3" w:uiPriority="68"/>
+    <w:lsdException w:name="Medium Grid 3 Accent 3" w:uiPriority="69"/>
+    <w:lsdException w:name="Dark List Accent 3" w:uiPriority="70"/>
+    <w:lsdException w:name="Colorful Shading Accent 3" w:uiPriority="71"/>
+    <w:lsdException w:name="Colorful List Accent 3" w:uiPriority="72"/>
+    <w:lsdException w:name="Colorful Grid Accent 3" w:uiPriority="73"/>
+    <w:lsdException w:name="Light Shading Accent 4" w:uiPriority="60"/>
+    <w:lsdException w:name="Light List Accent 4" w:uiPriority="61"/>
+    <w:lsdException w:name="Light Grid Accent 4" w:uiPriority="62"/>
+    <w:lsdException w:name="Medium Shading 1 Accent 4" w:uiPriority="63"/>
+    <w:lsdException w:name="Medium Shading 2 Accent 4" w:uiPriority="64"/>
+    <w:lsdException w:name="Medium List 1 Accent 4" w:uiPriority="65"/>
+    <w:lsdException w:name="Medium List 2 Accent 4" w:uiPriority="66"/>
+    <w:lsdException w:name="Medium Grid 1 Accent 4" w:uiPriority="67"/>
+    <w:lsdException w:name="Medium Grid 2 Accent 4" w:uiPriority="68"/>
+    <w:lsdException w:name="Medium Grid 3 Accent 4" w:uiPriority="69"/>
+    <w:lsdException w:name="Dark List Accent 4" w:uiPriority="70"/>
+    <w:lsdException w:name="Colorful Shading Accent 4" w:uiPriority="71"/>
+    <w:lsdException w:name="Colorful List Accent 4" w:uiPriority="72"/>
+    <w:lsdException w:name="Colorful Grid Accent 4" w:uiPriority="73"/>
+    <w:lsdException w:name="Light Shading Accent 5" w:uiPriority="60"/>
+    <w:lsdException w:name="Light List Accent 5" w:uiPriority="61"/>
+    <w:lsdException w:name="Light Grid Accent 5" w:uiPriority="62"/>
+    <w:lsdException w:name="Medium Shading 1 Accent 5" w:uiPriority="63"/>
+    <w:lsdException w:name="Medium Shading 2 Accent 5" w:uiPriority="64"/>
+    <w:lsdException w:name="Medium List 1 Accent 5" w:uiPriority="65"/>
+    <w:lsdException w:name="Medium List 2 Accent 5" w:uiPriority="66"/>
+    <w:lsdException w:name="Medium Grid 1 Accent 5" w:uiPriority="67"/>
+    <w:lsdException w:name="Medium Grid 2 Accent 5" w:uiPriority="68"/>
+    <w:lsdException w:name="Medium Grid 3 Accent 5" w:uiPriority="69"/>
+    <w:lsdException w:name="Dark List Accent 5" w:uiPriority="70"/>
+    <w:lsdException w:name="Colorful Shading Accent 5" w:uiPriority="71"/>
+    <w:lsdException w:name="Colorful List Accent 5" w:uiPriority="72"/>
+    <w:lsdException w:name="Colorful Grid Accent 5" w:uiPriority="73"/>
+    <w:lsdException w:name="Light Shading Accent 6" w:uiPriority="60"/>
+    <w:lsdException w:name="Light List Accent 6" w:uiPriority="61"/>
+    <w:lsdException w:name="Light Grid Accent 6" w:uiPriority="62"/>
+    <w:lsdException w:name="Medium Shading 1 Accent 6" w:uiPriority="63"/>
+    <w:lsdException w:name="Medium Shading 2 Accent 6" w:uiPriority="64"/>
+    <w:lsdException w:name="Medium List 1 Accent 6" w:uiPriority="65"/>
+    <w:lsdException w:name="Medium List 2 Accent 6" w:uiPriority="66"/>
+    <w:lsdException w:name="Medium Grid 1 Accent 6" w:uiPriority="67"/>
+    <w:lsdException w:name="Medium Grid 2 Accent 6" w:uiPriority="68"/>
+    <w:lsdException w:name="Medium Grid 3 Accent 6" w:uiPriority="69"/>
+    <w:lsdException w:name="Dark List Accent 6" w:uiPriority="70"/>
+    <w:lsdException w:name="Colorful Shading Accent 6" w:uiPriority="71"/>
+    <w:lsdException w:name="Colorful List Accent 6" w:uiPriority="72"/>
+    <w:lsdException w:name="Colorful Grid Accent 6" w:uiPriority="73"/>
+    <w:lsdException w:name="Subtle Emphasis" w:uiPriority="19" w:qFormat="1"/>
+    <w:lsdException w:name="Intense Emphasis" w:uiPriority="21" w:qFormat="1"/>
+    <w:lsdException w:name="Subtle Reference" w:uiPriority="31" w:qFormat="1"/>
+    <w:lsdException w:name="Intense Reference" w:uiPriority="32" w:qFormat="1"/>
+    <w:lsdException w:name="Book Title" w:uiPriority="33" w:qFormat="1"/>
+    <w:lsdException w:name="Bibliography" w:uiPriority="37" w:semiHidden="1" w:unhideWhenUsed="1"/>
+    <w:lsdException w:name="TOC Heading" w:uiPriority="39" w:qFormat="1" w:semiHidden="1" w:unhideWhenUsed="1"/>
+    <w:lsdException w:name="Plain Table 1" w:uiPriority="41"/>
+    <w:lsdException w:name="Plain Table 2" w:uiPriority="42"/>
+    <w:lsdException w:name="Plain Table 3" w:uiPriority="43"/>
+    <w:lsdException w:name="Plain Table 4" w:uiPriority="44"/>
+    <w:lsdException w:name="Plain Table 5" w:uiPriority="45"/>
+    <w:lsdException w:name="Grid Table Light" w:uiPriority="40"/>
+    <w:lsdException w:name="Grid Table 1 Light" w:uiPriority="46"/>
+    <w:lsdException w:name="Grid Table 2" w:uiPriority="47"/>
+    <w:lsdException w:name="Grid Table 3" w:uiPriority="48"/>
+    <w:lsdException w:name="Grid Table 4" w:uiPriority="49"/>
+    <w:lsdException w:name="Grid Table 5 Dark" w:uiPriority="50"/>
+    <w:lsdException w:name="Grid Table 6 Colorful" w:uiPriority="51"/>
+    <w:lsdException w:name="Grid Table 7 Colorful" w:uiPriority="52"/>
+    <w:lsdException w:name="Grid Table 1 Light Accent 1" w:uiPriority="46"/>
+    <w:lsdException w:name="Grid Table 2 Accent 1" w:uiPriority="47"/>
+    <w:lsdException w:name="Grid Table 3 Accent 1" w:uiPriority="48"/>
+    <w:lsdException w:name="Grid Table 4 Accent 1" w:uiPriority="49"/>
+    <w:lsdException w:name="Grid Table 5 Dark Accent 1" w:uiPriority="50"/>
+    <w:lsdException w:name="Grid Table 6 Colorful Accent 1" w:uiPriority="51"/>
+    <w:lsdException w:name="Grid Table 7 Colorful Accent 1" w:uiPriority="52"/>
+    <w:lsdException w:name="Grid Table 1 Light Accent 2" w:uiPriority="46"/>
+    <w:lsdException w:name="Grid Table 2 Accent 2" w:uiPriority="47"/>
+    <w:lsdException w:name="Grid Table 3 Accent 2" w:uiPriority="48"/>
+    <w:lsdException w:name="Grid Table 4 Accent 2" w:uiPriority="49"/>
+    <w:lsdException w:name="Grid Table 5 Dark Accent 2" w:uiPriority="50"/>
+    <w:lsdException w:name="Grid Table 6 Colorful Accent 2" w:uiPriority="51"/>
+    <w:lsdException w:name="Grid Table 7 Colorful Accent 2" w:uiPriority="52"/>
+    <w:lsdException w:name="Grid Table 1 Light Accent 3" w:uiPriority="46"/>
+    <w:lsdException w:name="Grid Table 2 Accent 3" w:uiPriority="47"/>
+    <w:lsdException w:name="Grid Table 3 Accent 3" w:uiPriority="48"/>
+    <w:lsdException w:name="Grid Table 4 Accent 3" w:uiPriority="49"/>
+    <w:lsdException w:name="Grid Table 5 Dark Accent 3" w:uiPriority="50"/>
+    <w:lsdException w:name="Grid Table 6 Colorful Accent 3" w:uiPriority="51"/>
+    <w:lsdException w:name="Grid Table 7 Colorful Accent 3" w:uiPriority="52"/>
+    <w:lsdException w:name="Grid Table 1 Light Accent 4" w:uiPriority="46"/>
+    <w:lsdException w:name="Grid Table 2 Accent 4" w:uiPriority="47"/>
+    <w:lsdException w:name="Grid Table 3 Accent 4" w:uiPriority="48"/>
+    <w:lsdException w:name="Grid Table 4 Accent 4" w:uiPriority="49"/>
+    <w:lsdException w:name="Grid Table 5 Dark Accent 4" w:uiPriority="50"/>
+    <w:lsdException w:name="Grid Table 6 Colorful Accent 4" w:uiPriority="51"/>
+    <w:lsdException w:name="Grid Table 7 Colorful Accent 4" w:uiPriority="52"/>
+    <w:lsdException w:name="Grid Table 1 Light Accent 5" w:uiPriority="46"/>
+    <w:lsdException w:name="Grid Table 2 Accent 5" w:uiPriority="47"/>
+    <w:lsdException w:name="Grid Table 3 Accent 5" w:uiPriority="48"/>
+    <w:lsdException w:name="Grid Table 4 Accent 5" w:uiPriority="49"/>
+    <w:lsdException w:name="Grid Table 5 Dark Accent 5" w:uiPriority="50"/>
+    <w:lsdException w:name="Grid Table 6 Colorful Accent 5" w:uiPriority="51"/>
+    <w:lsdException w:name="Grid Table 7 Colorful Accent 5" w:uiPriority="52"/>
+    <w:lsdException w:name="Grid Table 1 Light Accent 6" w:uiPriority="46"/>
+    <w:lsdException w:name="Grid Table 2 Accent 6" w:uiPriority="47"/>
+    <w:lsdException w:name="Grid Table 3 Accent 6" w:uiPriority="48"/>
+    <w:lsdException w:name="Grid Table 4 Accent 6" w:uiPriority="49"/>
+    <w:lsdException w:name="Grid Table 5 Dark Accent 6" w:uiPriority="50"/>
+    <w:lsdException w:name="Grid Table 6 Colorful Accent 6" w:uiPriority="51"/>
+    <w:lsdException w:name="Grid Table 7 Colorful Accent 6" w:uiPriority="52"/>
+    <w:lsdException w:name="List Table 1 Light" w:uiPriority="46"/>
+    <w:lsdException w:name="List Table 2" w:uiPriority="47"/>
+    <w:lsdException w:name="List Table 3" w:uiPriority="48"/>
+    <w:lsdException w:name="List Table 4" w:uiPriority="49"/>
+    <w:lsdException w:name="List Table 5 Dark" w:uiPriority="50"/>
+    <w:lsdException w:name="List Table 6 Colorful" w:uiPriority="51"/>
+    <w:lsdException w:name="List Table 7 Colorful" w:uiPriority="52"/>
+    <w:lsdException w:name="List Table 1 Light Accent 1" w:uiPriority="46"/>
+    <w:lsdException w:name="List Table 2 Accent 1" w:uiPriority="47"/>
+    <w:lsdException w:name="List Table 3 Accent 1" w:uiPriority="48"/>
+    <w:lsdException w:name="List Table 4 Accent 1" w:uiPriority="49"/>
+    <w:lsdException w:name="List Table 5 Dark Accent 1" w:uiPriority="50"/>
+    <w:lsdException w:name="List Table 6 Colorful Accent 1" w:uiPriority="51"/>
+    <w:lsdException w:name="List Table 7 Colorful Accent 1" w:uiPriority="52"/>
+    <w:lsdException w:name="List Table 1 Light Accent 2" w:uiPriority="46"/>
+    <w:lsdException w:name="List Table 2 Accent 2" w:uiPriority="47"/>
+    <w:lsdException w:name="List Table 3 Accent 2" w:uiPriority="48"/>
+    <w:lsdException w:name="List Table 4 Accent 2" w:uiPriority="49"/>
+    <w:lsdException w:name="List Table 5 Dark Accent 2" w:uiPriority="50"/>
+    <w:lsdException w:name="List Table 6 Colorful Accent 2" w:uiPriority="51"/>
+    <w:lsdException w:name="List Table 7 Colorful Accent 2" w:uiPriority="52"/>
+    <w:lsdException w:name="List Table 1 Light Accent 3" w:uiPriority="46"/>
+    <w:lsdException w:name="List Table 2 Accent 3" w:uiPriority="47"/>
+    <w:lsdException w:name="List Table 3 Accent 3" w:uiPriority="48"/>
+    <w:lsdException w:name="List Table 4 Accent 3" w:uiPriority="49"/>
+    <w:lsdException w:name="List Table 5 Dark Accent 3" w:uiPriority="50"/>
+    <w:lsdException w:name="List Table 6 Colorful Accent 3" w:uiPriority="51"/>
+    <w:lsdException w:name="List Table 7 Colorful Accent 3" w:uiPriority="52"/>
+    <w:lsdException w:name="List Table 1 Light Accent 4" w:uiPriority="46"/>
+    <w:lsdException w:name="List Table 2 Accent 4" w:uiPriority="47"/>
+    <w:lsdException w:name="List Table 3 Accent 4" w:uiPriority="48"/>
+    <w:lsdException w:name="List Table 4 Accent 4" w:uiPriority="49"/>
+    <w:lsdException w:name="List Table 5 Dark Accent 4" w:uiPriority="50"/>
+    <w:lsdException w:name="List Table 6 Colorful Accent 4" w:uiPriority="51"/>
+    <w:lsdException w:name="List Table 7 Colorful Accent 4" w:uiPriority="52"/>
+    <w:lsdException w:name="List Table 1 Light Accent 5" w:uiPriority="46"/>
+    <w:lsdException w:name="List Table 2 Accent 5" w:uiPriority="47"/>
+    <w:lsdException w:name="List Table 3 Accent 5" w:uiPriority="48"/>
+    <w:lsdException w:name="List Table 4 Accent 5" w:uiPriority="49"/>
+    <w:lsdException w:name="List Table 5 Dark Accent 5" w:uiPriority="50"/>
+    <w:lsdException w:name="List Table 6 Colorful Accent 5" w:uiPriority="51"/>
+    <w:lsdException w:name="List Table 7 Colorful Accent 5" w:uiPriority="52"/>
+    <w:lsdException w:name="List Table 1 Light Accent 6" w:uiPriority="46"/>
+    <w:lsdException w:name="List Table 2 Accent 6" w:uiPriority="47"/>
+    <w:lsdException w:name="List Table 3 Accent 6" w:uiPriority="48"/>
+    <w:lsdException w:name="List Table 4 Accent 6" w:uiPriority="49"/>
+    <w:lsdException w:name="List Table 5 Dark Accent 6" w:uiPriority="50"/>
+    <w:lsdException w:name="List Table 6 Colorful Accent 6" w:uiPriority="51"/>
+    <w:lsdException w:name="List Table 7 Colorful Accent 6" w:uiPriority="52"/>
+    <w:lsdException w:name="Mention" w:semiHidden="1" w:unhideWhenUsed="1"/>
+    <w:lsdException w:name="Smart Hyperlink" w:semiHidden="1" w:unhideWhenUsed="1"/>
+    <w:lsdException w:name="Hashtag" w:semiHidden="1" w:unhideWhenUsed="1"/>
+    <w:lsdException w:name="Unresolved Mention" w:semiHidden="1" w:unhideWhenUsed="1"/>
+    <w:lsdException w:name="Smart Link" w:semiHidden="1" w:unhideWhenUsed="1"/>
+  </w:latentStyles>
+  <w:style w:type="paragraph" w:styleId="Normal" w:default="1">
     <w:name w:val="Normal"/>
     <w:qFormat/>
+    <w:rsid w:val="005F0FA3"/>
   </w:style>
   <w:style w:type="paragraph" w:styleId="Heading1">
     <w:name w:val="heading 1"/>
@@ -3418,9 +4796,10 @@
     <w:link w:val="Heading1Char"/>
     <w:uiPriority w:val="9"/>
     <w:qFormat/>
+    <w:rsid w:val="005F0FA3"/>
     <w:pPr>
       <w:pBdr>
-        <w:bottom w:val="thinThickSmallGap" w:sz="12" w:space="1" w:color="1C6194"/>
+        <w:bottom w:val="thinThickSmallGap" w:sz="12" w:space="1" w:color="1C6194" w:themeColor="accent2" w:themeShade="BF"/>
       </w:pBdr>
       <w:spacing w:before="400"/>
       <w:jc w:val="center"/>
@@ -3440,10 +4819,12 @@
     <w:next w:val="Normal"/>
     <w:link w:val="Heading2Char"/>
     <w:uiPriority w:val="9"/>
+    <w:unhideWhenUsed/>
     <w:qFormat/>
+    <w:rsid w:val="005F0FA3"/>
     <w:pPr>
       <w:pBdr>
-        <w:bottom w:val="single" w:sz="4" w:space="1" w:color="134162"/>
+        <w:bottom w:val="single" w:sz="4" w:space="1" w:color="134162" w:themeColor="accent2" w:themeShade="7F"/>
       </w:pBdr>
       <w:spacing w:before="400"/>
       <w:jc w:val="center"/>
@@ -3463,11 +4844,13 @@
     <w:next w:val="Normal"/>
     <w:link w:val="Heading3Char"/>
     <w:uiPriority w:val="9"/>
+    <w:unhideWhenUsed/>
     <w:qFormat/>
+    <w:rsid w:val="005F0FA3"/>
     <w:pPr>
       <w:pBdr>
-        <w:top w:val="dotted" w:sz="4" w:space="1" w:color="134162"/>
-        <w:bottom w:val="dotted" w:sz="4" w:space="1" w:color="134162"/>
+        <w:top w:val="dotted" w:sz="4" w:space="1" w:color="134162" w:themeColor="accent2" w:themeShade="7F"/>
+        <w:bottom w:val="dotted" w:sz="4" w:space="1" w:color="134162" w:themeColor="accent2" w:themeShade="7F"/>
       </w:pBdr>
       <w:spacing w:before="300"/>
       <w:jc w:val="center"/>
@@ -3486,10 +4869,13 @@
     <w:next w:val="Normal"/>
     <w:link w:val="Heading4Char"/>
     <w:uiPriority w:val="9"/>
+    <w:semiHidden/>
+    <w:unhideWhenUsed/>
     <w:qFormat/>
+    <w:rsid w:val="005F0FA3"/>
     <w:pPr>
       <w:pBdr>
-        <w:bottom w:val="dotted" w:sz="4" w:space="1" w:color="1C6194"/>
+        <w:bottom w:val="dotted" w:sz="4" w:space="1" w:color="1C6194" w:themeColor="accent2" w:themeShade="BF"/>
       </w:pBdr>
       <w:spacing w:after="120"/>
       <w:jc w:val="center"/>
@@ -3507,7 +4893,10 @@
     <w:next w:val="Normal"/>
     <w:link w:val="Heading5Char"/>
     <w:uiPriority w:val="9"/>
+    <w:semiHidden/>
+    <w:unhideWhenUsed/>
     <w:qFormat/>
+    <w:rsid w:val="005F0FA3"/>
     <w:pPr>
       <w:spacing w:before="320" w:after="120"/>
       <w:jc w:val="center"/>
@@ -3525,7 +4914,10 @@
     <w:next w:val="Normal"/>
     <w:link w:val="Heading6Char"/>
     <w:uiPriority w:val="9"/>
+    <w:semiHidden/>
+    <w:unhideWhenUsed/>
     <w:qFormat/>
+    <w:rsid w:val="005F0FA3"/>
     <w:pPr>
       <w:spacing w:after="120"/>
       <w:jc w:val="center"/>
@@ -3543,7 +4935,10 @@
     <w:next w:val="Normal"/>
     <w:link w:val="Heading7Char"/>
     <w:uiPriority w:val="9"/>
+    <w:semiHidden/>
+    <w:unhideWhenUsed/>
     <w:qFormat/>
+    <w:rsid w:val="005F0FA3"/>
     <w:pPr>
       <w:spacing w:after="120"/>
       <w:jc w:val="center"/>
@@ -3563,7 +4958,10 @@
     <w:next w:val="Normal"/>
     <w:link w:val="Heading8Char"/>
     <w:uiPriority w:val="9"/>
+    <w:semiHidden/>
+    <w:unhideWhenUsed/>
     <w:qFormat/>
+    <w:rsid w:val="005F0FA3"/>
     <w:pPr>
       <w:spacing w:after="120"/>
       <w:jc w:val="center"/>
@@ -3582,7 +4980,10 @@
     <w:next w:val="Normal"/>
     <w:link w:val="Heading9Char"/>
     <w:uiPriority w:val="9"/>
+    <w:semiHidden/>
+    <w:unhideWhenUsed/>
     <w:qFormat/>
+    <w:rsid w:val="005F0FA3"/>
     <w:pPr>
       <w:spacing w:after="120"/>
       <w:jc w:val="center"/>
@@ -3597,14 +4998,18 @@
       <w:szCs w:val="20"/>
     </w:rPr>
   </w:style>
-  <w:style w:type="character" w:styleId="DefaultParagraphFont" w:default="true">
+  <w:style w:type="character" w:styleId="DefaultParagraphFont" w:default="1">
     <w:name w:val="Default Paragraph Font"/>
     <w:uiPriority w:val="1"/>
+    <w:unhideWhenUsed/>
   </w:style>
-  <w:style w:type="table" w:styleId="TableNormal" w:default="true">
+  <w:style w:type="table" w:styleId="TableNormal" w:default="1">
     <w:name w:val="Normal Table"/>
     <w:uiPriority w:val="99"/>
+    <w:semiHidden/>
+    <w:unhideWhenUsed/>
     <w:tblPr>
+      <w:tblInd w:w="0" w:type="dxa"/>
       <w:tblCellMar>
         <w:top w:w="0" w:type="dxa"/>
         <w:left w:w="108" w:type="dxa"/>
@@ -3613,15 +5018,18 @@
       </w:tblCellMar>
     </w:tblPr>
   </w:style>
-  <w:style w:type="numbering" w:styleId="NoList" w:default="true">
+  <w:style w:type="numbering" w:styleId="NoList" w:default="1">
     <w:name w:val="No List"/>
     <w:uiPriority w:val="99"/>
+    <w:semiHidden/>
+    <w:unhideWhenUsed/>
   </w:style>
-  <w:style w:type="character" w:styleId="Heading1Char" w:customStyle="true">
+  <w:style w:type="character" w:styleId="Heading1Char" w:customStyle="1">
     <w:name w:val="Heading 1 Char"/>
     <w:basedOn w:val="DefaultParagraphFont"/>
     <w:link w:val="Heading1"/>
     <w:uiPriority w:val="9"/>
+    <w:rsid w:val="005F0FA3"/>
     <w:rPr>
       <w:caps/>
       <w:color w:val="134163" w:themeColor="accent2" w:themeShade="80"/>
@@ -3630,11 +5038,12 @@
       <w:szCs w:val="28"/>
     </w:rPr>
   </w:style>
-  <w:style w:type="character" w:styleId="Heading2Char" w:customStyle="true">
+  <w:style w:type="character" w:styleId="Heading2Char" w:customStyle="1">
     <w:name w:val="Heading 2 Char"/>
     <w:basedOn w:val="DefaultParagraphFont"/>
     <w:link w:val="Heading2"/>
     <w:uiPriority w:val="9"/>
+    <w:rsid w:val="005F0FA3"/>
     <w:rPr>
       <w:caps/>
       <w:color w:val="134163" w:themeColor="accent2" w:themeShade="80"/>
@@ -3643,11 +5052,12 @@
       <w:szCs w:val="24"/>
     </w:rPr>
   </w:style>
-  <w:style w:type="character" w:styleId="Heading3Char" w:customStyle="true">
+  <w:style w:type="character" w:styleId="Heading3Char" w:customStyle="1">
     <w:name w:val="Heading 3 Char"/>
     <w:basedOn w:val="DefaultParagraphFont"/>
     <w:link w:val="Heading3"/>
     <w:uiPriority w:val="9"/>
+    <w:rsid w:val="005F0FA3"/>
     <w:rPr>
       <w:caps/>
       <w:color w:val="134162" w:themeColor="accent2" w:themeShade="7F"/>
@@ -3655,44 +5065,52 @@
       <w:szCs w:val="24"/>
     </w:rPr>
   </w:style>
-  <w:style w:type="character" w:styleId="Heading4Char" w:customStyle="true">
+  <w:style w:type="character" w:styleId="Heading4Char" w:customStyle="1">
     <w:name w:val="Heading 4 Char"/>
     <w:basedOn w:val="DefaultParagraphFont"/>
     <w:link w:val="Heading4"/>
     <w:uiPriority w:val="9"/>
+    <w:semiHidden/>
+    <w:rsid w:val="005F0FA3"/>
     <w:rPr>
       <w:caps/>
       <w:color w:val="134162" w:themeColor="accent2" w:themeShade="7F"/>
       <w:spacing w:val="10"/>
     </w:rPr>
   </w:style>
-  <w:style w:type="character" w:styleId="Heading5Char" w:customStyle="true">
+  <w:style w:type="character" w:styleId="Heading5Char" w:customStyle="1">
     <w:name w:val="Heading 5 Char"/>
     <w:basedOn w:val="DefaultParagraphFont"/>
     <w:link w:val="Heading5"/>
     <w:uiPriority w:val="9"/>
+    <w:semiHidden/>
+    <w:rsid w:val="005F0FA3"/>
     <w:rPr>
       <w:caps/>
       <w:color w:val="134162" w:themeColor="accent2" w:themeShade="7F"/>
       <w:spacing w:val="10"/>
     </w:rPr>
   </w:style>
-  <w:style w:type="character" w:styleId="Heading6Char" w:customStyle="true">
+  <w:style w:type="character" w:styleId="Heading6Char" w:customStyle="1">
     <w:name w:val="Heading 6 Char"/>
     <w:basedOn w:val="DefaultParagraphFont"/>
     <w:link w:val="Heading6"/>
     <w:uiPriority w:val="9"/>
+    <w:semiHidden/>
+    <w:rsid w:val="005F0FA3"/>
     <w:rPr>
       <w:caps/>
       <w:color w:val="1C6194" w:themeColor="accent2" w:themeShade="BF"/>
       <w:spacing w:val="10"/>
     </w:rPr>
   </w:style>
-  <w:style w:type="character" w:styleId="Heading7Char" w:customStyle="true">
+  <w:style w:type="character" w:styleId="Heading7Char" w:customStyle="1">
     <w:name w:val="Heading 7 Char"/>
     <w:basedOn w:val="DefaultParagraphFont"/>
     <w:link w:val="Heading7"/>
     <w:uiPriority w:val="9"/>
+    <w:semiHidden/>
+    <w:rsid w:val="005F0FA3"/>
     <w:rPr>
       <w:i/>
       <w:iCs/>
@@ -3701,11 +5119,13 @@
       <w:spacing w:val="10"/>
     </w:rPr>
   </w:style>
-  <w:style w:type="character" w:styleId="Heading8Char" w:customStyle="true">
+  <w:style w:type="character" w:styleId="Heading8Char" w:customStyle="1">
     <w:name w:val="Heading 8 Char"/>
     <w:basedOn w:val="DefaultParagraphFont"/>
     <w:link w:val="Heading8"/>
     <w:uiPriority w:val="9"/>
+    <w:semiHidden/>
+    <w:rsid w:val="005F0FA3"/>
     <w:rPr>
       <w:caps/>
       <w:spacing w:val="10"/>
@@ -3713,11 +5133,13 @@
       <w:szCs w:val="20"/>
     </w:rPr>
   </w:style>
-  <w:style w:type="character" w:styleId="Heading9Char" w:customStyle="true">
+  <w:style w:type="character" w:styleId="Heading9Char" w:customStyle="1">
     <w:name w:val="Heading 9 Char"/>
     <w:basedOn w:val="DefaultParagraphFont"/>
     <w:link w:val="Heading9"/>
     <w:uiPriority w:val="9"/>
+    <w:semiHidden/>
+    <w:rsid w:val="005F0FA3"/>
     <w:rPr>
       <w:i/>
       <w:iCs/>
@@ -3734,10 +5156,11 @@
     <w:link w:val="TitleChar"/>
     <w:uiPriority w:val="10"/>
     <w:qFormat/>
+    <w:rsid w:val="005F0FA3"/>
     <w:pPr>
       <w:pBdr>
-        <w:top w:val="dotted" w:sz="2" w:space="1" w:color="134163"/>
-        <w:bottom w:val="dotted" w:sz="2" w:space="6" w:color="134163"/>
+        <w:top w:val="dotted" w:sz="2" w:space="1" w:color="134163" w:themeColor="accent2" w:themeShade="80"/>
+        <w:bottom w:val="dotted" w:sz="2" w:space="6" w:color="134163" w:themeColor="accent2" w:themeShade="80"/>
       </w:pBdr>
       <w:spacing w:before="500" w:after="300" w:line="240" w:lineRule="auto"/>
       <w:jc w:val="center"/>
@@ -3750,11 +5173,12 @@
       <w:szCs w:val="44"/>
     </w:rPr>
   </w:style>
-  <w:style w:type="character" w:styleId="TitleChar" w:customStyle="true">
+  <w:style w:type="character" w:styleId="TitleChar" w:customStyle="1">
     <w:name w:val="Title Char"/>
     <w:basedOn w:val="DefaultParagraphFont"/>
     <w:link w:val="Title"/>
     <w:uiPriority w:val="10"/>
+    <w:rsid w:val="005F0FA3"/>
     <w:rPr>
       <w:caps/>
       <w:color w:val="134163" w:themeColor="accent2" w:themeShade="80"/>
@@ -3770,6 +5194,7 @@
     <w:link w:val="SubtitleChar"/>
     <w:uiPriority w:val="11"/>
     <w:qFormat/>
+    <w:rsid w:val="005F0FA3"/>
     <w:pPr>
       <w:spacing w:after="560" w:line="240" w:lineRule="auto"/>
       <w:jc w:val="center"/>
@@ -3781,11 +5206,12 @@
       <w:szCs w:val="18"/>
     </w:rPr>
   </w:style>
-  <w:style w:type="character" w:styleId="SubtitleChar" w:customStyle="true">
+  <w:style w:type="character" w:styleId="SubtitleChar" w:customStyle="1">
     <w:name w:val="Subtitle Char"/>
     <w:basedOn w:val="DefaultParagraphFont"/>
     <w:link w:val="Subtitle"/>
     <w:uiPriority w:val="11"/>
+    <w:rsid w:val="005F0FA3"/>
     <w:rPr>
       <w:caps/>
       <w:spacing w:val="20"/>
@@ -3800,16 +5226,18 @@
     <w:link w:val="QuoteChar"/>
     <w:uiPriority w:val="29"/>
     <w:qFormat/>
+    <w:rsid w:val="005F0FA3"/>
     <w:rPr>
       <w:i/>
       <w:iCs/>
     </w:rPr>
   </w:style>
-  <w:style w:type="character" w:styleId="QuoteChar" w:customStyle="true">
+  <w:style w:type="character" w:styleId="QuoteChar" w:customStyle="1">
     <w:name w:val="Quote Char"/>
     <w:basedOn w:val="DefaultParagraphFont"/>
     <w:link w:val="Quote"/>
     <w:uiPriority w:val="29"/>
+    <w:rsid w:val="005F0FA3"/>
     <w:rPr>
       <w:i/>
       <w:iCs/>
@@ -3820,14 +5248,17 @@
     <w:basedOn w:val="Normal"/>
     <w:uiPriority w:val="34"/>
     <w:qFormat/>
+    <w:rsid w:val="005F0FA3"/>
     <w:pPr>
       <w:ind w:left="720"/>
+      <w:contextualSpacing/>
     </w:pPr>
   </w:style>
   <w:style w:type="character" w:styleId="IntenseEmphasis">
     <w:name w:val="Intense Emphasis"/>
     <w:uiPriority w:val="21"/>
     <w:qFormat/>
+    <w:rsid w:val="005F0FA3"/>
     <w:rPr>
       <w:i/>
       <w:iCs/>
@@ -3844,10 +5275,11 @@
     <w:link w:val="IntenseQuoteChar"/>
     <w:uiPriority w:val="30"/>
     <w:qFormat/>
+    <w:rsid w:val="005F0FA3"/>
     <w:pPr>
       <w:pBdr>
-        <w:top w:val="dotted" w:sz="2" w:space="10" w:color="134163"/>
-        <w:bottom w:val="dotted" w:sz="2" w:space="4" w:color="134163"/>
+        <w:top w:val="dotted" w:sz="2" w:space="10" w:color="134163" w:themeColor="accent2" w:themeShade="80"/>
+        <w:bottom w:val="dotted" w:sz="2" w:space="4" w:color="134163" w:themeColor="accent2" w:themeShade="80"/>
       </w:pBdr>
       <w:spacing w:before="160" w:line="300" w:lineRule="auto"/>
       <w:ind w:left="1440" w:right="1440"/>
@@ -3860,11 +5292,12 @@
       <w:szCs w:val="20"/>
     </w:rPr>
   </w:style>
-  <w:style w:type="character" w:styleId="IntenseQuoteChar" w:customStyle="true">
+  <w:style w:type="character" w:styleId="IntenseQuoteChar" w:customStyle="1">
     <w:name w:val="Intense Quote Char"/>
     <w:basedOn w:val="DefaultParagraphFont"/>
     <w:link w:val="IntenseQuote"/>
     <w:uiPriority w:val="30"/>
+    <w:rsid w:val="005F0FA3"/>
     <w:rPr>
       <w:caps/>
       <w:color w:val="134162" w:themeColor="accent2" w:themeShade="7F"/>
@@ -3877,8 +5310,9 @@
     <w:name w:val="Intense Reference"/>
     <w:uiPriority w:val="32"/>
     <w:qFormat/>
+    <w:rsid w:val="005F0FA3"/>
     <w:rPr>
-      <w:rFonts/>
+      <w:rFonts w:asciiTheme="minorHAnsi" w:eastAsiaTheme="minorEastAsia" w:hAnsiTheme="minorHAnsi" w:cstheme="minorBidi"/>
       <w:b/>
       <w:bCs/>
       <w:i/>
@@ -3891,7 +5325,10 @@
     <w:basedOn w:val="Normal"/>
     <w:next w:val="Normal"/>
     <w:uiPriority w:val="35"/>
+    <w:semiHidden/>
+    <w:unhideWhenUsed/>
     <w:qFormat/>
+    <w:rsid w:val="005F0FA3"/>
     <w:rPr>
       <w:caps/>
       <w:spacing w:val="10"/>
@@ -3903,6 +5340,7 @@
     <w:name w:val="Strong"/>
     <w:uiPriority w:val="22"/>
     <w:qFormat/>
+    <w:rsid w:val="005F0FA3"/>
     <w:rPr>
       <w:b/>
       <w:bCs/>
@@ -3914,6 +5352,7 @@
     <w:name w:val="Emphasis"/>
     <w:uiPriority w:val="20"/>
     <w:qFormat/>
+    <w:rsid w:val="005F0FA3"/>
     <w:rPr>
       <w:caps/>
       <w:spacing w:val="5"/>
@@ -3927,20 +5366,23 @@
     <w:link w:val="NoSpacingChar"/>
     <w:uiPriority w:val="1"/>
     <w:qFormat/>
+    <w:rsid w:val="005F0FA3"/>
     <w:pPr>
       <w:spacing w:after="0" w:line="240" w:lineRule="auto"/>
     </w:pPr>
   </w:style>
-  <w:style w:type="character" w:styleId="NoSpacingChar" w:customStyle="true">
+  <w:style w:type="character" w:styleId="NoSpacingChar" w:customStyle="1">
     <w:name w:val="No Spacing Char"/>
     <w:basedOn w:val="DefaultParagraphFont"/>
     <w:link w:val="NoSpacing"/>
     <w:uiPriority w:val="1"/>
+    <w:rsid w:val="005F0FA3"/>
   </w:style>
   <w:style w:type="character" w:styleId="SubtleEmphasis">
     <w:name w:val="Subtle Emphasis"/>
     <w:uiPriority w:val="19"/>
     <w:qFormat/>
+    <w:rsid w:val="005F0FA3"/>
     <w:rPr>
       <w:i/>
       <w:iCs/>
@@ -3951,8 +5393,9 @@
     <w:basedOn w:val="DefaultParagraphFont"/>
     <w:uiPriority w:val="31"/>
     <w:qFormat/>
+    <w:rsid w:val="005F0FA3"/>
     <w:rPr>
-      <w:rFonts/>
+      <w:rFonts w:asciiTheme="minorHAnsi" w:eastAsiaTheme="minorEastAsia" w:hAnsiTheme="minorHAnsi" w:cstheme="minorBidi"/>
       <w:i/>
       <w:iCs/>
       <w:color w:val="134162" w:themeColor="accent2" w:themeShade="7F"/>
@@ -3962,11 +5405,12 @@
     <w:name w:val="Book Title"/>
     <w:uiPriority w:val="33"/>
     <w:qFormat/>
+    <w:rsid w:val="005F0FA3"/>
     <w:rPr>
       <w:caps/>
       <w:color w:val="134162" w:themeColor="accent2" w:themeShade="7F"/>
       <w:spacing w:val="5"/>
-      <w:u/>
+      <w:u w:color="134162" w:themeColor="accent2" w:themeShade="7F"/>
     </w:rPr>
   </w:style>
   <w:style w:type="paragraph" w:styleId="TOCHeading">
@@ -3974,7 +5418,10 @@
     <w:basedOn w:val="Heading1"/>
     <w:next w:val="Normal"/>
     <w:uiPriority w:val="39"/>
+    <w:semiHidden/>
+    <w:unhideWhenUsed/>
     <w:qFormat/>
+    <w:rsid w:val="005F0FA3"/>
     <w:pPr>
       <w:outlineLvl w:val="9"/>
     </w:pPr>
@@ -3985,18 +5432,28 @@
     <w:next w:val="Normal"/>
     <w:link w:val="DateChar"/>
     <w:uiPriority w:val="99"/>
+    <w:unhideWhenUsed/>
+    <w:rsid w:val="005F0FA3"/>
   </w:style>
-  <w:style w:type="character" w:styleId="DateChar" w:customStyle="true">
+  <w:style w:type="character" w:styleId="DateChar" w:customStyle="1">
     <w:name w:val="Date Char"/>
     <w:basedOn w:val="DefaultParagraphFont"/>
     <w:link w:val="Date"/>
     <w:uiPriority w:val="99"/>
+    <w:rsid w:val="005F0FA3"/>
   </w:style>
   <w:style w:type="paragraph" w:styleId="ListBullet">
     <w:name w:val="List Bullet"/>
     <w:basedOn w:val="Normal"/>
     <w:uiPriority w:val="99"/>
-    <w:pPr/>
+    <w:unhideWhenUsed/>
+    <w:rsid w:val="005F0FA3"/>
+    <w:pPr>
+      <w:numPr>
+        <w:numId w:val="1"/>
+      </w:numPr>
+      <w:contextualSpacing/>
+    </w:pPr>
   </w:style>
 </w:styles>
 </file>
@@ -4240,7 +5697,7 @@
           </a:schemeClr>
         </a:solidFill>
         <a:blipFill rotWithShape="1">
-          <a:blip>
+          <a:blip embed="rId1">
             <a:duotone>
               <a:schemeClr val="phClr">
                 <a:tint val="95000"/>
@@ -4263,7 +5720,7 @@
   <a:extraClrSchemeLst/>
   <a:extLst>
     <a:ext uri="{05A4C25C-085E-4340-85A3-A5531E510DB2}">
-      <themeFamily xmlns="http://schemas.microsoft.com/office/thememl/2012/main" name="Integral" id="{3577F8C9-A904-41D8-97D2-FD898F53F20E}" vid="{682D6EBE-8D36-4FF2-9DB3-F3D8D7B6715D}"/>
+      <thm15:themeFamily xmlns:thm15="http://schemas.microsoft.com/office/thememl/2012/main" thm15:name="Integral" thm15:id="{3577F8C9-A904-41D8-97D2-FD898F53F20E}" thm15:vid="{682D6EBE-8D36-4FF2-9DB3-F3D8D7B6715D}"/>
     </a:ext>
   </a:extLst>
 </a:theme>
